--- a/docs/MSXData/MSX_DEBUG_File_Format.docx
+++ b/docs/MSXData/MSX_DEBUG_File_Format.docx
@@ -561,7 +561,7 @@
       <w:pPr>
         <w:pStyle w:val="Ttulo1"/>
       </w:pPr>
-      <w:bookmarkStart w:id="0" w:name="_Toc238122745"/>
+      <w:bookmarkStart w:id="0" w:name="_Toc238330532"/>
       <w:r>
         <w:lastRenderedPageBreak/>
         <w:t>Contents</w:t>
@@ -596,7 +596,7 @@
       <w:r>
         <w:fldChar w:fldCharType="separate"/>
       </w:r>
-      <w:hyperlink w:anchor="_Toc238122745" w:history="1">
+      <w:hyperlink w:anchor="_Toc238330532" w:history="1">
         <w:r>
           <w:rPr>
             <w:rStyle w:val="Hipervnculo"/>
@@ -623,7 +623,7 @@
             <w:noProof/>
             <w:webHidden/>
           </w:rPr>
-          <w:instrText xml:space="preserve"> PAGEREF _Toc238122745 \h </w:instrText>
+          <w:instrText xml:space="preserve"> PAGEREF _Toc238330532 \h </w:instrText>
         </w:r>
         <w:r>
           <w:rPr>
@@ -674,7 +674,7 @@
           <w14:ligatures w14:val="standardContextual"/>
         </w:rPr>
       </w:pPr>
-      <w:hyperlink w:anchor="_Toc238122746" w:history="1">
+      <w:hyperlink w:anchor="_Toc238330533" w:history="1">
         <w:r>
           <w:rPr>
             <w:rStyle w:val="Hipervnculo"/>
@@ -701,7 +701,7 @@
             <w:noProof/>
             <w:webHidden/>
           </w:rPr>
-          <w:instrText xml:space="preserve"> PAGEREF _Toc238122746 \h </w:instrText>
+          <w:instrText xml:space="preserve"> PAGEREF _Toc238330533 \h </w:instrText>
         </w:r>
         <w:r>
           <w:rPr>
@@ -752,7 +752,7 @@
           <w14:ligatures w14:val="standardContextual"/>
         </w:rPr>
       </w:pPr>
-      <w:hyperlink w:anchor="_Toc238122747" w:history="1">
+      <w:hyperlink w:anchor="_Toc238330534" w:history="1">
         <w:r>
           <w:rPr>
             <w:rStyle w:val="Hipervnculo"/>
@@ -779,7 +779,7 @@
             <w:noProof/>
             <w:webHidden/>
           </w:rPr>
-          <w:instrText xml:space="preserve"> PAGEREF _Toc238122747 \h </w:instrText>
+          <w:instrText xml:space="preserve"> PAGEREF _Toc238330534 \h </w:instrText>
         </w:r>
         <w:r>
           <w:rPr>
@@ -829,7 +829,7 @@
           <w14:ligatures w14:val="standardContextual"/>
         </w:rPr>
       </w:pPr>
-      <w:hyperlink w:anchor="_Toc238122748" w:history="1">
+      <w:hyperlink w:anchor="_Toc238330535" w:history="1">
         <w:r>
           <w:rPr>
             <w:rStyle w:val="Hipervnculo"/>
@@ -856,7 +856,7 @@
             <w:noProof/>
             <w:webHidden/>
           </w:rPr>
-          <w:instrText xml:space="preserve"> PAGEREF _Toc238122748 \h </w:instrText>
+          <w:instrText xml:space="preserve"> PAGEREF _Toc238330535 \h </w:instrText>
         </w:r>
         <w:r>
           <w:rPr>
@@ -907,7 +907,7 @@
           <w14:ligatures w14:val="standardContextual"/>
         </w:rPr>
       </w:pPr>
-      <w:hyperlink w:anchor="_Toc238122749" w:history="1">
+      <w:hyperlink w:anchor="_Toc238330536" w:history="1">
         <w:r>
           <w:rPr>
             <w:rStyle w:val="Hipervnculo"/>
@@ -934,7 +934,7 @@
             <w:noProof/>
             <w:webHidden/>
           </w:rPr>
-          <w:instrText xml:space="preserve"> PAGEREF _Toc238122749 \h </w:instrText>
+          <w:instrText xml:space="preserve"> PAGEREF _Toc238330536 \h </w:instrText>
         </w:r>
         <w:r>
           <w:rPr>
@@ -984,7 +984,7 @@
           <w14:ligatures w14:val="standardContextual"/>
         </w:rPr>
       </w:pPr>
-      <w:hyperlink w:anchor="_Toc238122750" w:history="1">
+      <w:hyperlink w:anchor="_Toc238330537" w:history="1">
         <w:r>
           <w:rPr>
             <w:rStyle w:val="Hipervnculo"/>
@@ -1011,7 +1011,7 @@
             <w:noProof/>
             <w:webHidden/>
           </w:rPr>
-          <w:instrText xml:space="preserve"> PAGEREF _Toc238122750 \h </w:instrText>
+          <w:instrText xml:space="preserve"> PAGEREF _Toc238330537 \h </w:instrText>
         </w:r>
         <w:r>
           <w:rPr>
@@ -1061,7 +1061,7 @@
           <w14:ligatures w14:val="standardContextual"/>
         </w:rPr>
       </w:pPr>
-      <w:hyperlink w:anchor="_Toc238122751" w:history="1">
+      <w:hyperlink w:anchor="_Toc238330538" w:history="1">
         <w:r>
           <w:rPr>
             <w:rStyle w:val="Hipervnculo"/>
@@ -1088,7 +1088,7 @@
             <w:noProof/>
             <w:webHidden/>
           </w:rPr>
-          <w:instrText xml:space="preserve"> PAGEREF _Toc238122751 \h </w:instrText>
+          <w:instrText xml:space="preserve"> PAGEREF _Toc238330538 \h </w:instrText>
         </w:r>
         <w:r>
           <w:rPr>
@@ -1139,7 +1139,7 @@
           <w14:ligatures w14:val="standardContextual"/>
         </w:rPr>
       </w:pPr>
-      <w:hyperlink w:anchor="_Toc238122752" w:history="1">
+      <w:hyperlink w:anchor="_Toc238330539" w:history="1">
         <w:r>
           <w:rPr>
             <w:rStyle w:val="Hipervnculo"/>
@@ -1166,7 +1166,7 @@
             <w:noProof/>
             <w:webHidden/>
           </w:rPr>
-          <w:instrText xml:space="preserve"> PAGEREF _Toc238122752 \h </w:instrText>
+          <w:instrText xml:space="preserve"> PAGEREF _Toc238330539 \h </w:instrText>
         </w:r>
         <w:r>
           <w:rPr>
@@ -1216,7 +1216,7 @@
           <w14:ligatures w14:val="standardContextual"/>
         </w:rPr>
       </w:pPr>
-      <w:hyperlink w:anchor="_Toc238122753" w:history="1">
+      <w:hyperlink w:anchor="_Toc238330540" w:history="1">
         <w:r>
           <w:rPr>
             <w:rStyle w:val="Hipervnculo"/>
@@ -1243,7 +1243,7 @@
             <w:noProof/>
             <w:webHidden/>
           </w:rPr>
-          <w:instrText xml:space="preserve"> PAGEREF _Toc238122753 \h </w:instrText>
+          <w:instrText xml:space="preserve"> PAGEREF _Toc238330540 \h </w:instrText>
         </w:r>
         <w:r>
           <w:rPr>
@@ -1293,7 +1293,7 @@
           <w14:ligatures w14:val="standardContextual"/>
         </w:rPr>
       </w:pPr>
-      <w:hyperlink w:anchor="_Toc238122754" w:history="1">
+      <w:hyperlink w:anchor="_Toc238330541" w:history="1">
         <w:r>
           <w:rPr>
             <w:rStyle w:val="Hipervnculo"/>
@@ -1320,7 +1320,7 @@
             <w:noProof/>
             <w:webHidden/>
           </w:rPr>
-          <w:instrText xml:space="preserve"> PAGEREF _Toc238122754 \h </w:instrText>
+          <w:instrText xml:space="preserve"> PAGEREF _Toc238330541 \h </w:instrText>
         </w:r>
         <w:r>
           <w:rPr>
@@ -1371,7 +1371,7 @@
           <w14:ligatures w14:val="standardContextual"/>
         </w:rPr>
       </w:pPr>
-      <w:hyperlink w:anchor="_Toc238122755" w:history="1">
+      <w:hyperlink w:anchor="_Toc238330542" w:history="1">
         <w:r>
           <w:rPr>
             <w:rStyle w:val="Hipervnculo"/>
@@ -1398,7 +1398,7 @@
             <w:noProof/>
             <w:webHidden/>
           </w:rPr>
-          <w:instrText xml:space="preserve"> PAGEREF _Toc238122755 \h </w:instrText>
+          <w:instrText xml:space="preserve"> PAGEREF _Toc238330542 \h </w:instrText>
         </w:r>
         <w:r>
           <w:rPr>
@@ -1448,7 +1448,7 @@
           <w14:ligatures w14:val="standardContextual"/>
         </w:rPr>
       </w:pPr>
-      <w:hyperlink w:anchor="_Toc238122756" w:history="1">
+      <w:hyperlink w:anchor="_Toc238330543" w:history="1">
         <w:r>
           <w:rPr>
             <w:rStyle w:val="Hipervnculo"/>
@@ -1475,7 +1475,7 @@
             <w:noProof/>
             <w:webHidden/>
           </w:rPr>
-          <w:instrText xml:space="preserve"> PAGEREF _Toc238122756 \h </w:instrText>
+          <w:instrText xml:space="preserve"> PAGEREF _Toc238330543 \h </w:instrText>
         </w:r>
         <w:r>
           <w:rPr>
@@ -1525,7 +1525,7 @@
           <w14:ligatures w14:val="standardContextual"/>
         </w:rPr>
       </w:pPr>
-      <w:hyperlink w:anchor="_Toc238122757" w:history="1">
+      <w:hyperlink w:anchor="_Toc238330544" w:history="1">
         <w:r>
           <w:rPr>
             <w:rStyle w:val="Hipervnculo"/>
@@ -1552,7 +1552,7 @@
             <w:noProof/>
             <w:webHidden/>
           </w:rPr>
-          <w:instrText xml:space="preserve"> PAGEREF _Toc238122757 \h </w:instrText>
+          <w:instrText xml:space="preserve"> PAGEREF _Toc238330544 \h </w:instrText>
         </w:r>
         <w:r>
           <w:rPr>
@@ -1602,7 +1602,7 @@
           <w14:ligatures w14:val="standardContextual"/>
         </w:rPr>
       </w:pPr>
-      <w:hyperlink w:anchor="_Toc238122758" w:history="1">
+      <w:hyperlink w:anchor="_Toc238330545" w:history="1">
         <w:r>
           <w:rPr>
             <w:rStyle w:val="Hipervnculo"/>
@@ -1629,7 +1629,7 @@
             <w:noProof/>
             <w:webHidden/>
           </w:rPr>
-          <w:instrText xml:space="preserve"> PAGEREF _Toc238122758 \h </w:instrText>
+          <w:instrText xml:space="preserve"> PAGEREF _Toc238330545 \h </w:instrText>
         </w:r>
         <w:r>
           <w:rPr>
@@ -1679,7 +1679,7 @@
           <w14:ligatures w14:val="standardContextual"/>
         </w:rPr>
       </w:pPr>
-      <w:hyperlink w:anchor="_Toc238122759" w:history="1">
+      <w:hyperlink w:anchor="_Toc238330546" w:history="1">
         <w:r>
           <w:rPr>
             <w:rStyle w:val="Hipervnculo"/>
@@ -1706,7 +1706,7 @@
             <w:noProof/>
             <w:webHidden/>
           </w:rPr>
-          <w:instrText xml:space="preserve"> PAGEREF _Toc238122759 \h </w:instrText>
+          <w:instrText xml:space="preserve"> PAGEREF _Toc238330546 \h </w:instrText>
         </w:r>
         <w:r>
           <w:rPr>
@@ -1756,7 +1756,7 @@
           <w14:ligatures w14:val="standardContextual"/>
         </w:rPr>
       </w:pPr>
-      <w:hyperlink w:anchor="_Toc238122760" w:history="1">
+      <w:hyperlink w:anchor="_Toc238330547" w:history="1">
         <w:r>
           <w:rPr>
             <w:rStyle w:val="Hipervnculo"/>
@@ -1783,7 +1783,7 @@
             <w:noProof/>
             <w:webHidden/>
           </w:rPr>
-          <w:instrText xml:space="preserve"> PAGEREF _Toc238122760 \h </w:instrText>
+          <w:instrText xml:space="preserve"> PAGEREF _Toc238330547 \h </w:instrText>
         </w:r>
         <w:r>
           <w:rPr>
@@ -1833,7 +1833,7 @@
           <w14:ligatures w14:val="standardContextual"/>
         </w:rPr>
       </w:pPr>
-      <w:hyperlink w:anchor="_Toc238122761" w:history="1">
+      <w:hyperlink w:anchor="_Toc238330548" w:history="1">
         <w:r>
           <w:rPr>
             <w:rStyle w:val="Hipervnculo"/>
@@ -1860,7 +1860,7 @@
             <w:noProof/>
             <w:webHidden/>
           </w:rPr>
-          <w:instrText xml:space="preserve"> PAGEREF _Toc238122761 \h </w:instrText>
+          <w:instrText xml:space="preserve"> PAGEREF _Toc238330548 \h </w:instrText>
         </w:r>
         <w:r>
           <w:rPr>
@@ -1911,7 +1911,7 @@
           <w14:ligatures w14:val="standardContextual"/>
         </w:rPr>
       </w:pPr>
-      <w:hyperlink w:anchor="_Toc238122762" w:history="1">
+      <w:hyperlink w:anchor="_Toc238330549" w:history="1">
         <w:r>
           <w:rPr>
             <w:rStyle w:val="Hipervnculo"/>
@@ -1938,7 +1938,7 @@
             <w:noProof/>
             <w:webHidden/>
           </w:rPr>
-          <w:instrText xml:space="preserve"> PAGEREF _Toc238122762 \h </w:instrText>
+          <w:instrText xml:space="preserve"> PAGEREF _Toc238330549 \h </w:instrText>
         </w:r>
         <w:r>
           <w:rPr>
@@ -1988,7 +1988,7 @@
           <w14:ligatures w14:val="standardContextual"/>
         </w:rPr>
       </w:pPr>
-      <w:hyperlink w:anchor="_Toc238122763" w:history="1">
+      <w:hyperlink w:anchor="_Toc238330550" w:history="1">
         <w:r>
           <w:rPr>
             <w:rStyle w:val="Hipervnculo"/>
@@ -2015,7 +2015,7 @@
             <w:noProof/>
             <w:webHidden/>
           </w:rPr>
-          <w:instrText xml:space="preserve"> PAGEREF _Toc238122763 \h </w:instrText>
+          <w:instrText xml:space="preserve"> PAGEREF _Toc238330550 \h </w:instrText>
         </w:r>
         <w:r>
           <w:rPr>
@@ -2065,7 +2065,7 @@
           <w14:ligatures w14:val="standardContextual"/>
         </w:rPr>
       </w:pPr>
-      <w:hyperlink w:anchor="_Toc238122764" w:history="1">
+      <w:hyperlink w:anchor="_Toc238330551" w:history="1">
         <w:r>
           <w:rPr>
             <w:rStyle w:val="Hipervnculo"/>
@@ -2092,7 +2092,7 @@
             <w:noProof/>
             <w:webHidden/>
           </w:rPr>
-          <w:instrText xml:space="preserve"> PAGEREF _Toc238122764 \h </w:instrText>
+          <w:instrText xml:space="preserve"> PAGEREF _Toc238330551 \h </w:instrText>
         </w:r>
         <w:r>
           <w:rPr>
@@ -2140,7 +2140,7 @@
           <w14:ligatures w14:val="standardContextual"/>
         </w:rPr>
       </w:pPr>
-      <w:hyperlink w:anchor="_Toc238122765" w:history="1">
+      <w:hyperlink w:anchor="_Toc238330552" w:history="1">
         <w:r>
           <w:rPr>
             <w:rStyle w:val="Hipervnculo"/>
@@ -2167,7 +2167,7 @@
             <w:noProof/>
             <w:webHidden/>
           </w:rPr>
-          <w:instrText xml:space="preserve"> PAGEREF _Toc238122765 \h </w:instrText>
+          <w:instrText xml:space="preserve"> PAGEREF _Toc238330552 \h </w:instrText>
         </w:r>
         <w:r>
           <w:rPr>
@@ -2215,7 +2215,7 @@
           <w14:ligatures w14:val="standardContextual"/>
         </w:rPr>
       </w:pPr>
-      <w:hyperlink w:anchor="_Toc238122766" w:history="1">
+      <w:hyperlink w:anchor="_Toc238330553" w:history="1">
         <w:r>
           <w:rPr>
             <w:rStyle w:val="Hipervnculo"/>
@@ -2242,7 +2242,7 @@
             <w:noProof/>
             <w:webHidden/>
           </w:rPr>
-          <w:instrText xml:space="preserve"> PAGEREF _Toc238122766 \h </w:instrText>
+          <w:instrText xml:space="preserve"> PAGEREF _Toc238330553 \h </w:instrText>
         </w:r>
         <w:r>
           <w:rPr>
@@ -2290,7 +2290,7 @@
           <w14:ligatures w14:val="standardContextual"/>
         </w:rPr>
       </w:pPr>
-      <w:hyperlink w:anchor="_Toc238122767" w:history="1">
+      <w:hyperlink w:anchor="_Toc238330554" w:history="1">
         <w:r>
           <w:rPr>
             <w:rStyle w:val="Hipervnculo"/>
@@ -2317,7 +2317,7 @@
             <w:noProof/>
             <w:webHidden/>
           </w:rPr>
-          <w:instrText xml:space="preserve"> PAGEREF _Toc238122767 \h </w:instrText>
+          <w:instrText xml:space="preserve"> PAGEREF _Toc238330554 \h </w:instrText>
         </w:r>
         <w:r>
           <w:rPr>
@@ -2365,7 +2365,7 @@
           <w14:ligatures w14:val="standardContextual"/>
         </w:rPr>
       </w:pPr>
-      <w:hyperlink w:anchor="_Toc238122768" w:history="1">
+      <w:hyperlink w:anchor="_Toc238330555" w:history="1">
         <w:r>
           <w:rPr>
             <w:rStyle w:val="Hipervnculo"/>
@@ -2392,7 +2392,7 @@
             <w:noProof/>
             <w:webHidden/>
           </w:rPr>
-          <w:instrText xml:space="preserve"> PAGEREF _Toc238122768 \h </w:instrText>
+          <w:instrText xml:space="preserve"> PAGEREF _Toc238330555 \h </w:instrText>
         </w:r>
         <w:r>
           <w:rPr>
@@ -2443,7 +2443,7 @@
           <w14:ligatures w14:val="standardContextual"/>
         </w:rPr>
       </w:pPr>
-      <w:hyperlink w:anchor="_Toc238122769" w:history="1">
+      <w:hyperlink w:anchor="_Toc238330556" w:history="1">
         <w:r>
           <w:rPr>
             <w:rStyle w:val="Hipervnculo"/>
@@ -2470,7 +2470,7 @@
             <w:noProof/>
             <w:webHidden/>
           </w:rPr>
-          <w:instrText xml:space="preserve"> PAGEREF _Toc238122769 \h </w:instrText>
+          <w:instrText xml:space="preserve"> PAGEREF _Toc238330556 \h </w:instrText>
         </w:r>
         <w:r>
           <w:rPr>
@@ -2520,7 +2520,7 @@
           <w14:ligatures w14:val="standardContextual"/>
         </w:rPr>
       </w:pPr>
-      <w:hyperlink w:anchor="_Toc238122770" w:history="1">
+      <w:hyperlink w:anchor="_Toc238330557" w:history="1">
         <w:r>
           <w:rPr>
             <w:rStyle w:val="Hipervnculo"/>
@@ -2547,7 +2547,7 @@
             <w:noProof/>
             <w:webHidden/>
           </w:rPr>
-          <w:instrText xml:space="preserve"> PAGEREF _Toc238122770 \h </w:instrText>
+          <w:instrText xml:space="preserve"> PAGEREF _Toc238330557 \h </w:instrText>
         </w:r>
         <w:r>
           <w:rPr>
@@ -2597,7 +2597,7 @@
           <w14:ligatures w14:val="standardContextual"/>
         </w:rPr>
       </w:pPr>
-      <w:hyperlink w:anchor="_Toc238122771" w:history="1">
+      <w:hyperlink w:anchor="_Toc238330558" w:history="1">
         <w:r>
           <w:rPr>
             <w:rStyle w:val="Hipervnculo"/>
@@ -2624,7 +2624,7 @@
             <w:noProof/>
             <w:webHidden/>
           </w:rPr>
-          <w:instrText xml:space="preserve"> PAGEREF _Toc238122771 \h </w:instrText>
+          <w:instrText xml:space="preserve"> PAGEREF _Toc238330558 \h </w:instrText>
         </w:r>
         <w:r>
           <w:rPr>
@@ -2675,7 +2675,7 @@
           <w14:ligatures w14:val="standardContextual"/>
         </w:rPr>
       </w:pPr>
-      <w:hyperlink w:anchor="_Toc238122772" w:history="1">
+      <w:hyperlink w:anchor="_Toc238330559" w:history="1">
         <w:r>
           <w:rPr>
             <w:rStyle w:val="Hipervnculo"/>
@@ -2702,7 +2702,7 @@
             <w:noProof/>
             <w:webHidden/>
           </w:rPr>
-          <w:instrText xml:space="preserve"> PAGEREF _Toc238122772 \h </w:instrText>
+          <w:instrText xml:space="preserve"> PAGEREF _Toc238330559 \h </w:instrText>
         </w:r>
         <w:r>
           <w:rPr>
@@ -2752,7 +2752,7 @@
           <w14:ligatures w14:val="standardContextual"/>
         </w:rPr>
       </w:pPr>
-      <w:hyperlink w:anchor="_Toc238122773" w:history="1">
+      <w:hyperlink w:anchor="_Toc238330560" w:history="1">
         <w:r>
           <w:rPr>
             <w:rStyle w:val="Hipervnculo"/>
@@ -2779,7 +2779,7 @@
             <w:noProof/>
             <w:webHidden/>
           </w:rPr>
-          <w:instrText xml:space="preserve"> PAGEREF _Toc238122773 \h </w:instrText>
+          <w:instrText xml:space="preserve"> PAGEREF _Toc238330560 \h </w:instrText>
         </w:r>
         <w:r>
           <w:rPr>
@@ -2829,7 +2829,7 @@
           <w14:ligatures w14:val="standardContextual"/>
         </w:rPr>
       </w:pPr>
-      <w:hyperlink w:anchor="_Toc238122774" w:history="1">
+      <w:hyperlink w:anchor="_Toc238330561" w:history="1">
         <w:r>
           <w:rPr>
             <w:rStyle w:val="Hipervnculo"/>
@@ -2856,7 +2856,7 @@
             <w:noProof/>
             <w:webHidden/>
           </w:rPr>
-          <w:instrText xml:space="preserve"> PAGEREF _Toc238122774 \h </w:instrText>
+          <w:instrText xml:space="preserve"> PAGEREF _Toc238330561 \h </w:instrText>
         </w:r>
         <w:r>
           <w:rPr>
@@ -2907,7 +2907,7 @@
           <w14:ligatures w14:val="standardContextual"/>
         </w:rPr>
       </w:pPr>
-      <w:hyperlink w:anchor="_Toc238122775" w:history="1">
+      <w:hyperlink w:anchor="_Toc238330562" w:history="1">
         <w:r>
           <w:rPr>
             <w:rStyle w:val="Hipervnculo"/>
@@ -2934,7 +2934,7 @@
             <w:noProof/>
             <w:webHidden/>
           </w:rPr>
-          <w:instrText xml:space="preserve"> PAGEREF _Toc238122775 \h </w:instrText>
+          <w:instrText xml:space="preserve"> PAGEREF _Toc238330562 \h </w:instrText>
         </w:r>
         <w:r>
           <w:rPr>
@@ -2984,7 +2984,7 @@
           <w14:ligatures w14:val="standardContextual"/>
         </w:rPr>
       </w:pPr>
-      <w:hyperlink w:anchor="_Toc238122776" w:history="1">
+      <w:hyperlink w:anchor="_Toc238330563" w:history="1">
         <w:r>
           <w:rPr>
             <w:rStyle w:val="Hipervnculo"/>
@@ -3011,7 +3011,7 @@
             <w:noProof/>
             <w:webHidden/>
           </w:rPr>
-          <w:instrText xml:space="preserve"> PAGEREF _Toc238122776 \h </w:instrText>
+          <w:instrText xml:space="preserve"> PAGEREF _Toc238330563 \h </w:instrText>
         </w:r>
         <w:r>
           <w:rPr>
@@ -3061,7 +3061,7 @@
           <w14:ligatures w14:val="standardContextual"/>
         </w:rPr>
       </w:pPr>
-      <w:hyperlink w:anchor="_Toc238122777" w:history="1">
+      <w:hyperlink w:anchor="_Toc238330564" w:history="1">
         <w:r>
           <w:rPr>
             <w:rStyle w:val="Hipervnculo"/>
@@ -3088,7 +3088,7 @@
             <w:noProof/>
             <w:webHidden/>
           </w:rPr>
-          <w:instrText xml:space="preserve"> PAGEREF _Toc238122777 \h </w:instrText>
+          <w:instrText xml:space="preserve"> PAGEREF _Toc238330564 \h </w:instrText>
         </w:r>
         <w:r>
           <w:rPr>
@@ -3138,7 +3138,7 @@
           <w14:ligatures w14:val="standardContextual"/>
         </w:rPr>
       </w:pPr>
-      <w:hyperlink w:anchor="_Toc238122778" w:history="1">
+      <w:hyperlink w:anchor="_Toc238330565" w:history="1">
         <w:r>
           <w:rPr>
             <w:rStyle w:val="Hipervnculo"/>
@@ -3165,7 +3165,7 @@
             <w:noProof/>
             <w:webHidden/>
           </w:rPr>
-          <w:instrText xml:space="preserve"> PAGEREF _Toc238122778 \h </w:instrText>
+          <w:instrText xml:space="preserve"> PAGEREF _Toc238330565 \h </w:instrText>
         </w:r>
         <w:r>
           <w:rPr>
@@ -3215,7 +3215,7 @@
           <w14:ligatures w14:val="standardContextual"/>
         </w:rPr>
       </w:pPr>
-      <w:hyperlink w:anchor="_Toc238122779" w:history="1">
+      <w:hyperlink w:anchor="_Toc238330566" w:history="1">
         <w:r>
           <w:rPr>
             <w:rStyle w:val="Hipervnculo"/>
@@ -3242,7 +3242,7 @@
             <w:noProof/>
             <w:webHidden/>
           </w:rPr>
-          <w:instrText xml:space="preserve"> PAGEREF _Toc238122779 \h </w:instrText>
+          <w:instrText xml:space="preserve"> PAGEREF _Toc238330566 \h </w:instrText>
         </w:r>
         <w:r>
           <w:rPr>
@@ -3292,7 +3292,7 @@
           <w14:ligatures w14:val="standardContextual"/>
         </w:rPr>
       </w:pPr>
-      <w:hyperlink w:anchor="_Toc238122780" w:history="1">
+      <w:hyperlink w:anchor="_Toc238330567" w:history="1">
         <w:r>
           <w:rPr>
             <w:rStyle w:val="Hipervnculo"/>
@@ -3319,7 +3319,7 @@
             <w:noProof/>
             <w:webHidden/>
           </w:rPr>
-          <w:instrText xml:space="preserve"> PAGEREF _Toc238122780 \h </w:instrText>
+          <w:instrText xml:space="preserve"> PAGEREF _Toc238330567 \h </w:instrText>
         </w:r>
         <w:r>
           <w:rPr>
@@ -3364,7 +3364,7 @@
       <w:pPr>
         <w:pStyle w:val="Ttulo"/>
       </w:pPr>
-      <w:bookmarkStart w:id="1" w:name="_Toc238122746"/>
+      <w:bookmarkStart w:id="1" w:name="_Toc238330533"/>
       <w:r>
         <w:lastRenderedPageBreak/>
         <w:t>Foreword</w:t>
@@ -3380,7 +3380,7 @@
       <w:pPr>
         <w:pStyle w:val="Ttulo"/>
       </w:pPr>
-      <w:bookmarkStart w:id="2" w:name="_Toc238122747"/>
+      <w:bookmarkStart w:id="2" w:name="_Toc238330534"/>
       <w:r>
         <w:lastRenderedPageBreak/>
         <w:t>1. Purpose, scope, and models</w:t>
@@ -3395,9 +3395,9 @@
     <w:p>
       <w:pPr>
         <w:pStyle w:val="Ttulo1"/>
-        <w:spacing w:before="200"/>
-      </w:pPr>
-      <w:bookmarkStart w:id="3" w:name="_Toc238122748"/>
+        <w:spacing w:before="280"/>
+      </w:pPr>
+      <w:bookmarkStart w:id="3" w:name="_Toc238330535"/>
       <w:r>
         <w:t>1.1 Scope of this guide</w:t>
       </w:r>
@@ -3422,7 +3422,7 @@
       <w:pPr>
         <w:pStyle w:val="Ttulo"/>
       </w:pPr>
-      <w:bookmarkStart w:id="4" w:name="_Toc238122749"/>
+      <w:bookmarkStart w:id="4" w:name="_Toc238330536"/>
       <w:r>
         <w:lastRenderedPageBreak/>
         <w:t>2. Activation and producer selection</w:t>
@@ -3432,9 +3432,9 @@
     <w:p>
       <w:pPr>
         <w:pStyle w:val="Ttulo1"/>
-        <w:spacing w:before="200"/>
-      </w:pPr>
-      <w:bookmarkStart w:id="5" w:name="_Toc238122750"/>
+        <w:spacing w:before="280"/>
+      </w:pPr>
+      <w:bookmarkStart w:id="5" w:name="_Toc238330537"/>
       <w:r>
         <w:t>2.1 Console command</w:t>
       </w:r>
@@ -3890,9 +3890,9 @@
     <w:p>
       <w:pPr>
         <w:pStyle w:val="Ttulo1"/>
-        <w:spacing w:before="200"/>
-      </w:pPr>
-      <w:bookmarkStart w:id="6" w:name="_Toc238122751"/>
+        <w:spacing w:before="280"/>
+      </w:pPr>
+      <w:bookmarkStart w:id="6" w:name="_Toc238330538"/>
       <w:r>
         <w:t>2.2 Conditions and special paths</w:t>
       </w:r>
@@ -3950,7 +3950,7 @@
       <w:pPr>
         <w:pStyle w:val="Ttulo"/>
       </w:pPr>
-      <w:bookmarkStart w:id="7" w:name="_Toc238122752"/>
+      <w:bookmarkStart w:id="7" w:name="_Toc238330539"/>
       <w:r>
         <w:lastRenderedPageBreak/>
         <w:t>3. Common file structure</w:t>
@@ -3960,9 +3960,9 @@
     <w:p>
       <w:pPr>
         <w:pStyle w:val="Ttulo1"/>
-        <w:spacing w:before="200"/>
-      </w:pPr>
-      <w:bookmarkStart w:id="8" w:name="_Toc238122753"/>
+        <w:spacing w:before="280"/>
+      </w:pPr>
+      <w:bookmarkStart w:id="8" w:name="_Toc238330540"/>
       <w:r>
         <w:t>3.1 Physical hierarchy</w:t>
       </w:r>
@@ -4281,9 +4281,9 @@
     <w:p>
       <w:pPr>
         <w:pStyle w:val="Ttulo1"/>
-        <w:spacing w:before="200"/>
-      </w:pPr>
-      <w:bookmarkStart w:id="9" w:name="_Toc238122754"/>
+        <w:spacing w:before="280"/>
+      </w:pPr>
+      <w:bookmarkStart w:id="9" w:name="_Toc238330541"/>
       <w:r>
         <w:t>3.2 Timing rules</w:t>
       </w:r>
@@ -4365,7 +4365,7 @@
       <w:pPr>
         <w:pStyle w:val="Ttulo"/>
       </w:pPr>
-      <w:bookmarkStart w:id="10" w:name="_Toc238122755"/>
+      <w:bookmarkStart w:id="10" w:name="_Toc238330542"/>
       <w:r>
         <w:lastRenderedPageBreak/>
         <w:t>4. Common framework records</w:t>
@@ -4375,9 +4375,9 @@
     <w:p>
       <w:pPr>
         <w:pStyle w:val="Ttulo1"/>
-        <w:spacing w:before="200"/>
-      </w:pPr>
-      <w:bookmarkStart w:id="11" w:name="_Toc238122756"/>
+        <w:spacing w:before="280"/>
+      </w:pPr>
+      <w:bookmarkStart w:id="11" w:name="_Toc238330543"/>
       <w:r>
         <w:t>CPU — Info Cycle</w:t>
       </w:r>
@@ -4441,9 +4441,9 @@
     <w:p>
       <w:pPr>
         <w:pStyle w:val="Ttulo1"/>
-        <w:spacing w:before="200"/>
-      </w:pPr>
-      <w:bookmarkStart w:id="12" w:name="_Toc238122757"/>
+        <w:spacing w:before="280"/>
+      </w:pPr>
+      <w:bookmarkStart w:id="12" w:name="_Toc238330544"/>
       <w:r>
         <w:t>CPU — Transaction about to execute</w:t>
       </w:r>
@@ -4507,9 +4507,9 @@
     <w:p>
       <w:pPr>
         <w:pStyle w:val="Ttulo1"/>
-        <w:spacing w:before="200"/>
-      </w:pPr>
-      <w:bookmarkStart w:id="13" w:name="_Toc238122758"/>
+        <w:spacing w:before="280"/>
+      </w:pPr>
+      <w:bookmarkStart w:id="13" w:name="_Toc238330545"/>
       <w:r>
         <w:t>CPU — Executed instruction</w:t>
       </w:r>
@@ -4573,9 +4573,9 @@
     <w:p>
       <w:pPr>
         <w:pStyle w:val="Ttulo1"/>
-        <w:spacing w:before="200"/>
-      </w:pPr>
-      <w:bookmarkStart w:id="14" w:name="_Toc238122759"/>
+        <w:spacing w:before="280"/>
+      </w:pPr>
+      <w:bookmarkStart w:id="14" w:name="_Toc238330546"/>
       <w:r>
         <w:t>CPU — Stop</w:t>
       </w:r>
@@ -4640,9 +4640,9 @@
     <w:p>
       <w:pPr>
         <w:pStyle w:val="Ttulo1"/>
-        <w:spacing w:before="200"/>
-      </w:pPr>
-      <w:bookmarkStart w:id="15" w:name="_Toc238122760"/>
+        <w:spacing w:before="280"/>
+      </w:pPr>
+      <w:bookmarkStart w:id="15" w:name="_Toc238330547"/>
       <w:r>
         <w:t>CPU — Interrupts</w:t>
       </w:r>
@@ -4706,9 +4706,9 @@
     <w:p>
       <w:pPr>
         <w:pStyle w:val="Ttulo1"/>
-        <w:spacing w:before="200"/>
-      </w:pPr>
-      <w:bookmarkStart w:id="16" w:name="_Toc238122761"/>
+        <w:spacing w:before="280"/>
+      </w:pPr>
+      <w:bookmarkStart w:id="16" w:name="_Toc238330548"/>
       <w:r>
         <w:t>Memory — Applied Set</w:t>
       </w:r>
@@ -4773,7 +4773,7 @@
       <w:pPr>
         <w:pStyle w:val="Ttulo"/>
       </w:pPr>
-      <w:bookmarkStart w:id="17" w:name="_Toc238122762"/>
+      <w:bookmarkStart w:id="17" w:name="_Toc238330549"/>
       <w:r>
         <w:lastRenderedPageBreak/>
         <w:t>5. Machine-specific components</w:t>
@@ -4783,9 +4783,9 @@
     <w:p>
       <w:pPr>
         <w:pStyle w:val="Ttulo1"/>
-        <w:spacing w:before="200"/>
-      </w:pPr>
-      <w:bookmarkStart w:id="18" w:name="_Toc238122763"/>
+        <w:spacing w:before="280"/>
+      </w:pPr>
+      <w:bookmarkStart w:id="18" w:name="_Toc238330550"/>
       <w:r>
         <w:t>5.1 Selectable inventory</w:t>
       </w:r>
@@ -5245,9 +5245,9 @@
     <w:p>
       <w:pPr>
         <w:pStyle w:val="Ttulo1"/>
-        <w:spacing w:before="200"/>
-      </w:pPr>
-      <w:bookmarkStart w:id="19" w:name="_Toc238122764"/>
+        <w:spacing w:before="280"/>
+      </w:pPr>
+      <w:bookmarkStart w:id="19" w:name="_Toc238330551"/>
       <w:r>
         <w:t>5.2 Record catalog</w:t>
       </w:r>
@@ -5257,7 +5257,7 @@
       <w:pPr>
         <w:pStyle w:val="Ttulo2"/>
       </w:pPr>
-      <w:bookmarkStart w:id="20" w:name="_Toc238122765"/>
+      <w:bookmarkStart w:id="20" w:name="_Toc238330552"/>
       <w:r>
         <w:t>TMS99xx — Info Cyle</w:t>
       </w:r>
@@ -5311,7 +5311,7 @@
       <w:pPr>
         <w:pStyle w:val="Ttulo2"/>
       </w:pPr>
-      <w:bookmarkStart w:id="21" w:name="_Toc238122766"/>
+      <w:bookmarkStart w:id="21" w:name="_Toc238330553"/>
       <w:r>
         <w:t>AY-3-8910 — no current output</w:t>
       </w:r>
@@ -5365,7 +5365,7 @@
       <w:pPr>
         <w:pStyle w:val="Ttulo2"/>
       </w:pPr>
-      <w:bookmarkStart w:id="22" w:name="_Toc238122767"/>
+      <w:bookmarkStart w:id="22" w:name="_Toc238330554"/>
       <w:r>
         <w:t>PPI8255 — no current output</w:t>
       </w:r>
@@ -5419,7 +5419,7 @@
       <w:pPr>
         <w:pStyle w:val="Ttulo2"/>
       </w:pPr>
-      <w:bookmarkStart w:id="23" w:name="_Toc238122768"/>
+      <w:bookmarkStart w:id="23" w:name="_Toc238330555"/>
       <w:r>
         <w:t>MSXDatasetteInjection</w:t>
       </w:r>
@@ -5474,7 +5474,7 @@
       <w:pPr>
         <w:pStyle w:val="Ttulo"/>
       </w:pPr>
-      <w:bookmarkStart w:id="24" w:name="_Toc238122769"/>
+      <w:bookmarkStart w:id="24" w:name="_Toc238330556"/>
       <w:r>
         <w:lastRenderedPageBreak/>
         <w:t>6. Interpretation method</w:t>
@@ -5484,9 +5484,9 @@
     <w:p>
       <w:pPr>
         <w:pStyle w:val="Ttulo1"/>
-        <w:spacing w:before="200"/>
-      </w:pPr>
-      <w:bookmarkStart w:id="25" w:name="_Toc238122770"/>
+        <w:spacing w:before="280"/>
+      </w:pPr>
+      <w:bookmarkStart w:id="25" w:name="_Toc238330557"/>
       <w:r>
         <w:t>6.1 Recommended procedure</w:t>
       </w:r>
@@ -5567,9 +5567,9 @@
     <w:p>
       <w:pPr>
         <w:pStyle w:val="Ttulo1"/>
-        <w:spacing w:before="200"/>
-      </w:pPr>
-      <w:bookmarkStart w:id="26" w:name="_Toc238122771"/>
+        <w:spacing w:before="280"/>
+      </w:pPr>
+      <w:bookmarkStart w:id="26" w:name="_Toc238330558"/>
       <w:r>
         <w:t>6.2 Annotated example</w:t>
       </w:r>
@@ -5645,7 +5645,7 @@
       <w:pPr>
         <w:pStyle w:val="Ttulo"/>
       </w:pPr>
-      <w:bookmarkStart w:id="27" w:name="_Toc238122772"/>
+      <w:bookmarkStart w:id="27" w:name="_Toc238330559"/>
       <w:r>
         <w:lastRenderedPageBreak/>
         <w:t>7. Limitations and maintenance</w:t>
@@ -5655,9 +5655,9 @@
     <w:p>
       <w:pPr>
         <w:pStyle w:val="Ttulo1"/>
-        <w:spacing w:before="200"/>
-      </w:pPr>
-      <w:bookmarkStart w:id="28" w:name="_Toc238122773"/>
+        <w:spacing w:before="280"/>
+      </w:pPr>
+      <w:bookmarkStart w:id="28" w:name="_Toc238330560"/>
       <w:r>
         <w:t>7.1 Specific limitations</w:t>
       </w:r>
@@ -5702,9 +5702,9 @@
     <w:p>
       <w:pPr>
         <w:pStyle w:val="Ttulo1"/>
-        <w:spacing w:before="200"/>
-      </w:pPr>
-      <w:bookmarkStart w:id="29" w:name="_Toc238122774"/>
+        <w:spacing w:before="280"/>
+      </w:pPr>
+      <w:bookmarkStart w:id="29" w:name="_Toc238330561"/>
       <w:r>
         <w:t>7.2 Maintenance contract</w:t>
       </w:r>
@@ -5762,7 +5762,7 @@
       <w:pPr>
         <w:pStyle w:val="Ttulo"/>
       </w:pPr>
-      <w:bookmarkStart w:id="30" w:name="_Toc238122775"/>
+      <w:bookmarkStart w:id="30" w:name="_Toc238330562"/>
       <w:r>
         <w:lastRenderedPageBreak/>
         <w:t>Appendices</w:t>
@@ -5773,7 +5773,7 @@
       <w:pPr>
         <w:pStyle w:val="Ttulo1"/>
       </w:pPr>
-      <w:bookmarkStart w:id="31" w:name="_Toc238122776"/>
+      <w:bookmarkStart w:id="31" w:name="_Toc238330563"/>
       <w:r>
         <w:t>Appendix A. Provenance and revision</w:t>
       </w:r>
@@ -5793,9 +5793,9 @@
     <w:p>
       <w:pPr>
         <w:pStyle w:val="Ttulo1"/>
-        <w:spacing w:before="200"/>
-      </w:pPr>
-      <w:bookmarkStart w:id="32" w:name="_Toc238122777"/>
+        <w:spacing w:before="280"/>
+      </w:pPr>
+      <w:bookmarkStart w:id="32" w:name="_Toc238330564"/>
       <w:r>
         <w:t>A.1 Watched source files</w:t>
       </w:r>
@@ -6556,9 +6556,9 @@
     <w:p>
       <w:pPr>
         <w:pStyle w:val="Ttulo1"/>
-        <w:spacing w:before="200"/>
-      </w:pPr>
-      <w:bookmarkStart w:id="33" w:name="_Toc238122778"/>
+        <w:spacing w:before="280"/>
+      </w:pPr>
+      <w:bookmarkStart w:id="33" w:name="_Toc238330565"/>
       <w:r>
         <w:t>A.2 Revision history</w:t>
       </w:r>
@@ -6729,7 +6729,7 @@
       <w:pPr>
         <w:pStyle w:val="Ttulo1"/>
       </w:pPr>
-      <w:bookmarkStart w:id="34" w:name="_Toc238122779"/>
+      <w:bookmarkStart w:id="34" w:name="_Toc238330566"/>
       <w:r>
         <w:t>Illustrations</w:t>
       </w:r>
@@ -6769,7 +6769,7 @@
       <w:pPr>
         <w:pStyle w:val="Ttulo1"/>
       </w:pPr>
-      <w:bookmarkStart w:id="35" w:name="_Toc238122780"/>
+      <w:bookmarkStart w:id="35" w:name="_Toc238330567"/>
       <w:r>
         <w:lastRenderedPageBreak/>
         <w:t>Equations</w:t>
@@ -6875,7 +6875,7 @@
         <w:noProof/>
       </w:rPr>
       <w:drawing>
-        <wp:inline distT="0" distB="0" distL="0" distR="0" wp14:anchorId="4C8EAC05" wp14:editId="186A10CA">
+        <wp:inline distT="0" distB="0" distL="0" distR="0" wp14:anchorId="65933848" wp14:editId="5BE30117">
           <wp:extent cx="576000" cy="459360"/>
           <wp:effectExtent l="0" t="0" r="0" b="0"/>
           <wp:docPr id="1" name="ARGOS framework mark" descr="ARGOS framework mark"/>
@@ -7285,10 +7285,10 @@
         <w:noProof/>
       </w:rPr>
       <w:drawing>
-        <wp:inline distT="0" distB="0" distL="0" distR="0" wp14:anchorId="3812C81C" wp14:editId="4393B2E3">
+        <wp:inline distT="0" distB="0" distL="0" distR="0" wp14:anchorId="2EADAE84" wp14:editId="580CCBA7">
           <wp:extent cx="1512000" cy="1205820"/>
           <wp:effectExtent l="0" t="0" r="0" b="0"/>
-          <wp:docPr id="47661851" name="ARGOS framework mark" descr="ARGOS framework mark"/>
+          <wp:docPr id="420105649" name="ARGOS framework mark" descr="ARGOS framework mark"/>
           <wp:cNvGraphicFramePr>
             <a:graphicFrameLocks xmlns:a="http://schemas.openxmlformats.org/drawingml/2006/main" noChangeAspect="1"/>
           </wp:cNvGraphicFramePr>
@@ -10261,19 +10261,19 @@
   <w:num w:numId="26" w16cid:durableId="846600881">
     <w:abstractNumId w:val="20"/>
   </w:num>
-  <w:num w:numId="27" w16cid:durableId="1164978603">
+  <w:num w:numId="27" w16cid:durableId="1956137445">
     <w:abstractNumId w:val="0"/>
   </w:num>
-  <w:num w:numId="28" w16cid:durableId="1254129353">
+  <w:num w:numId="28" w16cid:durableId="450057184">
     <w:abstractNumId w:val="0"/>
   </w:num>
-  <w:num w:numId="29" w16cid:durableId="1537350432">
+  <w:num w:numId="29" w16cid:durableId="194197231">
     <w:abstractNumId w:val="6"/>
   </w:num>
-  <w:num w:numId="30" w16cid:durableId="1269777294">
+  <w:num w:numId="30" w16cid:durableId="2130706698">
     <w:abstractNumId w:val="0"/>
   </w:num>
-  <w:num w:numId="31" w16cid:durableId="1280575381">
+  <w:num w:numId="31" w16cid:durableId="1635407229">
     <w:abstractNumId w:val="0"/>
   </w:num>
 </w:numbering>

--- a/docs/MSXData/MSX_DEBUG_File_Format.docx
+++ b/docs/MSXData/MSX_DEBUG_File_Format.docx
@@ -1,6 +1,6 @@
 
 <file path=word/document.xml><?xml version="1.0" encoding="utf-8"?>
-<w:document xmlns:wpc="http://schemas.microsoft.com/office/word/2010/wordprocessingCanvas" xmlns:cx="http://schemas.microsoft.com/office/drawing/2014/chartex" xmlns:cx1="http://schemas.microsoft.com/office/drawing/2015/9/8/chartex" xmlns:cx2="http://schemas.microsoft.com/office/drawing/2015/10/21/chartex" xmlns:cx3="http://schemas.microsoft.com/office/drawing/2016/5/9/chartex" xmlns:cx4="http://schemas.microsoft.com/office/drawing/2016/5/10/chartex" xmlns:cx5="http://schemas.microsoft.com/office/drawing/2016/5/11/chartex" xmlns:cx6="http://schemas.microsoft.com/office/drawing/2016/5/12/chartex" xmlns:cx7="http://schemas.microsoft.com/office/drawing/2016/5/13/chartex" xmlns:cx8="http://schemas.microsoft.com/office/drawing/2016/5/14/chartex" xmlns:mc="http://schemas.openxmlformats.org/markup-compatibility/2006" xmlns:aink="http://schemas.microsoft.com/office/drawing/2016/ink" xmlns:am3d="http://schemas.microsoft.com/office/drawing/2017/model3d" xmlns:o="urn:schemas-microsoft-com:office:office" xmlns:oel="http://schemas.microsoft.com/office/2019/extlst" xmlns:r="http://schemas.openxmlformats.org/officeDocument/2006/relationships" xmlns:m="http://schemas.openxmlformats.org/officeDocument/2006/math" xmlns:v="urn:schemas-microsoft-com:vml" xmlns:wp14="http://schemas.microsoft.com/office/word/2010/wordprocessingDrawing" xmlns:wp="http://schemas.openxmlformats.org/drawingml/2006/wordprocessingDrawing" xmlns:w10="urn:schemas-microsoft-com:office:word" xmlns:w="http://schemas.openxmlformats.org/wordprocessingml/2006/main" xmlns:w14="http://schemas.microsoft.com/office/word/2010/wordml" xmlns:w15="http://schemas.microsoft.com/office/word/2012/wordml" xmlns:w16cei="http://schemas.microsoft.com/office/word/2026/wordml/cei" xmlns:w16cex="http://schemas.microsoft.com/office/word/2018/wordml/cex" xmlns:w16cid="http://schemas.microsoft.com/office/word/2016/wordml/cid" xmlns:w16="http://schemas.microsoft.com/office/word/2018/wordml" xmlns:w16du="http://schemas.microsoft.com/office/word/2023/wordml/word16du" xmlns:w16sdtdh="http://schemas.microsoft.com/office/word/2020/wordml/sdtdatahash" xmlns:w16sdtfl="http://schemas.microsoft.com/office/word/2024/wordml/sdtformatlock" xmlns:w16se="http://schemas.microsoft.com/office/word/2015/wordml/symex" xmlns:wpg="http://schemas.microsoft.com/office/word/2010/wordprocessingGroup" xmlns:wpi="http://schemas.microsoft.com/office/word/2010/wordprocessingInk" xmlns:wne="http://schemas.microsoft.com/office/word/2006/wordml" xmlns:wps="http://schemas.microsoft.com/office/word/2010/wordprocessingShape" mc:Ignorable="w14 w15 w16se w16cid w16 w16cex w16sdtdh w16sdtfl w16du wp14">
+<w:document xmlns:wpc="http://schemas.microsoft.com/office/word/2010/wordprocessingCanvas" xmlns:cx="http://schemas.microsoft.com/office/drawing/2014/chartex" xmlns:cx1="http://schemas.microsoft.com/office/drawing/2015/9/8/chartex" xmlns:cx2="http://schemas.microsoft.com/office/drawing/2015/10/21/chartex" xmlns:cx3="http://schemas.microsoft.com/office/drawing/2016/5/9/chartex" xmlns:cx4="http://schemas.microsoft.com/office/drawing/2016/5/10/chartex" xmlns:cx5="http://schemas.microsoft.com/office/drawing/2016/5/11/chartex" xmlns:cx6="http://schemas.microsoft.com/office/drawing/2016/5/12/chartex" xmlns:cx7="http://schemas.microsoft.com/office/drawing/2016/5/13/chartex" xmlns:cx8="http://schemas.microsoft.com/office/drawing/2016/5/14/chartex" xmlns:mc="http://schemas.openxmlformats.org/markup-compatibility/2006" xmlns:aink="http://schemas.microsoft.com/office/drawing/2016/ink" xmlns:am3d="http://schemas.microsoft.com/office/drawing/2017/model3d" xmlns:o="urn:schemas-microsoft-com:office:office" xmlns:oel="http://schemas.microsoft.com/office/2019/extlst" xmlns:r="http://schemas.openxmlformats.org/officeDocument/2006/relationships" xmlns:m="http://schemas.openxmlformats.org/officeDocument/2006/math" xmlns:v="urn:schemas-microsoft-com:vml" xmlns:wp14="http://schemas.microsoft.com/office/word/2010/wordprocessingDrawing" xmlns:wp="http://schemas.openxmlformats.org/drawingml/2006/wordprocessingDrawing" xmlns:w10="urn:schemas-microsoft-com:office:word" xmlns:w="http://schemas.openxmlformats.org/wordprocessingml/2006/main" xmlns:w14="http://schemas.microsoft.com/office/word/2010/wordml" xmlns:w15="http://schemas.microsoft.com/office/word/2012/wordml" xmlns:w16cex="http://schemas.microsoft.com/office/word/2018/wordml/cex" xmlns:w16cid="http://schemas.microsoft.com/office/word/2016/wordml/cid" xmlns:w16="http://schemas.microsoft.com/office/word/2018/wordml" xmlns:w16du="http://schemas.microsoft.com/office/word/2023/wordml/word16du" xmlns:w16sdtdh="http://schemas.microsoft.com/office/word/2020/wordml/sdtdatahash" xmlns:w16sdtfl="http://schemas.microsoft.com/office/word/2024/wordml/sdtformatlock" xmlns:w16se="http://schemas.microsoft.com/office/word/2015/wordml/symex" xmlns:wpg="http://schemas.microsoft.com/office/word/2010/wordprocessingGroup" xmlns:wpi="http://schemas.microsoft.com/office/word/2010/wordprocessingInk" xmlns:wne="http://schemas.microsoft.com/office/word/2006/wordml" xmlns:wps="http://schemas.microsoft.com/office/word/2010/wordprocessingShape" mc:Ignorable="w14 w15 w16se w16cid w16 w16cex w16sdtdh w16sdtfl w16du wp14">
   <w:body>
     <w:sdt>
       <w:sdtPr>
@@ -561,7 +561,7 @@
       <w:pPr>
         <w:pStyle w:val="Ttulo1"/>
       </w:pPr>
-      <w:bookmarkStart w:id="0" w:name="_Toc238330532"/>
+      <w:bookmarkStart w:id="0" w:name="_Toc238462371"/>
       <w:r>
         <w:lastRenderedPageBreak/>
         <w:t>Contents</w:t>
@@ -596,7 +596,7 @@
       <w:r>
         <w:fldChar w:fldCharType="separate"/>
       </w:r>
-      <w:hyperlink w:anchor="_Toc238330532" w:history="1">
+      <w:hyperlink w:anchor="_Toc238462371" w:history="1">
         <w:r>
           <w:rPr>
             <w:rStyle w:val="Hipervnculo"/>
@@ -623,7 +623,7 @@
             <w:noProof/>
             <w:webHidden/>
           </w:rPr>
-          <w:instrText xml:space="preserve"> PAGEREF _Toc238330532 \h </w:instrText>
+          <w:instrText xml:space="preserve"> PAGEREF _Toc238462371 \h </w:instrText>
         </w:r>
         <w:r>
           <w:rPr>
@@ -674,7 +674,7 @@
           <w14:ligatures w14:val="standardContextual"/>
         </w:rPr>
       </w:pPr>
-      <w:hyperlink w:anchor="_Toc238330533" w:history="1">
+      <w:hyperlink w:anchor="_Toc238462372" w:history="1">
         <w:r>
           <w:rPr>
             <w:rStyle w:val="Hipervnculo"/>
@@ -701,7 +701,7 @@
             <w:noProof/>
             <w:webHidden/>
           </w:rPr>
-          <w:instrText xml:space="preserve"> PAGEREF _Toc238330533 \h </w:instrText>
+          <w:instrText xml:space="preserve"> PAGEREF _Toc238462372 \h </w:instrText>
         </w:r>
         <w:r>
           <w:rPr>
@@ -752,7 +752,7 @@
           <w14:ligatures w14:val="standardContextual"/>
         </w:rPr>
       </w:pPr>
-      <w:hyperlink w:anchor="_Toc238330534" w:history="1">
+      <w:hyperlink w:anchor="_Toc238462373" w:history="1">
         <w:r>
           <w:rPr>
             <w:rStyle w:val="Hipervnculo"/>
@@ -779,7 +779,7 @@
             <w:noProof/>
             <w:webHidden/>
           </w:rPr>
-          <w:instrText xml:space="preserve"> PAGEREF _Toc238330534 \h </w:instrText>
+          <w:instrText xml:space="preserve"> PAGEREF _Toc238462373 \h </w:instrText>
         </w:r>
         <w:r>
           <w:rPr>
@@ -829,7 +829,7 @@
           <w14:ligatures w14:val="standardContextual"/>
         </w:rPr>
       </w:pPr>
-      <w:hyperlink w:anchor="_Toc238330535" w:history="1">
+      <w:hyperlink w:anchor="_Toc238462374" w:history="1">
         <w:r>
           <w:rPr>
             <w:rStyle w:val="Hipervnculo"/>
@@ -856,7 +856,7 @@
             <w:noProof/>
             <w:webHidden/>
           </w:rPr>
-          <w:instrText xml:space="preserve"> PAGEREF _Toc238330535 \h </w:instrText>
+          <w:instrText xml:space="preserve"> PAGEREF _Toc238462374 \h </w:instrText>
         </w:r>
         <w:r>
           <w:rPr>
@@ -907,7 +907,7 @@
           <w14:ligatures w14:val="standardContextual"/>
         </w:rPr>
       </w:pPr>
-      <w:hyperlink w:anchor="_Toc238330536" w:history="1">
+      <w:hyperlink w:anchor="_Toc238462375" w:history="1">
         <w:r>
           <w:rPr>
             <w:rStyle w:val="Hipervnculo"/>
@@ -934,7 +934,7 @@
             <w:noProof/>
             <w:webHidden/>
           </w:rPr>
-          <w:instrText xml:space="preserve"> PAGEREF _Toc238330536 \h </w:instrText>
+          <w:instrText xml:space="preserve"> PAGEREF _Toc238462375 \h </w:instrText>
         </w:r>
         <w:r>
           <w:rPr>
@@ -984,7 +984,7 @@
           <w14:ligatures w14:val="standardContextual"/>
         </w:rPr>
       </w:pPr>
-      <w:hyperlink w:anchor="_Toc238330537" w:history="1">
+      <w:hyperlink w:anchor="_Toc238462376" w:history="1">
         <w:r>
           <w:rPr>
             <w:rStyle w:val="Hipervnculo"/>
@@ -1011,7 +1011,7 @@
             <w:noProof/>
             <w:webHidden/>
           </w:rPr>
-          <w:instrText xml:space="preserve"> PAGEREF _Toc238330537 \h </w:instrText>
+          <w:instrText xml:space="preserve"> PAGEREF _Toc238462376 \h </w:instrText>
         </w:r>
         <w:r>
           <w:rPr>
@@ -1061,7 +1061,7 @@
           <w14:ligatures w14:val="standardContextual"/>
         </w:rPr>
       </w:pPr>
-      <w:hyperlink w:anchor="_Toc238330538" w:history="1">
+      <w:hyperlink w:anchor="_Toc238462377" w:history="1">
         <w:r>
           <w:rPr>
             <w:rStyle w:val="Hipervnculo"/>
@@ -1088,7 +1088,7 @@
             <w:noProof/>
             <w:webHidden/>
           </w:rPr>
-          <w:instrText xml:space="preserve"> PAGEREF _Toc238330538 \h </w:instrText>
+          <w:instrText xml:space="preserve"> PAGEREF _Toc238462377 \h </w:instrText>
         </w:r>
         <w:r>
           <w:rPr>
@@ -1139,7 +1139,7 @@
           <w14:ligatures w14:val="standardContextual"/>
         </w:rPr>
       </w:pPr>
-      <w:hyperlink w:anchor="_Toc238330539" w:history="1">
+      <w:hyperlink w:anchor="_Toc238462378" w:history="1">
         <w:r>
           <w:rPr>
             <w:rStyle w:val="Hipervnculo"/>
@@ -1166,7 +1166,7 @@
             <w:noProof/>
             <w:webHidden/>
           </w:rPr>
-          <w:instrText xml:space="preserve"> PAGEREF _Toc238330539 \h </w:instrText>
+          <w:instrText xml:space="preserve"> PAGEREF _Toc238462378 \h </w:instrText>
         </w:r>
         <w:r>
           <w:rPr>
@@ -1216,7 +1216,7 @@
           <w14:ligatures w14:val="standardContextual"/>
         </w:rPr>
       </w:pPr>
-      <w:hyperlink w:anchor="_Toc238330540" w:history="1">
+      <w:hyperlink w:anchor="_Toc238462379" w:history="1">
         <w:r>
           <w:rPr>
             <w:rStyle w:val="Hipervnculo"/>
@@ -1243,7 +1243,7 @@
             <w:noProof/>
             <w:webHidden/>
           </w:rPr>
-          <w:instrText xml:space="preserve"> PAGEREF _Toc238330540 \h </w:instrText>
+          <w:instrText xml:space="preserve"> PAGEREF _Toc238462379 \h </w:instrText>
         </w:r>
         <w:r>
           <w:rPr>
@@ -1293,7 +1293,7 @@
           <w14:ligatures w14:val="standardContextual"/>
         </w:rPr>
       </w:pPr>
-      <w:hyperlink w:anchor="_Toc238330541" w:history="1">
+      <w:hyperlink w:anchor="_Toc238462380" w:history="1">
         <w:r>
           <w:rPr>
             <w:rStyle w:val="Hipervnculo"/>
@@ -1320,7 +1320,7 @@
             <w:noProof/>
             <w:webHidden/>
           </w:rPr>
-          <w:instrText xml:space="preserve"> PAGEREF _Toc238330541 \h </w:instrText>
+          <w:instrText xml:space="preserve"> PAGEREF _Toc238462380 \h </w:instrText>
         </w:r>
         <w:r>
           <w:rPr>
@@ -1371,7 +1371,7 @@
           <w14:ligatures w14:val="standardContextual"/>
         </w:rPr>
       </w:pPr>
-      <w:hyperlink w:anchor="_Toc238330542" w:history="1">
+      <w:hyperlink w:anchor="_Toc238462381" w:history="1">
         <w:r>
           <w:rPr>
             <w:rStyle w:val="Hipervnculo"/>
@@ -1398,7 +1398,7 @@
             <w:noProof/>
             <w:webHidden/>
           </w:rPr>
-          <w:instrText xml:space="preserve"> PAGEREF _Toc238330542 \h </w:instrText>
+          <w:instrText xml:space="preserve"> PAGEREF _Toc238462381 \h </w:instrText>
         </w:r>
         <w:r>
           <w:rPr>
@@ -1448,7 +1448,7 @@
           <w14:ligatures w14:val="standardContextual"/>
         </w:rPr>
       </w:pPr>
-      <w:hyperlink w:anchor="_Toc238330543" w:history="1">
+      <w:hyperlink w:anchor="_Toc238462382" w:history="1">
         <w:r>
           <w:rPr>
             <w:rStyle w:val="Hipervnculo"/>
@@ -1475,7 +1475,7 @@
             <w:noProof/>
             <w:webHidden/>
           </w:rPr>
-          <w:instrText xml:space="preserve"> PAGEREF _Toc238330543 \h </w:instrText>
+          <w:instrText xml:space="preserve"> PAGEREF _Toc238462382 \h </w:instrText>
         </w:r>
         <w:r>
           <w:rPr>
@@ -1525,7 +1525,7 @@
           <w14:ligatures w14:val="standardContextual"/>
         </w:rPr>
       </w:pPr>
-      <w:hyperlink w:anchor="_Toc238330544" w:history="1">
+      <w:hyperlink w:anchor="_Toc238462383" w:history="1">
         <w:r>
           <w:rPr>
             <w:rStyle w:val="Hipervnculo"/>
@@ -1552,7 +1552,7 @@
             <w:noProof/>
             <w:webHidden/>
           </w:rPr>
-          <w:instrText xml:space="preserve"> PAGEREF _Toc238330544 \h </w:instrText>
+          <w:instrText xml:space="preserve"> PAGEREF _Toc238462383 \h </w:instrText>
         </w:r>
         <w:r>
           <w:rPr>
@@ -1602,7 +1602,7 @@
           <w14:ligatures w14:val="standardContextual"/>
         </w:rPr>
       </w:pPr>
-      <w:hyperlink w:anchor="_Toc238330545" w:history="1">
+      <w:hyperlink w:anchor="_Toc238462384" w:history="1">
         <w:r>
           <w:rPr>
             <w:rStyle w:val="Hipervnculo"/>
@@ -1629,7 +1629,7 @@
             <w:noProof/>
             <w:webHidden/>
           </w:rPr>
-          <w:instrText xml:space="preserve"> PAGEREF _Toc238330545 \h </w:instrText>
+          <w:instrText xml:space="preserve"> PAGEREF _Toc238462384 \h </w:instrText>
         </w:r>
         <w:r>
           <w:rPr>
@@ -1679,7 +1679,7 @@
           <w14:ligatures w14:val="standardContextual"/>
         </w:rPr>
       </w:pPr>
-      <w:hyperlink w:anchor="_Toc238330546" w:history="1">
+      <w:hyperlink w:anchor="_Toc238462385" w:history="1">
         <w:r>
           <w:rPr>
             <w:rStyle w:val="Hipervnculo"/>
@@ -1706,7 +1706,7 @@
             <w:noProof/>
             <w:webHidden/>
           </w:rPr>
-          <w:instrText xml:space="preserve"> PAGEREF _Toc238330546 \h </w:instrText>
+          <w:instrText xml:space="preserve"> PAGEREF _Toc238462385 \h </w:instrText>
         </w:r>
         <w:r>
           <w:rPr>
@@ -1756,7 +1756,7 @@
           <w14:ligatures w14:val="standardContextual"/>
         </w:rPr>
       </w:pPr>
-      <w:hyperlink w:anchor="_Toc238330547" w:history="1">
+      <w:hyperlink w:anchor="_Toc238462386" w:history="1">
         <w:r>
           <w:rPr>
             <w:rStyle w:val="Hipervnculo"/>
@@ -1783,7 +1783,7 @@
             <w:noProof/>
             <w:webHidden/>
           </w:rPr>
-          <w:instrText xml:space="preserve"> PAGEREF _Toc238330547 \h </w:instrText>
+          <w:instrText xml:space="preserve"> PAGEREF _Toc238462386 \h </w:instrText>
         </w:r>
         <w:r>
           <w:rPr>
@@ -1833,7 +1833,7 @@
           <w14:ligatures w14:val="standardContextual"/>
         </w:rPr>
       </w:pPr>
-      <w:hyperlink w:anchor="_Toc238330548" w:history="1">
+      <w:hyperlink w:anchor="_Toc238462387" w:history="1">
         <w:r>
           <w:rPr>
             <w:rStyle w:val="Hipervnculo"/>
@@ -1860,7 +1860,7 @@
             <w:noProof/>
             <w:webHidden/>
           </w:rPr>
-          <w:instrText xml:space="preserve"> PAGEREF _Toc238330548 \h </w:instrText>
+          <w:instrText xml:space="preserve"> PAGEREF _Toc238462387 \h </w:instrText>
         </w:r>
         <w:r>
           <w:rPr>
@@ -1911,7 +1911,7 @@
           <w14:ligatures w14:val="standardContextual"/>
         </w:rPr>
       </w:pPr>
-      <w:hyperlink w:anchor="_Toc238330549" w:history="1">
+      <w:hyperlink w:anchor="_Toc238462388" w:history="1">
         <w:r>
           <w:rPr>
             <w:rStyle w:val="Hipervnculo"/>
@@ -1938,7 +1938,7 @@
             <w:noProof/>
             <w:webHidden/>
           </w:rPr>
-          <w:instrText xml:space="preserve"> PAGEREF _Toc238330549 \h </w:instrText>
+          <w:instrText xml:space="preserve"> PAGEREF _Toc238462388 \h </w:instrText>
         </w:r>
         <w:r>
           <w:rPr>
@@ -1988,7 +1988,7 @@
           <w14:ligatures w14:val="standardContextual"/>
         </w:rPr>
       </w:pPr>
-      <w:hyperlink w:anchor="_Toc238330550" w:history="1">
+      <w:hyperlink w:anchor="_Toc238462389" w:history="1">
         <w:r>
           <w:rPr>
             <w:rStyle w:val="Hipervnculo"/>
@@ -2015,7 +2015,7 @@
             <w:noProof/>
             <w:webHidden/>
           </w:rPr>
-          <w:instrText xml:space="preserve"> PAGEREF _Toc238330550 \h </w:instrText>
+          <w:instrText xml:space="preserve"> PAGEREF _Toc238462389 \h </w:instrText>
         </w:r>
         <w:r>
           <w:rPr>
@@ -2065,7 +2065,7 @@
           <w14:ligatures w14:val="standardContextual"/>
         </w:rPr>
       </w:pPr>
-      <w:hyperlink w:anchor="_Toc238330551" w:history="1">
+      <w:hyperlink w:anchor="_Toc238462390" w:history="1">
         <w:r>
           <w:rPr>
             <w:rStyle w:val="Hipervnculo"/>
@@ -2092,7 +2092,7 @@
             <w:noProof/>
             <w:webHidden/>
           </w:rPr>
-          <w:instrText xml:space="preserve"> PAGEREF _Toc238330551 \h </w:instrText>
+          <w:instrText xml:space="preserve"> PAGEREF _Toc238462390 \h </w:instrText>
         </w:r>
         <w:r>
           <w:rPr>
@@ -2140,7 +2140,7 @@
           <w14:ligatures w14:val="standardContextual"/>
         </w:rPr>
       </w:pPr>
-      <w:hyperlink w:anchor="_Toc238330552" w:history="1">
+      <w:hyperlink w:anchor="_Toc238462391" w:history="1">
         <w:r>
           <w:rPr>
             <w:rStyle w:val="Hipervnculo"/>
@@ -2167,7 +2167,7 @@
             <w:noProof/>
             <w:webHidden/>
           </w:rPr>
-          <w:instrText xml:space="preserve"> PAGEREF _Toc238330552 \h </w:instrText>
+          <w:instrText xml:space="preserve"> PAGEREF _Toc238462391 \h </w:instrText>
         </w:r>
         <w:r>
           <w:rPr>
@@ -2215,7 +2215,7 @@
           <w14:ligatures w14:val="standardContextual"/>
         </w:rPr>
       </w:pPr>
-      <w:hyperlink w:anchor="_Toc238330553" w:history="1">
+      <w:hyperlink w:anchor="_Toc238462392" w:history="1">
         <w:r>
           <w:rPr>
             <w:rStyle w:val="Hipervnculo"/>
@@ -2242,7 +2242,7 @@
             <w:noProof/>
             <w:webHidden/>
           </w:rPr>
-          <w:instrText xml:space="preserve"> PAGEREF _Toc238330553 \h </w:instrText>
+          <w:instrText xml:space="preserve"> PAGEREF _Toc238462392 \h </w:instrText>
         </w:r>
         <w:r>
           <w:rPr>
@@ -2290,7 +2290,7 @@
           <w14:ligatures w14:val="standardContextual"/>
         </w:rPr>
       </w:pPr>
-      <w:hyperlink w:anchor="_Toc238330554" w:history="1">
+      <w:hyperlink w:anchor="_Toc238462393" w:history="1">
         <w:r>
           <w:rPr>
             <w:rStyle w:val="Hipervnculo"/>
@@ -2317,7 +2317,7 @@
             <w:noProof/>
             <w:webHidden/>
           </w:rPr>
-          <w:instrText xml:space="preserve"> PAGEREF _Toc238330554 \h </w:instrText>
+          <w:instrText xml:space="preserve"> PAGEREF _Toc238462393 \h </w:instrText>
         </w:r>
         <w:r>
           <w:rPr>
@@ -2365,7 +2365,7 @@
           <w14:ligatures w14:val="standardContextual"/>
         </w:rPr>
       </w:pPr>
-      <w:hyperlink w:anchor="_Toc238330555" w:history="1">
+      <w:hyperlink w:anchor="_Toc238462394" w:history="1">
         <w:r>
           <w:rPr>
             <w:rStyle w:val="Hipervnculo"/>
@@ -2392,7 +2392,7 @@
             <w:noProof/>
             <w:webHidden/>
           </w:rPr>
-          <w:instrText xml:space="preserve"> PAGEREF _Toc238330555 \h </w:instrText>
+          <w:instrText xml:space="preserve"> PAGEREF _Toc238462394 \h </w:instrText>
         </w:r>
         <w:r>
           <w:rPr>
@@ -2443,7 +2443,7 @@
           <w14:ligatures w14:val="standardContextual"/>
         </w:rPr>
       </w:pPr>
-      <w:hyperlink w:anchor="_Toc238330556" w:history="1">
+      <w:hyperlink w:anchor="_Toc238462395" w:history="1">
         <w:r>
           <w:rPr>
             <w:rStyle w:val="Hipervnculo"/>
@@ -2470,7 +2470,7 @@
             <w:noProof/>
             <w:webHidden/>
           </w:rPr>
-          <w:instrText xml:space="preserve"> PAGEREF _Toc238330556 \h </w:instrText>
+          <w:instrText xml:space="preserve"> PAGEREF _Toc238462395 \h </w:instrText>
         </w:r>
         <w:r>
           <w:rPr>
@@ -2520,7 +2520,7 @@
           <w14:ligatures w14:val="standardContextual"/>
         </w:rPr>
       </w:pPr>
-      <w:hyperlink w:anchor="_Toc238330557" w:history="1">
+      <w:hyperlink w:anchor="_Toc238462396" w:history="1">
         <w:r>
           <w:rPr>
             <w:rStyle w:val="Hipervnculo"/>
@@ -2547,7 +2547,7 @@
             <w:noProof/>
             <w:webHidden/>
           </w:rPr>
-          <w:instrText xml:space="preserve"> PAGEREF _Toc238330557 \h </w:instrText>
+          <w:instrText xml:space="preserve"> PAGEREF _Toc238462396 \h </w:instrText>
         </w:r>
         <w:r>
           <w:rPr>
@@ -2597,7 +2597,7 @@
           <w14:ligatures w14:val="standardContextual"/>
         </w:rPr>
       </w:pPr>
-      <w:hyperlink w:anchor="_Toc238330558" w:history="1">
+      <w:hyperlink w:anchor="_Toc238462397" w:history="1">
         <w:r>
           <w:rPr>
             <w:rStyle w:val="Hipervnculo"/>
@@ -2624,7 +2624,7 @@
             <w:noProof/>
             <w:webHidden/>
           </w:rPr>
-          <w:instrText xml:space="preserve"> PAGEREF _Toc238330558 \h </w:instrText>
+          <w:instrText xml:space="preserve"> PAGEREF _Toc238462397 \h </w:instrText>
         </w:r>
         <w:r>
           <w:rPr>
@@ -2675,7 +2675,7 @@
           <w14:ligatures w14:val="standardContextual"/>
         </w:rPr>
       </w:pPr>
-      <w:hyperlink w:anchor="_Toc238330559" w:history="1">
+      <w:hyperlink w:anchor="_Toc238462398" w:history="1">
         <w:r>
           <w:rPr>
             <w:rStyle w:val="Hipervnculo"/>
@@ -2702,7 +2702,7 @@
             <w:noProof/>
             <w:webHidden/>
           </w:rPr>
-          <w:instrText xml:space="preserve"> PAGEREF _Toc238330559 \h </w:instrText>
+          <w:instrText xml:space="preserve"> PAGEREF _Toc238462398 \h </w:instrText>
         </w:r>
         <w:r>
           <w:rPr>
@@ -2752,7 +2752,7 @@
           <w14:ligatures w14:val="standardContextual"/>
         </w:rPr>
       </w:pPr>
-      <w:hyperlink w:anchor="_Toc238330560" w:history="1">
+      <w:hyperlink w:anchor="_Toc238462399" w:history="1">
         <w:r>
           <w:rPr>
             <w:rStyle w:val="Hipervnculo"/>
@@ -2779,7 +2779,7 @@
             <w:noProof/>
             <w:webHidden/>
           </w:rPr>
-          <w:instrText xml:space="preserve"> PAGEREF _Toc238330560 \h </w:instrText>
+          <w:instrText xml:space="preserve"> PAGEREF _Toc238462399 \h </w:instrText>
         </w:r>
         <w:r>
           <w:rPr>
@@ -2829,7 +2829,7 @@
           <w14:ligatures w14:val="standardContextual"/>
         </w:rPr>
       </w:pPr>
-      <w:hyperlink w:anchor="_Toc238330561" w:history="1">
+      <w:hyperlink w:anchor="_Toc238462400" w:history="1">
         <w:r>
           <w:rPr>
             <w:rStyle w:val="Hipervnculo"/>
@@ -2856,7 +2856,7 @@
             <w:noProof/>
             <w:webHidden/>
           </w:rPr>
-          <w:instrText xml:space="preserve"> PAGEREF _Toc238330561 \h </w:instrText>
+          <w:instrText xml:space="preserve"> PAGEREF _Toc238462400 \h </w:instrText>
         </w:r>
         <w:r>
           <w:rPr>
@@ -2907,7 +2907,7 @@
           <w14:ligatures w14:val="standardContextual"/>
         </w:rPr>
       </w:pPr>
-      <w:hyperlink w:anchor="_Toc238330562" w:history="1">
+      <w:hyperlink w:anchor="_Toc238462401" w:history="1">
         <w:r>
           <w:rPr>
             <w:rStyle w:val="Hipervnculo"/>
@@ -2934,7 +2934,7 @@
             <w:noProof/>
             <w:webHidden/>
           </w:rPr>
-          <w:instrText xml:space="preserve"> PAGEREF _Toc238330562 \h </w:instrText>
+          <w:instrText xml:space="preserve"> PAGEREF _Toc238462401 \h </w:instrText>
         </w:r>
         <w:r>
           <w:rPr>
@@ -2984,7 +2984,7 @@
           <w14:ligatures w14:val="standardContextual"/>
         </w:rPr>
       </w:pPr>
-      <w:hyperlink w:anchor="_Toc238330563" w:history="1">
+      <w:hyperlink w:anchor="_Toc238462402" w:history="1">
         <w:r>
           <w:rPr>
             <w:rStyle w:val="Hipervnculo"/>
@@ -3011,7 +3011,7 @@
             <w:noProof/>
             <w:webHidden/>
           </w:rPr>
-          <w:instrText xml:space="preserve"> PAGEREF _Toc238330563 \h </w:instrText>
+          <w:instrText xml:space="preserve"> PAGEREF _Toc238462402 \h </w:instrText>
         </w:r>
         <w:r>
           <w:rPr>
@@ -3061,7 +3061,7 @@
           <w14:ligatures w14:val="standardContextual"/>
         </w:rPr>
       </w:pPr>
-      <w:hyperlink w:anchor="_Toc238330564" w:history="1">
+      <w:hyperlink w:anchor="_Toc238462403" w:history="1">
         <w:r>
           <w:rPr>
             <w:rStyle w:val="Hipervnculo"/>
@@ -3088,7 +3088,7 @@
             <w:noProof/>
             <w:webHidden/>
           </w:rPr>
-          <w:instrText xml:space="preserve"> PAGEREF _Toc238330564 \h </w:instrText>
+          <w:instrText xml:space="preserve"> PAGEREF _Toc238462403 \h </w:instrText>
         </w:r>
         <w:r>
           <w:rPr>
@@ -3138,7 +3138,7 @@
           <w14:ligatures w14:val="standardContextual"/>
         </w:rPr>
       </w:pPr>
-      <w:hyperlink w:anchor="_Toc238330565" w:history="1">
+      <w:hyperlink w:anchor="_Toc238462404" w:history="1">
         <w:r>
           <w:rPr>
             <w:rStyle w:val="Hipervnculo"/>
@@ -3165,7 +3165,7 @@
             <w:noProof/>
             <w:webHidden/>
           </w:rPr>
-          <w:instrText xml:space="preserve"> PAGEREF _Toc238330565 \h </w:instrText>
+          <w:instrText xml:space="preserve"> PAGEREF _Toc238462404 \h </w:instrText>
         </w:r>
         <w:r>
           <w:rPr>
@@ -3215,7 +3215,7 @@
           <w14:ligatures w14:val="standardContextual"/>
         </w:rPr>
       </w:pPr>
-      <w:hyperlink w:anchor="_Toc238330566" w:history="1">
+      <w:hyperlink w:anchor="_Toc238462405" w:history="1">
         <w:r>
           <w:rPr>
             <w:rStyle w:val="Hipervnculo"/>
@@ -3242,7 +3242,7 @@
             <w:noProof/>
             <w:webHidden/>
           </w:rPr>
-          <w:instrText xml:space="preserve"> PAGEREF _Toc238330566 \h </w:instrText>
+          <w:instrText xml:space="preserve"> PAGEREF _Toc238462405 \h </w:instrText>
         </w:r>
         <w:r>
           <w:rPr>
@@ -3292,7 +3292,7 @@
           <w14:ligatures w14:val="standardContextual"/>
         </w:rPr>
       </w:pPr>
-      <w:hyperlink w:anchor="_Toc238330567" w:history="1">
+      <w:hyperlink w:anchor="_Toc238462406" w:history="1">
         <w:r>
           <w:rPr>
             <w:rStyle w:val="Hipervnculo"/>
@@ -3319,7 +3319,7 @@
             <w:noProof/>
             <w:webHidden/>
           </w:rPr>
-          <w:instrText xml:space="preserve"> PAGEREF _Toc238330567 \h </w:instrText>
+          <w:instrText xml:space="preserve"> PAGEREF _Toc238462406 \h </w:instrText>
         </w:r>
         <w:r>
           <w:rPr>
@@ -3364,7 +3364,7 @@
       <w:pPr>
         <w:pStyle w:val="Ttulo"/>
       </w:pPr>
-      <w:bookmarkStart w:id="1" w:name="_Toc238330533"/>
+      <w:bookmarkStart w:id="1" w:name="_Toc238462372"/>
       <w:r>
         <w:lastRenderedPageBreak/>
         <w:t>Foreword</w:t>
@@ -3380,7 +3380,7 @@
       <w:pPr>
         <w:pStyle w:val="Ttulo"/>
       </w:pPr>
-      <w:bookmarkStart w:id="2" w:name="_Toc238330534"/>
+      <w:bookmarkStart w:id="2" w:name="_Toc238462373"/>
       <w:r>
         <w:lastRenderedPageBreak/>
         <w:t>1. Purpose, scope, and models</w:t>
@@ -3397,7 +3397,7 @@
         <w:pStyle w:val="Ttulo1"/>
         <w:spacing w:before="280"/>
       </w:pPr>
-      <w:bookmarkStart w:id="3" w:name="_Toc238330535"/>
+      <w:bookmarkStart w:id="3" w:name="_Toc238462374"/>
       <w:r>
         <w:t>1.1 Scope of this guide</w:t>
       </w:r>
@@ -3422,7 +3422,7 @@
       <w:pPr>
         <w:pStyle w:val="Ttulo"/>
       </w:pPr>
-      <w:bookmarkStart w:id="4" w:name="_Toc238330536"/>
+      <w:bookmarkStart w:id="4" w:name="_Toc238462375"/>
       <w:r>
         <w:lastRenderedPageBreak/>
         <w:t>2. Activation and producer selection</w:t>
@@ -3434,7 +3434,7 @@
         <w:pStyle w:val="Ttulo1"/>
         <w:spacing w:before="280"/>
       </w:pPr>
-      <w:bookmarkStart w:id="5" w:name="_Toc238330537"/>
+      <w:bookmarkStart w:id="5" w:name="_Toc238462376"/>
       <w:r>
         <w:t>2.1 Console command</w:t>
       </w:r>
@@ -3892,7 +3892,7 @@
         <w:pStyle w:val="Ttulo1"/>
         <w:spacing w:before="280"/>
       </w:pPr>
-      <w:bookmarkStart w:id="6" w:name="_Toc238330538"/>
+      <w:bookmarkStart w:id="6" w:name="_Toc238462377"/>
       <w:r>
         <w:t>2.2 Conditions and special paths</w:t>
       </w:r>
@@ -3950,7 +3950,7 @@
       <w:pPr>
         <w:pStyle w:val="Ttulo"/>
       </w:pPr>
-      <w:bookmarkStart w:id="7" w:name="_Toc238330539"/>
+      <w:bookmarkStart w:id="7" w:name="_Toc238462378"/>
       <w:r>
         <w:lastRenderedPageBreak/>
         <w:t>3. Common file structure</w:t>
@@ -3962,7 +3962,7 @@
         <w:pStyle w:val="Ttulo1"/>
         <w:spacing w:before="280"/>
       </w:pPr>
-      <w:bookmarkStart w:id="8" w:name="_Toc238330540"/>
+      <w:bookmarkStart w:id="8" w:name="_Toc238462379"/>
       <w:r>
         <w:t>3.1 Physical hierarchy</w:t>
       </w:r>
@@ -4283,7 +4283,7 @@
         <w:pStyle w:val="Ttulo1"/>
         <w:spacing w:before="280"/>
       </w:pPr>
-      <w:bookmarkStart w:id="9" w:name="_Toc238330541"/>
+      <w:bookmarkStart w:id="9" w:name="_Toc238462380"/>
       <w:r>
         <w:t>3.2 Timing rules</w:t>
       </w:r>
@@ -4365,7 +4365,7 @@
       <w:pPr>
         <w:pStyle w:val="Ttulo"/>
       </w:pPr>
-      <w:bookmarkStart w:id="10" w:name="_Toc238330542"/>
+      <w:bookmarkStart w:id="10" w:name="_Toc238462381"/>
       <w:r>
         <w:lastRenderedPageBreak/>
         <w:t>4. Common framework records</w:t>
@@ -4377,7 +4377,7 @@
         <w:pStyle w:val="Ttulo1"/>
         <w:spacing w:before="280"/>
       </w:pPr>
-      <w:bookmarkStart w:id="11" w:name="_Toc238330543"/>
+      <w:bookmarkStart w:id="11" w:name="_Toc238462382"/>
       <w:r>
         <w:t>CPU — Info Cycle</w:t>
       </w:r>
@@ -4443,7 +4443,7 @@
         <w:pStyle w:val="Ttulo1"/>
         <w:spacing w:before="280"/>
       </w:pPr>
-      <w:bookmarkStart w:id="12" w:name="_Toc238330544"/>
+      <w:bookmarkStart w:id="12" w:name="_Toc238462383"/>
       <w:r>
         <w:t>CPU — Transaction about to execute</w:t>
       </w:r>
@@ -4509,7 +4509,7 @@
         <w:pStyle w:val="Ttulo1"/>
         <w:spacing w:before="280"/>
       </w:pPr>
-      <w:bookmarkStart w:id="13" w:name="_Toc238330545"/>
+      <w:bookmarkStart w:id="13" w:name="_Toc238462384"/>
       <w:r>
         <w:t>CPU — Executed instruction</w:t>
       </w:r>
@@ -4575,7 +4575,7 @@
         <w:pStyle w:val="Ttulo1"/>
         <w:spacing w:before="280"/>
       </w:pPr>
-      <w:bookmarkStart w:id="14" w:name="_Toc238330546"/>
+      <w:bookmarkStart w:id="14" w:name="_Toc238462385"/>
       <w:r>
         <w:t>CPU — Stop</w:t>
       </w:r>
@@ -4642,7 +4642,7 @@
         <w:pStyle w:val="Ttulo1"/>
         <w:spacing w:before="280"/>
       </w:pPr>
-      <w:bookmarkStart w:id="15" w:name="_Toc238330547"/>
+      <w:bookmarkStart w:id="15" w:name="_Toc238462386"/>
       <w:r>
         <w:t>CPU — Interrupts</w:t>
       </w:r>
@@ -4708,7 +4708,7 @@
         <w:pStyle w:val="Ttulo1"/>
         <w:spacing w:before="280"/>
       </w:pPr>
-      <w:bookmarkStart w:id="16" w:name="_Toc238330548"/>
+      <w:bookmarkStart w:id="16" w:name="_Toc238462387"/>
       <w:r>
         <w:t>Memory — Applied Set</w:t>
       </w:r>
@@ -4773,7 +4773,7 @@
       <w:pPr>
         <w:pStyle w:val="Ttulo"/>
       </w:pPr>
-      <w:bookmarkStart w:id="17" w:name="_Toc238330549"/>
+      <w:bookmarkStart w:id="17" w:name="_Toc238462388"/>
       <w:r>
         <w:lastRenderedPageBreak/>
         <w:t>5. Machine-specific components</w:t>
@@ -4785,7 +4785,7 @@
         <w:pStyle w:val="Ttulo1"/>
         <w:spacing w:before="280"/>
       </w:pPr>
-      <w:bookmarkStart w:id="18" w:name="_Toc238330550"/>
+      <w:bookmarkStart w:id="18" w:name="_Toc238462389"/>
       <w:r>
         <w:t>5.1 Selectable inventory</w:t>
       </w:r>
@@ -5247,7 +5247,7 @@
         <w:pStyle w:val="Ttulo1"/>
         <w:spacing w:before="280"/>
       </w:pPr>
-      <w:bookmarkStart w:id="19" w:name="_Toc238330551"/>
+      <w:bookmarkStart w:id="19" w:name="_Toc238462390"/>
       <w:r>
         <w:t>5.2 Record catalog</w:t>
       </w:r>
@@ -5257,7 +5257,7 @@
       <w:pPr>
         <w:pStyle w:val="Ttulo2"/>
       </w:pPr>
-      <w:bookmarkStart w:id="20" w:name="_Toc238330552"/>
+      <w:bookmarkStart w:id="20" w:name="_Toc238462391"/>
       <w:r>
         <w:t>TMS99xx — Info Cyle</w:t>
       </w:r>
@@ -5311,7 +5311,7 @@
       <w:pPr>
         <w:pStyle w:val="Ttulo2"/>
       </w:pPr>
-      <w:bookmarkStart w:id="21" w:name="_Toc238330553"/>
+      <w:bookmarkStart w:id="21" w:name="_Toc238462392"/>
       <w:r>
         <w:t>AY-3-8910 — no current output</w:t>
       </w:r>
@@ -5365,7 +5365,7 @@
       <w:pPr>
         <w:pStyle w:val="Ttulo2"/>
       </w:pPr>
-      <w:bookmarkStart w:id="22" w:name="_Toc238330554"/>
+      <w:bookmarkStart w:id="22" w:name="_Toc238462393"/>
       <w:r>
         <w:t>PPI8255 — no current output</w:t>
       </w:r>
@@ -5419,7 +5419,7 @@
       <w:pPr>
         <w:pStyle w:val="Ttulo2"/>
       </w:pPr>
-      <w:bookmarkStart w:id="23" w:name="_Toc238330555"/>
+      <w:bookmarkStart w:id="23" w:name="_Toc238462394"/>
       <w:r>
         <w:t>MSXDatasetteInjection</w:t>
       </w:r>
@@ -5474,7 +5474,7 @@
       <w:pPr>
         <w:pStyle w:val="Ttulo"/>
       </w:pPr>
-      <w:bookmarkStart w:id="24" w:name="_Toc238330556"/>
+      <w:bookmarkStart w:id="24" w:name="_Toc238462395"/>
       <w:r>
         <w:lastRenderedPageBreak/>
         <w:t>6. Interpretation method</w:t>
@@ -5486,7 +5486,7 @@
         <w:pStyle w:val="Ttulo1"/>
         <w:spacing w:before="280"/>
       </w:pPr>
-      <w:bookmarkStart w:id="25" w:name="_Toc238330557"/>
+      <w:bookmarkStart w:id="25" w:name="_Toc238462396"/>
       <w:r>
         <w:t>6.1 Recommended procedure</w:t>
       </w:r>
@@ -5569,7 +5569,7 @@
         <w:pStyle w:val="Ttulo1"/>
         <w:spacing w:before="280"/>
       </w:pPr>
-      <w:bookmarkStart w:id="26" w:name="_Toc238330558"/>
+      <w:bookmarkStart w:id="26" w:name="_Toc238462397"/>
       <w:r>
         <w:t>6.2 Annotated example</w:t>
       </w:r>
@@ -5645,7 +5645,7 @@
       <w:pPr>
         <w:pStyle w:val="Ttulo"/>
       </w:pPr>
-      <w:bookmarkStart w:id="27" w:name="_Toc238330559"/>
+      <w:bookmarkStart w:id="27" w:name="_Toc238462398"/>
       <w:r>
         <w:lastRenderedPageBreak/>
         <w:t>7. Limitations and maintenance</w:t>
@@ -5657,7 +5657,7 @@
         <w:pStyle w:val="Ttulo1"/>
         <w:spacing w:before="280"/>
       </w:pPr>
-      <w:bookmarkStart w:id="28" w:name="_Toc238330560"/>
+      <w:bookmarkStart w:id="28" w:name="_Toc238462399"/>
       <w:r>
         <w:t>7.1 Specific limitations</w:t>
       </w:r>
@@ -5704,7 +5704,7 @@
         <w:pStyle w:val="Ttulo1"/>
         <w:spacing w:before="280"/>
       </w:pPr>
-      <w:bookmarkStart w:id="29" w:name="_Toc238330561"/>
+      <w:bookmarkStart w:id="29" w:name="_Toc238462400"/>
       <w:r>
         <w:t>7.2 Maintenance contract</w:t>
       </w:r>
@@ -5762,7 +5762,7 @@
       <w:pPr>
         <w:pStyle w:val="Ttulo"/>
       </w:pPr>
-      <w:bookmarkStart w:id="30" w:name="_Toc238330562"/>
+      <w:bookmarkStart w:id="30" w:name="_Toc238462401"/>
       <w:r>
         <w:lastRenderedPageBreak/>
         <w:t>Appendices</w:t>
@@ -5773,7 +5773,7 @@
       <w:pPr>
         <w:pStyle w:val="Ttulo1"/>
       </w:pPr>
-      <w:bookmarkStart w:id="31" w:name="_Toc238330563"/>
+      <w:bookmarkStart w:id="31" w:name="_Toc238462402"/>
       <w:r>
         <w:t>Appendix A. Provenance and revision</w:t>
       </w:r>
@@ -5795,7 +5795,7 @@
         <w:pStyle w:val="Ttulo1"/>
         <w:spacing w:before="280"/>
       </w:pPr>
-      <w:bookmarkStart w:id="32" w:name="_Toc238330564"/>
+      <w:bookmarkStart w:id="32" w:name="_Toc238462403"/>
       <w:r>
         <w:t>A.1 Watched source files</w:t>
       </w:r>
@@ -6558,7 +6558,7 @@
         <w:pStyle w:val="Ttulo1"/>
         <w:spacing w:before="280"/>
       </w:pPr>
-      <w:bookmarkStart w:id="33" w:name="_Toc238330565"/>
+      <w:bookmarkStart w:id="33" w:name="_Toc238462404"/>
       <w:r>
         <w:t>A.2 Revision history</w:t>
       </w:r>
@@ -6729,7 +6729,7 @@
       <w:pPr>
         <w:pStyle w:val="Ttulo1"/>
       </w:pPr>
-      <w:bookmarkStart w:id="34" w:name="_Toc238330566"/>
+      <w:bookmarkStart w:id="34" w:name="_Toc238462405"/>
       <w:r>
         <w:t>Illustrations</w:t>
       </w:r>
@@ -6769,7 +6769,7 @@
       <w:pPr>
         <w:pStyle w:val="Ttulo1"/>
       </w:pPr>
-      <w:bookmarkStart w:id="35" w:name="_Toc238330567"/>
+      <w:bookmarkStart w:id="35" w:name="_Toc238462406"/>
       <w:r>
         <w:lastRenderedPageBreak/>
         <w:t>Equations</w:t>
@@ -6820,7 +6820,7 @@
 </file>
 
 <file path=word/endnotes.xml><?xml version="1.0" encoding="utf-8"?>
-<w:endnotes xmlns:wpc="http://schemas.microsoft.com/office/word/2010/wordprocessingCanvas" xmlns:cx="http://schemas.microsoft.com/office/drawing/2014/chartex" xmlns:cx1="http://schemas.microsoft.com/office/drawing/2015/9/8/chartex" xmlns:cx2="http://schemas.microsoft.com/office/drawing/2015/10/21/chartex" xmlns:cx3="http://schemas.microsoft.com/office/drawing/2016/5/9/chartex" xmlns:cx4="http://schemas.microsoft.com/office/drawing/2016/5/10/chartex" xmlns:cx5="http://schemas.microsoft.com/office/drawing/2016/5/11/chartex" xmlns:cx6="http://schemas.microsoft.com/office/drawing/2016/5/12/chartex" xmlns:cx7="http://schemas.microsoft.com/office/drawing/2016/5/13/chartex" xmlns:cx8="http://schemas.microsoft.com/office/drawing/2016/5/14/chartex" xmlns:mc="http://schemas.openxmlformats.org/markup-compatibility/2006" xmlns:aink="http://schemas.microsoft.com/office/drawing/2016/ink" xmlns:am3d="http://schemas.microsoft.com/office/drawing/2017/model3d" xmlns:o="urn:schemas-microsoft-com:office:office" xmlns:oel="http://schemas.microsoft.com/office/2019/extlst" xmlns:r="http://schemas.openxmlformats.org/officeDocument/2006/relationships" xmlns:m="http://schemas.openxmlformats.org/officeDocument/2006/math" xmlns:v="urn:schemas-microsoft-com:vml" xmlns:wp14="http://schemas.microsoft.com/office/word/2010/wordprocessingDrawing" xmlns:wp="http://schemas.openxmlformats.org/drawingml/2006/wordprocessingDrawing" xmlns:w10="urn:schemas-microsoft-com:office:word" xmlns:w="http://schemas.openxmlformats.org/wordprocessingml/2006/main" xmlns:w14="http://schemas.microsoft.com/office/word/2010/wordml" xmlns:w15="http://schemas.microsoft.com/office/word/2012/wordml" xmlns:w16cei="http://schemas.microsoft.com/office/word/2026/wordml/cei" xmlns:w16cex="http://schemas.microsoft.com/office/word/2018/wordml/cex" xmlns:w16cid="http://schemas.microsoft.com/office/word/2016/wordml/cid" xmlns:w16="http://schemas.microsoft.com/office/word/2018/wordml" xmlns:w16du="http://schemas.microsoft.com/office/word/2023/wordml/word16du" xmlns:w16sdtdh="http://schemas.microsoft.com/office/word/2020/wordml/sdtdatahash" xmlns:w16sdtfl="http://schemas.microsoft.com/office/word/2024/wordml/sdtformatlock" xmlns:w16se="http://schemas.microsoft.com/office/word/2015/wordml/symex" xmlns:wpg="http://schemas.microsoft.com/office/word/2010/wordprocessingGroup" xmlns:wpi="http://schemas.microsoft.com/office/word/2010/wordprocessingInk" xmlns:wne="http://schemas.microsoft.com/office/word/2006/wordml" xmlns:wps="http://schemas.microsoft.com/office/word/2010/wordprocessingShape" mc:Ignorable="w14 w15 w16se w16cid w16 w16cex w16sdtdh w16sdtfl w16du wp14">
+<w:endnotes xmlns:wpc="http://schemas.microsoft.com/office/word/2010/wordprocessingCanvas" xmlns:cx="http://schemas.microsoft.com/office/drawing/2014/chartex" xmlns:cx1="http://schemas.microsoft.com/office/drawing/2015/9/8/chartex" xmlns:cx2="http://schemas.microsoft.com/office/drawing/2015/10/21/chartex" xmlns:cx3="http://schemas.microsoft.com/office/drawing/2016/5/9/chartex" xmlns:cx4="http://schemas.microsoft.com/office/drawing/2016/5/10/chartex" xmlns:cx5="http://schemas.microsoft.com/office/drawing/2016/5/11/chartex" xmlns:cx6="http://schemas.microsoft.com/office/drawing/2016/5/12/chartex" xmlns:cx7="http://schemas.microsoft.com/office/drawing/2016/5/13/chartex" xmlns:cx8="http://schemas.microsoft.com/office/drawing/2016/5/14/chartex" xmlns:mc="http://schemas.openxmlformats.org/markup-compatibility/2006" xmlns:aink="http://schemas.microsoft.com/office/drawing/2016/ink" xmlns:am3d="http://schemas.microsoft.com/office/drawing/2017/model3d" xmlns:o="urn:schemas-microsoft-com:office:office" xmlns:oel="http://schemas.microsoft.com/office/2019/extlst" xmlns:r="http://schemas.openxmlformats.org/officeDocument/2006/relationships" xmlns:m="http://schemas.openxmlformats.org/officeDocument/2006/math" xmlns:v="urn:schemas-microsoft-com:vml" xmlns:wp14="http://schemas.microsoft.com/office/word/2010/wordprocessingDrawing" xmlns:wp="http://schemas.openxmlformats.org/drawingml/2006/wordprocessingDrawing" xmlns:w10="urn:schemas-microsoft-com:office:word" xmlns:w="http://schemas.openxmlformats.org/wordprocessingml/2006/main" xmlns:w14="http://schemas.microsoft.com/office/word/2010/wordml" xmlns:w15="http://schemas.microsoft.com/office/word/2012/wordml" xmlns:w16cex="http://schemas.microsoft.com/office/word/2018/wordml/cex" xmlns:w16cid="http://schemas.microsoft.com/office/word/2016/wordml/cid" xmlns:w16="http://schemas.microsoft.com/office/word/2018/wordml" xmlns:w16du="http://schemas.microsoft.com/office/word/2023/wordml/word16du" xmlns:w16sdtdh="http://schemas.microsoft.com/office/word/2020/wordml/sdtdatahash" xmlns:w16sdtfl="http://schemas.microsoft.com/office/word/2024/wordml/sdtformatlock" xmlns:w16se="http://schemas.microsoft.com/office/word/2015/wordml/symex" xmlns:wpg="http://schemas.microsoft.com/office/word/2010/wordprocessingGroup" xmlns:wpi="http://schemas.microsoft.com/office/word/2010/wordprocessingInk" xmlns:wne="http://schemas.microsoft.com/office/word/2006/wordml" xmlns:wps="http://schemas.microsoft.com/office/word/2010/wordprocessingShape" mc:Ignorable="w14 w15 w16se w16cid w16 w16cex w16sdtdh w16sdtfl w16du wp14">
   <w:endnote w:type="separator" w:id="-1">
     <w:p>
       <w:pPr>
@@ -6845,7 +6845,7 @@
 </file>
 
 <file path=word/footer1.xml><?xml version="1.0" encoding="utf-8"?>
-<w:ftr xmlns:wpc="http://schemas.microsoft.com/office/word/2010/wordprocessingCanvas" xmlns:cx="http://schemas.microsoft.com/office/drawing/2014/chartex" xmlns:cx1="http://schemas.microsoft.com/office/drawing/2015/9/8/chartex" xmlns:cx2="http://schemas.microsoft.com/office/drawing/2015/10/21/chartex" xmlns:cx3="http://schemas.microsoft.com/office/drawing/2016/5/9/chartex" xmlns:cx4="http://schemas.microsoft.com/office/drawing/2016/5/10/chartex" xmlns:cx5="http://schemas.microsoft.com/office/drawing/2016/5/11/chartex" xmlns:cx6="http://schemas.microsoft.com/office/drawing/2016/5/12/chartex" xmlns:cx7="http://schemas.microsoft.com/office/drawing/2016/5/13/chartex" xmlns:cx8="http://schemas.microsoft.com/office/drawing/2016/5/14/chartex" xmlns:mc="http://schemas.openxmlformats.org/markup-compatibility/2006" xmlns:aink="http://schemas.microsoft.com/office/drawing/2016/ink" xmlns:am3d="http://schemas.microsoft.com/office/drawing/2017/model3d" xmlns:o="urn:schemas-microsoft-com:office:office" xmlns:oel="http://schemas.microsoft.com/office/2019/extlst" xmlns:r="http://schemas.openxmlformats.org/officeDocument/2006/relationships" xmlns:m="http://schemas.openxmlformats.org/officeDocument/2006/math" xmlns:v="urn:schemas-microsoft-com:vml" xmlns:wp14="http://schemas.microsoft.com/office/word/2010/wordprocessingDrawing" xmlns:wp="http://schemas.openxmlformats.org/drawingml/2006/wordprocessingDrawing" xmlns:w10="urn:schemas-microsoft-com:office:word" xmlns:w="http://schemas.openxmlformats.org/wordprocessingml/2006/main" xmlns:w14="http://schemas.microsoft.com/office/word/2010/wordml" xmlns:w15="http://schemas.microsoft.com/office/word/2012/wordml" xmlns:w16cei="http://schemas.microsoft.com/office/word/2026/wordml/cei" xmlns:w16cex="http://schemas.microsoft.com/office/word/2018/wordml/cex" xmlns:w16cid="http://schemas.microsoft.com/office/word/2016/wordml/cid" xmlns:w16="http://schemas.microsoft.com/office/word/2018/wordml" xmlns:w16du="http://schemas.microsoft.com/office/word/2023/wordml/word16du" xmlns:w16sdtdh="http://schemas.microsoft.com/office/word/2020/wordml/sdtdatahash" xmlns:w16sdtfl="http://schemas.microsoft.com/office/word/2024/wordml/sdtformatlock" xmlns:w16se="http://schemas.microsoft.com/office/word/2015/wordml/symex" xmlns:wpg="http://schemas.microsoft.com/office/word/2010/wordprocessingGroup" xmlns:wpi="http://schemas.microsoft.com/office/word/2010/wordprocessingInk" xmlns:wne="http://schemas.microsoft.com/office/word/2006/wordml" xmlns:wps="http://schemas.microsoft.com/office/word/2010/wordprocessingShape" mc:Ignorable="w14 w15 w16se w16cid w16 w16cex w16sdtdh w16sdtfl w16du wp14">
+<w:ftr xmlns:wpc="http://schemas.microsoft.com/office/word/2010/wordprocessingCanvas" xmlns:cx="http://schemas.microsoft.com/office/drawing/2014/chartex" xmlns:cx1="http://schemas.microsoft.com/office/drawing/2015/9/8/chartex" xmlns:cx2="http://schemas.microsoft.com/office/drawing/2015/10/21/chartex" xmlns:cx3="http://schemas.microsoft.com/office/drawing/2016/5/9/chartex" xmlns:cx4="http://schemas.microsoft.com/office/drawing/2016/5/10/chartex" xmlns:cx5="http://schemas.microsoft.com/office/drawing/2016/5/11/chartex" xmlns:cx6="http://schemas.microsoft.com/office/drawing/2016/5/12/chartex" xmlns:cx7="http://schemas.microsoft.com/office/drawing/2016/5/13/chartex" xmlns:cx8="http://schemas.microsoft.com/office/drawing/2016/5/14/chartex" xmlns:mc="http://schemas.openxmlformats.org/markup-compatibility/2006" xmlns:aink="http://schemas.microsoft.com/office/drawing/2016/ink" xmlns:am3d="http://schemas.microsoft.com/office/drawing/2017/model3d" xmlns:o="urn:schemas-microsoft-com:office:office" xmlns:oel="http://schemas.microsoft.com/office/2019/extlst" xmlns:r="http://schemas.openxmlformats.org/officeDocument/2006/relationships" xmlns:m="http://schemas.openxmlformats.org/officeDocument/2006/math" xmlns:v="urn:schemas-microsoft-com:vml" xmlns:wp14="http://schemas.microsoft.com/office/word/2010/wordprocessingDrawing" xmlns:wp="http://schemas.openxmlformats.org/drawingml/2006/wordprocessingDrawing" xmlns:w10="urn:schemas-microsoft-com:office:word" xmlns:w="http://schemas.openxmlformats.org/wordprocessingml/2006/main" xmlns:w14="http://schemas.microsoft.com/office/word/2010/wordml" xmlns:w15="http://schemas.microsoft.com/office/word/2012/wordml" xmlns:w16cex="http://schemas.microsoft.com/office/word/2018/wordml/cex" xmlns:w16cid="http://schemas.microsoft.com/office/word/2016/wordml/cid" xmlns:w16="http://schemas.microsoft.com/office/word/2018/wordml" xmlns:w16du="http://schemas.microsoft.com/office/word/2023/wordml/word16du" xmlns:w16sdtdh="http://schemas.microsoft.com/office/word/2020/wordml/sdtdatahash" xmlns:w16sdtfl="http://schemas.microsoft.com/office/word/2024/wordml/sdtformatlock" xmlns:w16se="http://schemas.microsoft.com/office/word/2015/wordml/symex" xmlns:wpg="http://schemas.microsoft.com/office/word/2010/wordprocessingGroup" xmlns:wpi="http://schemas.microsoft.com/office/word/2010/wordprocessingInk" xmlns:wne="http://schemas.microsoft.com/office/word/2006/wordml" xmlns:wps="http://schemas.microsoft.com/office/word/2010/wordprocessingShape" mc:Ignorable="w14 w15 w16se w16cid w16 w16cex w16sdtdh w16sdtfl w16du wp14">
   <w:p>
     <w:pPr>
       <w:pStyle w:val="Piedepgina"/>
@@ -6855,7 +6855,7 @@
 </file>
 
 <file path=word/footer2.xml><?xml version="1.0" encoding="utf-8"?>
-<w:ftr xmlns:wpc="http://schemas.microsoft.com/office/word/2010/wordprocessingCanvas" xmlns:cx="http://schemas.microsoft.com/office/drawing/2014/chartex" xmlns:cx1="http://schemas.microsoft.com/office/drawing/2015/9/8/chartex" xmlns:cx2="http://schemas.microsoft.com/office/drawing/2015/10/21/chartex" xmlns:cx3="http://schemas.microsoft.com/office/drawing/2016/5/9/chartex" xmlns:cx4="http://schemas.microsoft.com/office/drawing/2016/5/10/chartex" xmlns:cx5="http://schemas.microsoft.com/office/drawing/2016/5/11/chartex" xmlns:cx6="http://schemas.microsoft.com/office/drawing/2016/5/12/chartex" xmlns:cx7="http://schemas.microsoft.com/office/drawing/2016/5/13/chartex" xmlns:cx8="http://schemas.microsoft.com/office/drawing/2016/5/14/chartex" xmlns:mc="http://schemas.openxmlformats.org/markup-compatibility/2006" xmlns:aink="http://schemas.microsoft.com/office/drawing/2016/ink" xmlns:am3d="http://schemas.microsoft.com/office/drawing/2017/model3d" xmlns:o="urn:schemas-microsoft-com:office:office" xmlns:oel="http://schemas.microsoft.com/office/2019/extlst" xmlns:r="http://schemas.openxmlformats.org/officeDocument/2006/relationships" xmlns:m="http://schemas.openxmlformats.org/officeDocument/2006/math" xmlns:v="urn:schemas-microsoft-com:vml" xmlns:wp14="http://schemas.microsoft.com/office/word/2010/wordprocessingDrawing" xmlns:wp="http://schemas.openxmlformats.org/drawingml/2006/wordprocessingDrawing" xmlns:w10="urn:schemas-microsoft-com:office:word" xmlns:w="http://schemas.openxmlformats.org/wordprocessingml/2006/main" xmlns:w14="http://schemas.microsoft.com/office/word/2010/wordml" xmlns:w15="http://schemas.microsoft.com/office/word/2012/wordml" xmlns:w16cei="http://schemas.microsoft.com/office/word/2026/wordml/cei" xmlns:w16cex="http://schemas.microsoft.com/office/word/2018/wordml/cex" xmlns:w16cid="http://schemas.microsoft.com/office/word/2016/wordml/cid" xmlns:w16="http://schemas.microsoft.com/office/word/2018/wordml" xmlns:w16du="http://schemas.microsoft.com/office/word/2023/wordml/word16du" xmlns:w16sdtdh="http://schemas.microsoft.com/office/word/2020/wordml/sdtdatahash" xmlns:w16sdtfl="http://schemas.microsoft.com/office/word/2024/wordml/sdtformatlock" xmlns:w16se="http://schemas.microsoft.com/office/word/2015/wordml/symex" xmlns:wpg="http://schemas.microsoft.com/office/word/2010/wordprocessingGroup" xmlns:wpi="http://schemas.microsoft.com/office/word/2010/wordprocessingInk" xmlns:wne="http://schemas.microsoft.com/office/word/2006/wordml" xmlns:wps="http://schemas.microsoft.com/office/word/2010/wordprocessingShape" mc:Ignorable="w14 w15 w16se w16cid w16 w16cex w16sdtdh w16sdtfl w16du wp14">
+<w:ftr xmlns:wpc="http://schemas.microsoft.com/office/word/2010/wordprocessingCanvas" xmlns:cx="http://schemas.microsoft.com/office/drawing/2014/chartex" xmlns:cx1="http://schemas.microsoft.com/office/drawing/2015/9/8/chartex" xmlns:cx2="http://schemas.microsoft.com/office/drawing/2015/10/21/chartex" xmlns:cx3="http://schemas.microsoft.com/office/drawing/2016/5/9/chartex" xmlns:cx4="http://schemas.microsoft.com/office/drawing/2016/5/10/chartex" xmlns:cx5="http://schemas.microsoft.com/office/drawing/2016/5/11/chartex" xmlns:cx6="http://schemas.microsoft.com/office/drawing/2016/5/12/chartex" xmlns:cx7="http://schemas.microsoft.com/office/drawing/2016/5/13/chartex" xmlns:cx8="http://schemas.microsoft.com/office/drawing/2016/5/14/chartex" xmlns:mc="http://schemas.openxmlformats.org/markup-compatibility/2006" xmlns:aink="http://schemas.microsoft.com/office/drawing/2016/ink" xmlns:am3d="http://schemas.microsoft.com/office/drawing/2017/model3d" xmlns:o="urn:schemas-microsoft-com:office:office" xmlns:oel="http://schemas.microsoft.com/office/2019/extlst" xmlns:r="http://schemas.openxmlformats.org/officeDocument/2006/relationships" xmlns:m="http://schemas.openxmlformats.org/officeDocument/2006/math" xmlns:v="urn:schemas-microsoft-com:vml" xmlns:wp14="http://schemas.microsoft.com/office/word/2010/wordprocessingDrawing" xmlns:wp="http://schemas.openxmlformats.org/drawingml/2006/wordprocessingDrawing" xmlns:w10="urn:schemas-microsoft-com:office:word" xmlns:w="http://schemas.openxmlformats.org/wordprocessingml/2006/main" xmlns:w14="http://schemas.microsoft.com/office/word/2010/wordml" xmlns:w15="http://schemas.microsoft.com/office/word/2012/wordml" xmlns:w16cex="http://schemas.microsoft.com/office/word/2018/wordml/cex" xmlns:w16cid="http://schemas.microsoft.com/office/word/2016/wordml/cid" xmlns:w16="http://schemas.microsoft.com/office/word/2018/wordml" xmlns:w16du="http://schemas.microsoft.com/office/word/2023/wordml/word16du" xmlns:w16sdtdh="http://schemas.microsoft.com/office/word/2020/wordml/sdtdatahash" xmlns:w16sdtfl="http://schemas.microsoft.com/office/word/2024/wordml/sdtformatlock" xmlns:w16se="http://schemas.microsoft.com/office/word/2015/wordml/symex" xmlns:wpg="http://schemas.microsoft.com/office/word/2010/wordprocessingGroup" xmlns:wpi="http://schemas.microsoft.com/office/word/2010/wordprocessingInk" xmlns:wne="http://schemas.microsoft.com/office/word/2006/wordml" xmlns:wps="http://schemas.microsoft.com/office/word/2010/wordprocessingShape" mc:Ignorable="w14 w15 w16se w16cid w16 w16cex w16sdtdh w16sdtfl w16du wp14">
   <w:p>
     <w:pPr>
       <w:tabs>
@@ -6875,7 +6875,7 @@
         <w:noProof/>
       </w:rPr>
       <w:drawing>
-        <wp:inline distT="0" distB="0" distL="0" distR="0" wp14:anchorId="65933848" wp14:editId="5BE30117">
+        <wp:inline distT="0" distB="0" distL="0" distR="0" wp14:anchorId="5AF4AD49" wp14:editId="77A8BCC2">
           <wp:extent cx="576000" cy="459360"/>
           <wp:effectExtent l="0" t="0" r="0" b="0"/>
           <wp:docPr id="1" name="ARGOS framework mark" descr="ARGOS framework mark"/>
@@ -7028,7 +7028,7 @@
 </file>
 
 <file path=word/footer3.xml><?xml version="1.0" encoding="utf-8"?>
-<w:ftr xmlns:wpc="http://schemas.microsoft.com/office/word/2010/wordprocessingCanvas" xmlns:cx="http://schemas.microsoft.com/office/drawing/2014/chartex" xmlns:cx1="http://schemas.microsoft.com/office/drawing/2015/9/8/chartex" xmlns:cx2="http://schemas.microsoft.com/office/drawing/2015/10/21/chartex" xmlns:cx3="http://schemas.microsoft.com/office/drawing/2016/5/9/chartex" xmlns:cx4="http://schemas.microsoft.com/office/drawing/2016/5/10/chartex" xmlns:cx5="http://schemas.microsoft.com/office/drawing/2016/5/11/chartex" xmlns:cx6="http://schemas.microsoft.com/office/drawing/2016/5/12/chartex" xmlns:cx7="http://schemas.microsoft.com/office/drawing/2016/5/13/chartex" xmlns:cx8="http://schemas.microsoft.com/office/drawing/2016/5/14/chartex" xmlns:mc="http://schemas.openxmlformats.org/markup-compatibility/2006" xmlns:aink="http://schemas.microsoft.com/office/drawing/2016/ink" xmlns:am3d="http://schemas.microsoft.com/office/drawing/2017/model3d" xmlns:o="urn:schemas-microsoft-com:office:office" xmlns:oel="http://schemas.microsoft.com/office/2019/extlst" xmlns:r="http://schemas.openxmlformats.org/officeDocument/2006/relationships" xmlns:m="http://schemas.openxmlformats.org/officeDocument/2006/math" xmlns:v="urn:schemas-microsoft-com:vml" xmlns:wp14="http://schemas.microsoft.com/office/word/2010/wordprocessingDrawing" xmlns:wp="http://schemas.openxmlformats.org/drawingml/2006/wordprocessingDrawing" xmlns:w10="urn:schemas-microsoft-com:office:word" xmlns:w="http://schemas.openxmlformats.org/wordprocessingml/2006/main" xmlns:w14="http://schemas.microsoft.com/office/word/2010/wordml" xmlns:w15="http://schemas.microsoft.com/office/word/2012/wordml" xmlns:w16cei="http://schemas.microsoft.com/office/word/2026/wordml/cei" xmlns:w16cex="http://schemas.microsoft.com/office/word/2018/wordml/cex" xmlns:w16cid="http://schemas.microsoft.com/office/word/2016/wordml/cid" xmlns:w16="http://schemas.microsoft.com/office/word/2018/wordml" xmlns:w16du="http://schemas.microsoft.com/office/word/2023/wordml/word16du" xmlns:w16sdtdh="http://schemas.microsoft.com/office/word/2020/wordml/sdtdatahash" xmlns:w16sdtfl="http://schemas.microsoft.com/office/word/2024/wordml/sdtformatlock" xmlns:w16se="http://schemas.microsoft.com/office/word/2015/wordml/symex" xmlns:wpg="http://schemas.microsoft.com/office/word/2010/wordprocessingGroup" xmlns:wpi="http://schemas.microsoft.com/office/word/2010/wordprocessingInk" xmlns:wne="http://schemas.microsoft.com/office/word/2006/wordml" xmlns:wps="http://schemas.microsoft.com/office/word/2010/wordprocessingShape" mc:Ignorable="w14 w15 w16se w16cid w16 w16cex w16sdtdh w16sdtfl w16du wp14">
+<w:ftr xmlns:wpc="http://schemas.microsoft.com/office/word/2010/wordprocessingCanvas" xmlns:cx="http://schemas.microsoft.com/office/drawing/2014/chartex" xmlns:cx1="http://schemas.microsoft.com/office/drawing/2015/9/8/chartex" xmlns:cx2="http://schemas.microsoft.com/office/drawing/2015/10/21/chartex" xmlns:cx3="http://schemas.microsoft.com/office/drawing/2016/5/9/chartex" xmlns:cx4="http://schemas.microsoft.com/office/drawing/2016/5/10/chartex" xmlns:cx5="http://schemas.microsoft.com/office/drawing/2016/5/11/chartex" xmlns:cx6="http://schemas.microsoft.com/office/drawing/2016/5/12/chartex" xmlns:cx7="http://schemas.microsoft.com/office/drawing/2016/5/13/chartex" xmlns:cx8="http://schemas.microsoft.com/office/drawing/2016/5/14/chartex" xmlns:mc="http://schemas.openxmlformats.org/markup-compatibility/2006" xmlns:aink="http://schemas.microsoft.com/office/drawing/2016/ink" xmlns:am3d="http://schemas.microsoft.com/office/drawing/2017/model3d" xmlns:o="urn:schemas-microsoft-com:office:office" xmlns:oel="http://schemas.microsoft.com/office/2019/extlst" xmlns:r="http://schemas.openxmlformats.org/officeDocument/2006/relationships" xmlns:m="http://schemas.openxmlformats.org/officeDocument/2006/math" xmlns:v="urn:schemas-microsoft-com:vml" xmlns:wp14="http://schemas.microsoft.com/office/word/2010/wordprocessingDrawing" xmlns:wp="http://schemas.openxmlformats.org/drawingml/2006/wordprocessingDrawing" xmlns:w10="urn:schemas-microsoft-com:office:word" xmlns:w="http://schemas.openxmlformats.org/wordprocessingml/2006/main" xmlns:w14="http://schemas.microsoft.com/office/word/2010/wordml" xmlns:w15="http://schemas.microsoft.com/office/word/2012/wordml" xmlns:w16cex="http://schemas.microsoft.com/office/word/2018/wordml/cex" xmlns:w16cid="http://schemas.microsoft.com/office/word/2016/wordml/cid" xmlns:w16="http://schemas.microsoft.com/office/word/2018/wordml" xmlns:w16du="http://schemas.microsoft.com/office/word/2023/wordml/word16du" xmlns:w16sdtdh="http://schemas.microsoft.com/office/word/2020/wordml/sdtdatahash" xmlns:w16sdtfl="http://schemas.microsoft.com/office/word/2024/wordml/sdtformatlock" xmlns:w16se="http://schemas.microsoft.com/office/word/2015/wordml/symex" xmlns:wpg="http://schemas.microsoft.com/office/word/2010/wordprocessingGroup" xmlns:wpi="http://schemas.microsoft.com/office/word/2010/wordprocessingInk" xmlns:wne="http://schemas.microsoft.com/office/word/2006/wordml" xmlns:wps="http://schemas.microsoft.com/office/word/2010/wordprocessingShape" mc:Ignorable="w14 w15 w16se w16cid w16 w16cex w16sdtdh w16sdtfl w16du wp14">
   <w:p>
     <w:pPr>
       <w:pStyle w:val="Piedepgina"/>
@@ -7038,7 +7038,7 @@
 </file>
 
 <file path=word/footnotes.xml><?xml version="1.0" encoding="utf-8"?>
-<w:footnotes xmlns:wpc="http://schemas.microsoft.com/office/word/2010/wordprocessingCanvas" xmlns:cx="http://schemas.microsoft.com/office/drawing/2014/chartex" xmlns:cx1="http://schemas.microsoft.com/office/drawing/2015/9/8/chartex" xmlns:cx2="http://schemas.microsoft.com/office/drawing/2015/10/21/chartex" xmlns:cx3="http://schemas.microsoft.com/office/drawing/2016/5/9/chartex" xmlns:cx4="http://schemas.microsoft.com/office/drawing/2016/5/10/chartex" xmlns:cx5="http://schemas.microsoft.com/office/drawing/2016/5/11/chartex" xmlns:cx6="http://schemas.microsoft.com/office/drawing/2016/5/12/chartex" xmlns:cx7="http://schemas.microsoft.com/office/drawing/2016/5/13/chartex" xmlns:cx8="http://schemas.microsoft.com/office/drawing/2016/5/14/chartex" xmlns:mc="http://schemas.openxmlformats.org/markup-compatibility/2006" xmlns:aink="http://schemas.microsoft.com/office/drawing/2016/ink" xmlns:am3d="http://schemas.microsoft.com/office/drawing/2017/model3d" xmlns:o="urn:schemas-microsoft-com:office:office" xmlns:oel="http://schemas.microsoft.com/office/2019/extlst" xmlns:r="http://schemas.openxmlformats.org/officeDocument/2006/relationships" xmlns:m="http://schemas.openxmlformats.org/officeDocument/2006/math" xmlns:v="urn:schemas-microsoft-com:vml" xmlns:wp14="http://schemas.microsoft.com/office/word/2010/wordprocessingDrawing" xmlns:wp="http://schemas.openxmlformats.org/drawingml/2006/wordprocessingDrawing" xmlns:w10="urn:schemas-microsoft-com:office:word" xmlns:w="http://schemas.openxmlformats.org/wordprocessingml/2006/main" xmlns:w14="http://schemas.microsoft.com/office/word/2010/wordml" xmlns:w15="http://schemas.microsoft.com/office/word/2012/wordml" xmlns:w16cei="http://schemas.microsoft.com/office/word/2026/wordml/cei" xmlns:w16cex="http://schemas.microsoft.com/office/word/2018/wordml/cex" xmlns:w16cid="http://schemas.microsoft.com/office/word/2016/wordml/cid" xmlns:w16="http://schemas.microsoft.com/office/word/2018/wordml" xmlns:w16du="http://schemas.microsoft.com/office/word/2023/wordml/word16du" xmlns:w16sdtdh="http://schemas.microsoft.com/office/word/2020/wordml/sdtdatahash" xmlns:w16sdtfl="http://schemas.microsoft.com/office/word/2024/wordml/sdtformatlock" xmlns:w16se="http://schemas.microsoft.com/office/word/2015/wordml/symex" xmlns:wpg="http://schemas.microsoft.com/office/word/2010/wordprocessingGroup" xmlns:wpi="http://schemas.microsoft.com/office/word/2010/wordprocessingInk" xmlns:wne="http://schemas.microsoft.com/office/word/2006/wordml" xmlns:wps="http://schemas.microsoft.com/office/word/2010/wordprocessingShape" mc:Ignorable="w14 w15 w16se w16cid w16 w16cex w16sdtdh w16sdtfl w16du wp14">
+<w:footnotes xmlns:wpc="http://schemas.microsoft.com/office/word/2010/wordprocessingCanvas" xmlns:cx="http://schemas.microsoft.com/office/drawing/2014/chartex" xmlns:cx1="http://schemas.microsoft.com/office/drawing/2015/9/8/chartex" xmlns:cx2="http://schemas.microsoft.com/office/drawing/2015/10/21/chartex" xmlns:cx3="http://schemas.microsoft.com/office/drawing/2016/5/9/chartex" xmlns:cx4="http://schemas.microsoft.com/office/drawing/2016/5/10/chartex" xmlns:cx5="http://schemas.microsoft.com/office/drawing/2016/5/11/chartex" xmlns:cx6="http://schemas.microsoft.com/office/drawing/2016/5/12/chartex" xmlns:cx7="http://schemas.microsoft.com/office/drawing/2016/5/13/chartex" xmlns:cx8="http://schemas.microsoft.com/office/drawing/2016/5/14/chartex" xmlns:mc="http://schemas.openxmlformats.org/markup-compatibility/2006" xmlns:aink="http://schemas.microsoft.com/office/drawing/2016/ink" xmlns:am3d="http://schemas.microsoft.com/office/drawing/2017/model3d" xmlns:o="urn:schemas-microsoft-com:office:office" xmlns:oel="http://schemas.microsoft.com/office/2019/extlst" xmlns:r="http://schemas.openxmlformats.org/officeDocument/2006/relationships" xmlns:m="http://schemas.openxmlformats.org/officeDocument/2006/math" xmlns:v="urn:schemas-microsoft-com:vml" xmlns:wp14="http://schemas.microsoft.com/office/word/2010/wordprocessingDrawing" xmlns:wp="http://schemas.openxmlformats.org/drawingml/2006/wordprocessingDrawing" xmlns:w10="urn:schemas-microsoft-com:office:word" xmlns:w="http://schemas.openxmlformats.org/wordprocessingml/2006/main" xmlns:w14="http://schemas.microsoft.com/office/word/2010/wordml" xmlns:w15="http://schemas.microsoft.com/office/word/2012/wordml" xmlns:w16cex="http://schemas.microsoft.com/office/word/2018/wordml/cex" xmlns:w16cid="http://schemas.microsoft.com/office/word/2016/wordml/cid" xmlns:w16="http://schemas.microsoft.com/office/word/2018/wordml" xmlns:w16du="http://schemas.microsoft.com/office/word/2023/wordml/word16du" xmlns:w16sdtdh="http://schemas.microsoft.com/office/word/2020/wordml/sdtdatahash" xmlns:w16sdtfl="http://schemas.microsoft.com/office/word/2024/wordml/sdtformatlock" xmlns:w16se="http://schemas.microsoft.com/office/word/2015/wordml/symex" xmlns:wpg="http://schemas.microsoft.com/office/word/2010/wordprocessingGroup" xmlns:wpi="http://schemas.microsoft.com/office/word/2010/wordprocessingInk" xmlns:wne="http://schemas.microsoft.com/office/word/2006/wordml" xmlns:wps="http://schemas.microsoft.com/office/word/2010/wordprocessingShape" mc:Ignorable="w14 w15 w16se w16cid w16 w16cex w16sdtdh w16sdtfl w16du wp14">
   <w:footnote w:type="separator" w:id="-1">
     <w:p>
       <w:pPr>
@@ -7063,7 +7063,7 @@
 </file>
 
 <file path=word/header1.xml><?xml version="1.0" encoding="utf-8"?>
-<w:hdr xmlns:wpc="http://schemas.microsoft.com/office/word/2010/wordprocessingCanvas" xmlns:cx="http://schemas.microsoft.com/office/drawing/2014/chartex" xmlns:cx1="http://schemas.microsoft.com/office/drawing/2015/9/8/chartex" xmlns:cx2="http://schemas.microsoft.com/office/drawing/2015/10/21/chartex" xmlns:cx3="http://schemas.microsoft.com/office/drawing/2016/5/9/chartex" xmlns:cx4="http://schemas.microsoft.com/office/drawing/2016/5/10/chartex" xmlns:cx5="http://schemas.microsoft.com/office/drawing/2016/5/11/chartex" xmlns:cx6="http://schemas.microsoft.com/office/drawing/2016/5/12/chartex" xmlns:cx7="http://schemas.microsoft.com/office/drawing/2016/5/13/chartex" xmlns:cx8="http://schemas.microsoft.com/office/drawing/2016/5/14/chartex" xmlns:mc="http://schemas.openxmlformats.org/markup-compatibility/2006" xmlns:aink="http://schemas.microsoft.com/office/drawing/2016/ink" xmlns:am3d="http://schemas.microsoft.com/office/drawing/2017/model3d" xmlns:o="urn:schemas-microsoft-com:office:office" xmlns:oel="http://schemas.microsoft.com/office/2019/extlst" xmlns:r="http://schemas.openxmlformats.org/officeDocument/2006/relationships" xmlns:m="http://schemas.openxmlformats.org/officeDocument/2006/math" xmlns:v="urn:schemas-microsoft-com:vml" xmlns:wp14="http://schemas.microsoft.com/office/word/2010/wordprocessingDrawing" xmlns:wp="http://schemas.openxmlformats.org/drawingml/2006/wordprocessingDrawing" xmlns:w10="urn:schemas-microsoft-com:office:word" xmlns:w="http://schemas.openxmlformats.org/wordprocessingml/2006/main" xmlns:w14="http://schemas.microsoft.com/office/word/2010/wordml" xmlns:w15="http://schemas.microsoft.com/office/word/2012/wordml" xmlns:w16cei="http://schemas.microsoft.com/office/word/2026/wordml/cei" xmlns:w16cex="http://schemas.microsoft.com/office/word/2018/wordml/cex" xmlns:w16cid="http://schemas.microsoft.com/office/word/2016/wordml/cid" xmlns:w16="http://schemas.microsoft.com/office/word/2018/wordml" xmlns:w16du="http://schemas.microsoft.com/office/word/2023/wordml/word16du" xmlns:w16sdtdh="http://schemas.microsoft.com/office/word/2020/wordml/sdtdatahash" xmlns:w16sdtfl="http://schemas.microsoft.com/office/word/2024/wordml/sdtformatlock" xmlns:w16se="http://schemas.microsoft.com/office/word/2015/wordml/symex" xmlns:wpg="http://schemas.microsoft.com/office/word/2010/wordprocessingGroup" xmlns:wpi="http://schemas.microsoft.com/office/word/2010/wordprocessingInk" xmlns:wne="http://schemas.microsoft.com/office/word/2006/wordml" xmlns:wps="http://schemas.microsoft.com/office/word/2010/wordprocessingShape" mc:Ignorable="w14 w15 w16se w16cid w16 w16cex w16sdtdh w16sdtfl w16du wp14">
+<w:hdr xmlns:wpc="http://schemas.microsoft.com/office/word/2010/wordprocessingCanvas" xmlns:cx="http://schemas.microsoft.com/office/drawing/2014/chartex" xmlns:cx1="http://schemas.microsoft.com/office/drawing/2015/9/8/chartex" xmlns:cx2="http://schemas.microsoft.com/office/drawing/2015/10/21/chartex" xmlns:cx3="http://schemas.microsoft.com/office/drawing/2016/5/9/chartex" xmlns:cx4="http://schemas.microsoft.com/office/drawing/2016/5/10/chartex" xmlns:cx5="http://schemas.microsoft.com/office/drawing/2016/5/11/chartex" xmlns:cx6="http://schemas.microsoft.com/office/drawing/2016/5/12/chartex" xmlns:cx7="http://schemas.microsoft.com/office/drawing/2016/5/13/chartex" xmlns:cx8="http://schemas.microsoft.com/office/drawing/2016/5/14/chartex" xmlns:mc="http://schemas.openxmlformats.org/markup-compatibility/2006" xmlns:aink="http://schemas.microsoft.com/office/drawing/2016/ink" xmlns:am3d="http://schemas.microsoft.com/office/drawing/2017/model3d" xmlns:o="urn:schemas-microsoft-com:office:office" xmlns:oel="http://schemas.microsoft.com/office/2019/extlst" xmlns:r="http://schemas.openxmlformats.org/officeDocument/2006/relationships" xmlns:m="http://schemas.openxmlformats.org/officeDocument/2006/math" xmlns:v="urn:schemas-microsoft-com:vml" xmlns:wp14="http://schemas.microsoft.com/office/word/2010/wordprocessingDrawing" xmlns:wp="http://schemas.openxmlformats.org/drawingml/2006/wordprocessingDrawing" xmlns:w10="urn:schemas-microsoft-com:office:word" xmlns:w="http://schemas.openxmlformats.org/wordprocessingml/2006/main" xmlns:w14="http://schemas.microsoft.com/office/word/2010/wordml" xmlns:w15="http://schemas.microsoft.com/office/word/2012/wordml" xmlns:w16cex="http://schemas.microsoft.com/office/word/2018/wordml/cex" xmlns:w16cid="http://schemas.microsoft.com/office/word/2016/wordml/cid" xmlns:w16="http://schemas.microsoft.com/office/word/2018/wordml" xmlns:w16du="http://schemas.microsoft.com/office/word/2023/wordml/word16du" xmlns:w16sdtdh="http://schemas.microsoft.com/office/word/2020/wordml/sdtdatahash" xmlns:w16sdtfl="http://schemas.microsoft.com/office/word/2024/wordml/sdtformatlock" xmlns:w16se="http://schemas.microsoft.com/office/word/2015/wordml/symex" xmlns:wpg="http://schemas.microsoft.com/office/word/2010/wordprocessingGroup" xmlns:wpi="http://schemas.microsoft.com/office/word/2010/wordprocessingInk" xmlns:wne="http://schemas.microsoft.com/office/word/2006/wordml" xmlns:wps="http://schemas.microsoft.com/office/word/2010/wordprocessingShape" mc:Ignorable="w14 w15 w16se w16cid w16 w16cex w16sdtdh w16sdtfl w16du wp14">
   <w:p>
     <w:pPr>
       <w:pStyle w:val="Encabezado"/>
@@ -7137,7 +7137,7 @@
 </file>
 
 <file path=word/header2.xml><?xml version="1.0" encoding="utf-8"?>
-<w:hdr xmlns:wpc="http://schemas.microsoft.com/office/word/2010/wordprocessingCanvas" xmlns:cx="http://schemas.microsoft.com/office/drawing/2014/chartex" xmlns:cx1="http://schemas.microsoft.com/office/drawing/2015/9/8/chartex" xmlns:cx2="http://schemas.microsoft.com/office/drawing/2015/10/21/chartex" xmlns:cx3="http://schemas.microsoft.com/office/drawing/2016/5/9/chartex" xmlns:cx4="http://schemas.microsoft.com/office/drawing/2016/5/10/chartex" xmlns:cx5="http://schemas.microsoft.com/office/drawing/2016/5/11/chartex" xmlns:cx6="http://schemas.microsoft.com/office/drawing/2016/5/12/chartex" xmlns:cx7="http://schemas.microsoft.com/office/drawing/2016/5/13/chartex" xmlns:cx8="http://schemas.microsoft.com/office/drawing/2016/5/14/chartex" xmlns:mc="http://schemas.openxmlformats.org/markup-compatibility/2006" xmlns:aink="http://schemas.microsoft.com/office/drawing/2016/ink" xmlns:am3d="http://schemas.microsoft.com/office/drawing/2017/model3d" xmlns:o="urn:schemas-microsoft-com:office:office" xmlns:oel="http://schemas.microsoft.com/office/2019/extlst" xmlns:r="http://schemas.openxmlformats.org/officeDocument/2006/relationships" xmlns:m="http://schemas.openxmlformats.org/officeDocument/2006/math" xmlns:v="urn:schemas-microsoft-com:vml" xmlns:wp14="http://schemas.microsoft.com/office/word/2010/wordprocessingDrawing" xmlns:wp="http://schemas.openxmlformats.org/drawingml/2006/wordprocessingDrawing" xmlns:w10="urn:schemas-microsoft-com:office:word" xmlns:w="http://schemas.openxmlformats.org/wordprocessingml/2006/main" xmlns:w14="http://schemas.microsoft.com/office/word/2010/wordml" xmlns:w15="http://schemas.microsoft.com/office/word/2012/wordml" xmlns:w16cei="http://schemas.microsoft.com/office/word/2026/wordml/cei" xmlns:w16cex="http://schemas.microsoft.com/office/word/2018/wordml/cex" xmlns:w16cid="http://schemas.microsoft.com/office/word/2016/wordml/cid" xmlns:w16="http://schemas.microsoft.com/office/word/2018/wordml" xmlns:w16du="http://schemas.microsoft.com/office/word/2023/wordml/word16du" xmlns:w16sdtdh="http://schemas.microsoft.com/office/word/2020/wordml/sdtdatahash" xmlns:w16sdtfl="http://schemas.microsoft.com/office/word/2024/wordml/sdtformatlock" xmlns:w16se="http://schemas.microsoft.com/office/word/2015/wordml/symex" xmlns:wpg="http://schemas.microsoft.com/office/word/2010/wordprocessingGroup" xmlns:wpi="http://schemas.microsoft.com/office/word/2010/wordprocessingInk" xmlns:wne="http://schemas.microsoft.com/office/word/2006/wordml" xmlns:wps="http://schemas.microsoft.com/office/word/2010/wordprocessingShape" mc:Ignorable="w14 w15 w16se w16cid w16 w16cex w16sdtdh w16sdtfl w16du wp14">
+<w:hdr xmlns:wpc="http://schemas.microsoft.com/office/word/2010/wordprocessingCanvas" xmlns:cx="http://schemas.microsoft.com/office/drawing/2014/chartex" xmlns:cx1="http://schemas.microsoft.com/office/drawing/2015/9/8/chartex" xmlns:cx2="http://schemas.microsoft.com/office/drawing/2015/10/21/chartex" xmlns:cx3="http://schemas.microsoft.com/office/drawing/2016/5/9/chartex" xmlns:cx4="http://schemas.microsoft.com/office/drawing/2016/5/10/chartex" xmlns:cx5="http://schemas.microsoft.com/office/drawing/2016/5/11/chartex" xmlns:cx6="http://schemas.microsoft.com/office/drawing/2016/5/12/chartex" xmlns:cx7="http://schemas.microsoft.com/office/drawing/2016/5/13/chartex" xmlns:cx8="http://schemas.microsoft.com/office/drawing/2016/5/14/chartex" xmlns:mc="http://schemas.openxmlformats.org/markup-compatibility/2006" xmlns:aink="http://schemas.microsoft.com/office/drawing/2016/ink" xmlns:am3d="http://schemas.microsoft.com/office/drawing/2017/model3d" xmlns:o="urn:schemas-microsoft-com:office:office" xmlns:oel="http://schemas.microsoft.com/office/2019/extlst" xmlns:r="http://schemas.openxmlformats.org/officeDocument/2006/relationships" xmlns:m="http://schemas.openxmlformats.org/officeDocument/2006/math" xmlns:v="urn:schemas-microsoft-com:vml" xmlns:wp14="http://schemas.microsoft.com/office/word/2010/wordprocessingDrawing" xmlns:wp="http://schemas.openxmlformats.org/drawingml/2006/wordprocessingDrawing" xmlns:w10="urn:schemas-microsoft-com:office:word" xmlns:w="http://schemas.openxmlformats.org/wordprocessingml/2006/main" xmlns:w14="http://schemas.microsoft.com/office/word/2010/wordml" xmlns:w15="http://schemas.microsoft.com/office/word/2012/wordml" xmlns:w16cex="http://schemas.microsoft.com/office/word/2018/wordml/cex" xmlns:w16cid="http://schemas.microsoft.com/office/word/2016/wordml/cid" xmlns:w16="http://schemas.microsoft.com/office/word/2018/wordml" xmlns:w16du="http://schemas.microsoft.com/office/word/2023/wordml/word16du" xmlns:w16sdtdh="http://schemas.microsoft.com/office/word/2020/wordml/sdtdatahash" xmlns:w16sdtfl="http://schemas.microsoft.com/office/word/2024/wordml/sdtformatlock" xmlns:w16se="http://schemas.microsoft.com/office/word/2015/wordml/symex" xmlns:wpg="http://schemas.microsoft.com/office/word/2010/wordprocessingGroup" xmlns:wpi="http://schemas.microsoft.com/office/word/2010/wordprocessingInk" xmlns:wne="http://schemas.microsoft.com/office/word/2006/wordml" xmlns:wps="http://schemas.microsoft.com/office/word/2010/wordprocessingShape" mc:Ignorable="w14 w15 w16se w16cid w16 w16cex w16sdtdh w16sdtfl w16du wp14">
   <w:p>
     <w:pPr>
       <w:pStyle w:val="Encabezado"/>
@@ -7211,7 +7211,7 @@
 </file>
 
 <file path=word/header3.xml><?xml version="1.0" encoding="utf-8"?>
-<w:hdr xmlns:wpc="http://schemas.microsoft.com/office/word/2010/wordprocessingCanvas" xmlns:cx="http://schemas.microsoft.com/office/drawing/2014/chartex" xmlns:cx1="http://schemas.microsoft.com/office/drawing/2015/9/8/chartex" xmlns:cx2="http://schemas.microsoft.com/office/drawing/2015/10/21/chartex" xmlns:cx3="http://schemas.microsoft.com/office/drawing/2016/5/9/chartex" xmlns:cx4="http://schemas.microsoft.com/office/drawing/2016/5/10/chartex" xmlns:cx5="http://schemas.microsoft.com/office/drawing/2016/5/11/chartex" xmlns:cx6="http://schemas.microsoft.com/office/drawing/2016/5/12/chartex" xmlns:cx7="http://schemas.microsoft.com/office/drawing/2016/5/13/chartex" xmlns:cx8="http://schemas.microsoft.com/office/drawing/2016/5/14/chartex" xmlns:mc="http://schemas.openxmlformats.org/markup-compatibility/2006" xmlns:aink="http://schemas.microsoft.com/office/drawing/2016/ink" xmlns:am3d="http://schemas.microsoft.com/office/drawing/2017/model3d" xmlns:o="urn:schemas-microsoft-com:office:office" xmlns:oel="http://schemas.microsoft.com/office/2019/extlst" xmlns:r="http://schemas.openxmlformats.org/officeDocument/2006/relationships" xmlns:m="http://schemas.openxmlformats.org/officeDocument/2006/math" xmlns:v="urn:schemas-microsoft-com:vml" xmlns:wp14="http://schemas.microsoft.com/office/word/2010/wordprocessingDrawing" xmlns:wp="http://schemas.openxmlformats.org/drawingml/2006/wordprocessingDrawing" xmlns:w10="urn:schemas-microsoft-com:office:word" xmlns:w="http://schemas.openxmlformats.org/wordprocessingml/2006/main" xmlns:w14="http://schemas.microsoft.com/office/word/2010/wordml" xmlns:w15="http://schemas.microsoft.com/office/word/2012/wordml" xmlns:w16cei="http://schemas.microsoft.com/office/word/2026/wordml/cei" xmlns:w16cex="http://schemas.microsoft.com/office/word/2018/wordml/cex" xmlns:w16cid="http://schemas.microsoft.com/office/word/2016/wordml/cid" xmlns:w16="http://schemas.microsoft.com/office/word/2018/wordml" xmlns:w16du="http://schemas.microsoft.com/office/word/2023/wordml/word16du" xmlns:w16sdtdh="http://schemas.microsoft.com/office/word/2020/wordml/sdtdatahash" xmlns:w16sdtfl="http://schemas.microsoft.com/office/word/2024/wordml/sdtformatlock" xmlns:w16se="http://schemas.microsoft.com/office/word/2015/wordml/symex" xmlns:wpg="http://schemas.microsoft.com/office/word/2010/wordprocessingGroup" xmlns:wpi="http://schemas.microsoft.com/office/word/2010/wordprocessingInk" xmlns:wne="http://schemas.microsoft.com/office/word/2006/wordml" xmlns:wps="http://schemas.microsoft.com/office/word/2010/wordprocessingShape" mc:Ignorable="w14 w15 w16se w16cid w16 w16cex w16sdtdh w16sdtfl w16du wp14">
+<w:hdr xmlns:wpc="http://schemas.microsoft.com/office/word/2010/wordprocessingCanvas" xmlns:cx="http://schemas.microsoft.com/office/drawing/2014/chartex" xmlns:cx1="http://schemas.microsoft.com/office/drawing/2015/9/8/chartex" xmlns:cx2="http://schemas.microsoft.com/office/drawing/2015/10/21/chartex" xmlns:cx3="http://schemas.microsoft.com/office/drawing/2016/5/9/chartex" xmlns:cx4="http://schemas.microsoft.com/office/drawing/2016/5/10/chartex" xmlns:cx5="http://schemas.microsoft.com/office/drawing/2016/5/11/chartex" xmlns:cx6="http://schemas.microsoft.com/office/drawing/2016/5/12/chartex" xmlns:cx7="http://schemas.microsoft.com/office/drawing/2016/5/13/chartex" xmlns:cx8="http://schemas.microsoft.com/office/drawing/2016/5/14/chartex" xmlns:mc="http://schemas.openxmlformats.org/markup-compatibility/2006" xmlns:aink="http://schemas.microsoft.com/office/drawing/2016/ink" xmlns:am3d="http://schemas.microsoft.com/office/drawing/2017/model3d" xmlns:o="urn:schemas-microsoft-com:office:office" xmlns:oel="http://schemas.microsoft.com/office/2019/extlst" xmlns:r="http://schemas.openxmlformats.org/officeDocument/2006/relationships" xmlns:m="http://schemas.openxmlformats.org/officeDocument/2006/math" xmlns:v="urn:schemas-microsoft-com:vml" xmlns:wp14="http://schemas.microsoft.com/office/word/2010/wordprocessingDrawing" xmlns:wp="http://schemas.openxmlformats.org/drawingml/2006/wordprocessingDrawing" xmlns:w10="urn:schemas-microsoft-com:office:word" xmlns:w="http://schemas.openxmlformats.org/wordprocessingml/2006/main" xmlns:w14="http://schemas.microsoft.com/office/word/2010/wordml" xmlns:w15="http://schemas.microsoft.com/office/word/2012/wordml" xmlns:w16cex="http://schemas.microsoft.com/office/word/2018/wordml/cex" xmlns:w16cid="http://schemas.microsoft.com/office/word/2016/wordml/cid" xmlns:w16="http://schemas.microsoft.com/office/word/2018/wordml" xmlns:w16du="http://schemas.microsoft.com/office/word/2023/wordml/word16du" xmlns:w16sdtdh="http://schemas.microsoft.com/office/word/2020/wordml/sdtdatahash" xmlns:w16sdtfl="http://schemas.microsoft.com/office/word/2024/wordml/sdtformatlock" xmlns:w16se="http://schemas.microsoft.com/office/word/2015/wordml/symex" xmlns:wpg="http://schemas.microsoft.com/office/word/2010/wordprocessingGroup" xmlns:wpi="http://schemas.microsoft.com/office/word/2010/wordprocessingInk" xmlns:wne="http://schemas.microsoft.com/office/word/2006/wordml" xmlns:wps="http://schemas.microsoft.com/office/word/2010/wordprocessingShape" mc:Ignorable="w14 w15 w16se w16cid w16 w16cex w16sdtdh w16sdtfl w16du wp14">
   <w:p>
     <w:pPr>
       <w:pStyle w:val="Encabezado"/>
@@ -7285,10 +7285,10 @@
         <w:noProof/>
       </w:rPr>
       <w:drawing>
-        <wp:inline distT="0" distB="0" distL="0" distR="0" wp14:anchorId="2EADAE84" wp14:editId="580CCBA7">
+        <wp:inline distT="0" distB="0" distL="0" distR="0" wp14:anchorId="1F5E4641" wp14:editId="7EB9F51D">
           <wp:extent cx="1512000" cy="1205820"/>
           <wp:effectExtent l="0" t="0" r="0" b="0"/>
-          <wp:docPr id="420105649" name="ARGOS framework mark" descr="ARGOS framework mark"/>
+          <wp:docPr id="1489805822" name="ARGOS framework mark" descr="ARGOS framework mark"/>
           <wp:cNvGraphicFramePr>
             <a:graphicFrameLocks xmlns:a="http://schemas.openxmlformats.org/drawingml/2006/main" noChangeAspect="1"/>
           </wp:cNvGraphicFramePr>
@@ -7325,7 +7325,7 @@
 </file>
 
 <file path=word/numbering.xml><?xml version="1.0" encoding="utf-8"?>
-<w:numbering xmlns:wpc="http://schemas.microsoft.com/office/word/2010/wordprocessingCanvas" xmlns:cx="http://schemas.microsoft.com/office/drawing/2014/chartex" xmlns:cx1="http://schemas.microsoft.com/office/drawing/2015/9/8/chartex" xmlns:cx2="http://schemas.microsoft.com/office/drawing/2015/10/21/chartex" xmlns:cx3="http://schemas.microsoft.com/office/drawing/2016/5/9/chartex" xmlns:cx4="http://schemas.microsoft.com/office/drawing/2016/5/10/chartex" xmlns:cx5="http://schemas.microsoft.com/office/drawing/2016/5/11/chartex" xmlns:cx6="http://schemas.microsoft.com/office/drawing/2016/5/12/chartex" xmlns:cx7="http://schemas.microsoft.com/office/drawing/2016/5/13/chartex" xmlns:cx8="http://schemas.microsoft.com/office/drawing/2016/5/14/chartex" xmlns:mc="http://schemas.openxmlformats.org/markup-compatibility/2006" xmlns:aink="http://schemas.microsoft.com/office/drawing/2016/ink" xmlns:am3d="http://schemas.microsoft.com/office/drawing/2017/model3d" xmlns:o="urn:schemas-microsoft-com:office:office" xmlns:oel="http://schemas.microsoft.com/office/2019/extlst" xmlns:r="http://schemas.openxmlformats.org/officeDocument/2006/relationships" xmlns:m="http://schemas.openxmlformats.org/officeDocument/2006/math" xmlns:v="urn:schemas-microsoft-com:vml" xmlns:wp14="http://schemas.microsoft.com/office/word/2010/wordprocessingDrawing" xmlns:wp="http://schemas.openxmlformats.org/drawingml/2006/wordprocessingDrawing" xmlns:w10="urn:schemas-microsoft-com:office:word" xmlns:w="http://schemas.openxmlformats.org/wordprocessingml/2006/main" xmlns:w14="http://schemas.microsoft.com/office/word/2010/wordml" xmlns:w15="http://schemas.microsoft.com/office/word/2012/wordml" xmlns:w16cei="http://schemas.microsoft.com/office/word/2026/wordml/cei" xmlns:w16cex="http://schemas.microsoft.com/office/word/2018/wordml/cex" xmlns:w16cid="http://schemas.microsoft.com/office/word/2016/wordml/cid" xmlns:w16="http://schemas.microsoft.com/office/word/2018/wordml" xmlns:w16du="http://schemas.microsoft.com/office/word/2023/wordml/word16du" xmlns:w16sdtdh="http://schemas.microsoft.com/office/word/2020/wordml/sdtdatahash" xmlns:w16sdtfl="http://schemas.microsoft.com/office/word/2024/wordml/sdtformatlock" xmlns:w16se="http://schemas.microsoft.com/office/word/2015/wordml/symex" xmlns:wpg="http://schemas.microsoft.com/office/word/2010/wordprocessingGroup" xmlns:wpi="http://schemas.microsoft.com/office/word/2010/wordprocessingInk" xmlns:wne="http://schemas.microsoft.com/office/word/2006/wordml" xmlns:wps="http://schemas.microsoft.com/office/word/2010/wordprocessingShape" mc:Ignorable="w14 w15 w16se w16cid w16 w16cex w16sdtdh w16sdtfl w16du wp14">
+<w:numbering xmlns:wpc="http://schemas.microsoft.com/office/word/2010/wordprocessingCanvas" xmlns:cx="http://schemas.microsoft.com/office/drawing/2014/chartex" xmlns:cx1="http://schemas.microsoft.com/office/drawing/2015/9/8/chartex" xmlns:cx2="http://schemas.microsoft.com/office/drawing/2015/10/21/chartex" xmlns:cx3="http://schemas.microsoft.com/office/drawing/2016/5/9/chartex" xmlns:cx4="http://schemas.microsoft.com/office/drawing/2016/5/10/chartex" xmlns:cx5="http://schemas.microsoft.com/office/drawing/2016/5/11/chartex" xmlns:cx6="http://schemas.microsoft.com/office/drawing/2016/5/12/chartex" xmlns:cx7="http://schemas.microsoft.com/office/drawing/2016/5/13/chartex" xmlns:cx8="http://schemas.microsoft.com/office/drawing/2016/5/14/chartex" xmlns:mc="http://schemas.openxmlformats.org/markup-compatibility/2006" xmlns:aink="http://schemas.microsoft.com/office/drawing/2016/ink" xmlns:am3d="http://schemas.microsoft.com/office/drawing/2017/model3d" xmlns:o="urn:schemas-microsoft-com:office:office" xmlns:oel="http://schemas.microsoft.com/office/2019/extlst" xmlns:r="http://schemas.openxmlformats.org/officeDocument/2006/relationships" xmlns:m="http://schemas.openxmlformats.org/officeDocument/2006/math" xmlns:v="urn:schemas-microsoft-com:vml" xmlns:wp14="http://schemas.microsoft.com/office/word/2010/wordprocessingDrawing" xmlns:wp="http://schemas.openxmlformats.org/drawingml/2006/wordprocessingDrawing" xmlns:w10="urn:schemas-microsoft-com:office:word" xmlns:w="http://schemas.openxmlformats.org/wordprocessingml/2006/main" xmlns:w14="http://schemas.microsoft.com/office/word/2010/wordml" xmlns:w15="http://schemas.microsoft.com/office/word/2012/wordml" xmlns:w16cex="http://schemas.microsoft.com/office/word/2018/wordml/cex" xmlns:w16cid="http://schemas.microsoft.com/office/word/2016/wordml/cid" xmlns:w16="http://schemas.microsoft.com/office/word/2018/wordml" xmlns:w16du="http://schemas.microsoft.com/office/word/2023/wordml/word16du" xmlns:w16sdtdh="http://schemas.microsoft.com/office/word/2020/wordml/sdtdatahash" xmlns:w16sdtfl="http://schemas.microsoft.com/office/word/2024/wordml/sdtformatlock" xmlns:w16se="http://schemas.microsoft.com/office/word/2015/wordml/symex" xmlns:wpg="http://schemas.microsoft.com/office/word/2010/wordprocessingGroup" xmlns:wpi="http://schemas.microsoft.com/office/word/2010/wordprocessingInk" xmlns:wne="http://schemas.microsoft.com/office/word/2006/wordml" xmlns:wps="http://schemas.microsoft.com/office/word/2010/wordprocessingShape" mc:Ignorable="w14 w15 w16se w16cid w16 w16cex w16sdtdh w16sdtfl w16du wp14">
   <w:abstractNum w:abstractNumId="0" w15:restartNumberingAfterBreak="0">
     <w:nsid w:val="0E6D0E96"/>
     <w:multiLevelType w:val="hybridMultilevel"/>
@@ -10261,19 +10261,19 @@
   <w:num w:numId="26" w16cid:durableId="846600881">
     <w:abstractNumId w:val="20"/>
   </w:num>
-  <w:num w:numId="27" w16cid:durableId="1956137445">
+  <w:num w:numId="27" w16cid:durableId="269245042">
     <w:abstractNumId w:val="0"/>
   </w:num>
-  <w:num w:numId="28" w16cid:durableId="450057184">
+  <w:num w:numId="28" w16cid:durableId="2013987937">
     <w:abstractNumId w:val="0"/>
   </w:num>
-  <w:num w:numId="29" w16cid:durableId="194197231">
+  <w:num w:numId="29" w16cid:durableId="2017951511">
     <w:abstractNumId w:val="6"/>
   </w:num>
-  <w:num w:numId="30" w16cid:durableId="2130706698">
+  <w:num w:numId="30" w16cid:durableId="2100171142">
     <w:abstractNumId w:val="0"/>
   </w:num>
-  <w:num w:numId="31" w16cid:durableId="1635407229">
+  <w:num w:numId="31" w16cid:durableId="1599170006">
     <w:abstractNumId w:val="0"/>
   </w:num>
 </w:numbering>

--- a/docs/MSXData/MSX_DEBUG_File_Format.docx
+++ b/docs/MSXData/MSX_DEBUG_File_Format.docx
@@ -561,9 +561,8 @@
       <w:pPr>
         <w:pStyle w:val="Ttulo1"/>
       </w:pPr>
-      <w:bookmarkStart w:id="0" w:name="_Toc238462371"/>
-      <w:r>
-        <w:lastRenderedPageBreak/>
+      <w:bookmarkStart w:id="0" w:name="_Toc238707039"/>
+      <w:r>
         <w:t>Contents</w:t>
       </w:r>
       <w:bookmarkEnd w:id="0"/>
@@ -596,7 +595,7 @@
       <w:r>
         <w:fldChar w:fldCharType="separate"/>
       </w:r>
-      <w:hyperlink w:anchor="_Toc238462371" w:history="1">
+      <w:hyperlink w:anchor="_Toc238707039" w:history="1">
         <w:r>
           <w:rPr>
             <w:rStyle w:val="Hipervnculo"/>
@@ -623,7 +622,7 @@
             <w:noProof/>
             <w:webHidden/>
           </w:rPr>
-          <w:instrText xml:space="preserve"> PAGEREF _Toc238462371 \h </w:instrText>
+          <w:instrText xml:space="preserve"> PAGEREF _Toc238707039 \h </w:instrText>
         </w:r>
         <w:r>
           <w:rPr>
@@ -674,7 +673,7 @@
           <w14:ligatures w14:val="standardContextual"/>
         </w:rPr>
       </w:pPr>
-      <w:hyperlink w:anchor="_Toc238462372" w:history="1">
+      <w:hyperlink w:anchor="_Toc238707040" w:history="1">
         <w:r>
           <w:rPr>
             <w:rStyle w:val="Hipervnculo"/>
@@ -701,7 +700,7 @@
             <w:noProof/>
             <w:webHidden/>
           </w:rPr>
-          <w:instrText xml:space="preserve"> PAGEREF _Toc238462372 \h </w:instrText>
+          <w:instrText xml:space="preserve"> PAGEREF _Toc238707040 \h </w:instrText>
         </w:r>
         <w:r>
           <w:rPr>
@@ -752,7 +751,7 @@
           <w14:ligatures w14:val="standardContextual"/>
         </w:rPr>
       </w:pPr>
-      <w:hyperlink w:anchor="_Toc238462373" w:history="1">
+      <w:hyperlink w:anchor="_Toc238707041" w:history="1">
         <w:r>
           <w:rPr>
             <w:rStyle w:val="Hipervnculo"/>
@@ -779,7 +778,7 @@
             <w:noProof/>
             <w:webHidden/>
           </w:rPr>
-          <w:instrText xml:space="preserve"> PAGEREF _Toc238462373 \h </w:instrText>
+          <w:instrText xml:space="preserve"> PAGEREF _Toc238707041 \h </w:instrText>
         </w:r>
         <w:r>
           <w:rPr>
@@ -829,7 +828,7 @@
           <w14:ligatures w14:val="standardContextual"/>
         </w:rPr>
       </w:pPr>
-      <w:hyperlink w:anchor="_Toc238462374" w:history="1">
+      <w:hyperlink w:anchor="_Toc238707042" w:history="1">
         <w:r>
           <w:rPr>
             <w:rStyle w:val="Hipervnculo"/>
@@ -856,7 +855,7 @@
             <w:noProof/>
             <w:webHidden/>
           </w:rPr>
-          <w:instrText xml:space="preserve"> PAGEREF _Toc238462374 \h </w:instrText>
+          <w:instrText xml:space="preserve"> PAGEREF _Toc238707042 \h </w:instrText>
         </w:r>
         <w:r>
           <w:rPr>
@@ -907,7 +906,7 @@
           <w14:ligatures w14:val="standardContextual"/>
         </w:rPr>
       </w:pPr>
-      <w:hyperlink w:anchor="_Toc238462375" w:history="1">
+      <w:hyperlink w:anchor="_Toc238707043" w:history="1">
         <w:r>
           <w:rPr>
             <w:rStyle w:val="Hipervnculo"/>
@@ -934,7 +933,7 @@
             <w:noProof/>
             <w:webHidden/>
           </w:rPr>
-          <w:instrText xml:space="preserve"> PAGEREF _Toc238462375 \h </w:instrText>
+          <w:instrText xml:space="preserve"> PAGEREF _Toc238707043 \h </w:instrText>
         </w:r>
         <w:r>
           <w:rPr>
@@ -984,7 +983,7 @@
           <w14:ligatures w14:val="standardContextual"/>
         </w:rPr>
       </w:pPr>
-      <w:hyperlink w:anchor="_Toc238462376" w:history="1">
+      <w:hyperlink w:anchor="_Toc238707044" w:history="1">
         <w:r>
           <w:rPr>
             <w:rStyle w:val="Hipervnculo"/>
@@ -1011,7 +1010,7 @@
             <w:noProof/>
             <w:webHidden/>
           </w:rPr>
-          <w:instrText xml:space="preserve"> PAGEREF _Toc238462376 \h </w:instrText>
+          <w:instrText xml:space="preserve"> PAGEREF _Toc238707044 \h </w:instrText>
         </w:r>
         <w:r>
           <w:rPr>
@@ -1061,7 +1060,7 @@
           <w14:ligatures w14:val="standardContextual"/>
         </w:rPr>
       </w:pPr>
-      <w:hyperlink w:anchor="_Toc238462377" w:history="1">
+      <w:hyperlink w:anchor="_Toc238707045" w:history="1">
         <w:r>
           <w:rPr>
             <w:rStyle w:val="Hipervnculo"/>
@@ -1088,7 +1087,7 @@
             <w:noProof/>
             <w:webHidden/>
           </w:rPr>
-          <w:instrText xml:space="preserve"> PAGEREF _Toc238462377 \h </w:instrText>
+          <w:instrText xml:space="preserve"> PAGEREF _Toc238707045 \h </w:instrText>
         </w:r>
         <w:r>
           <w:rPr>
@@ -1139,7 +1138,7 @@
           <w14:ligatures w14:val="standardContextual"/>
         </w:rPr>
       </w:pPr>
-      <w:hyperlink w:anchor="_Toc238462378" w:history="1">
+      <w:hyperlink w:anchor="_Toc238707046" w:history="1">
         <w:r>
           <w:rPr>
             <w:rStyle w:val="Hipervnculo"/>
@@ -1166,7 +1165,7 @@
             <w:noProof/>
             <w:webHidden/>
           </w:rPr>
-          <w:instrText xml:space="preserve"> PAGEREF _Toc238462378 \h </w:instrText>
+          <w:instrText xml:space="preserve"> PAGEREF _Toc238707046 \h </w:instrText>
         </w:r>
         <w:r>
           <w:rPr>
@@ -1216,7 +1215,7 @@
           <w14:ligatures w14:val="standardContextual"/>
         </w:rPr>
       </w:pPr>
-      <w:hyperlink w:anchor="_Toc238462379" w:history="1">
+      <w:hyperlink w:anchor="_Toc238707047" w:history="1">
         <w:r>
           <w:rPr>
             <w:rStyle w:val="Hipervnculo"/>
@@ -1243,7 +1242,7 @@
             <w:noProof/>
             <w:webHidden/>
           </w:rPr>
-          <w:instrText xml:space="preserve"> PAGEREF _Toc238462379 \h </w:instrText>
+          <w:instrText xml:space="preserve"> PAGEREF _Toc238707047 \h </w:instrText>
         </w:r>
         <w:r>
           <w:rPr>
@@ -1293,7 +1292,7 @@
           <w14:ligatures w14:val="standardContextual"/>
         </w:rPr>
       </w:pPr>
-      <w:hyperlink w:anchor="_Toc238462380" w:history="1">
+      <w:hyperlink w:anchor="_Toc238707048" w:history="1">
         <w:r>
           <w:rPr>
             <w:rStyle w:val="Hipervnculo"/>
@@ -1320,7 +1319,7 @@
             <w:noProof/>
             <w:webHidden/>
           </w:rPr>
-          <w:instrText xml:space="preserve"> PAGEREF _Toc238462380 \h </w:instrText>
+          <w:instrText xml:space="preserve"> PAGEREF _Toc238707048 \h </w:instrText>
         </w:r>
         <w:r>
           <w:rPr>
@@ -1371,7 +1370,7 @@
           <w14:ligatures w14:val="standardContextual"/>
         </w:rPr>
       </w:pPr>
-      <w:hyperlink w:anchor="_Toc238462381" w:history="1">
+      <w:hyperlink w:anchor="_Toc238707049" w:history="1">
         <w:r>
           <w:rPr>
             <w:rStyle w:val="Hipervnculo"/>
@@ -1398,7 +1397,7 @@
             <w:noProof/>
             <w:webHidden/>
           </w:rPr>
-          <w:instrText xml:space="preserve"> PAGEREF _Toc238462381 \h </w:instrText>
+          <w:instrText xml:space="preserve"> PAGEREF _Toc238707049 \h </w:instrText>
         </w:r>
         <w:r>
           <w:rPr>
@@ -1448,7 +1447,7 @@
           <w14:ligatures w14:val="standardContextual"/>
         </w:rPr>
       </w:pPr>
-      <w:hyperlink w:anchor="_Toc238462382" w:history="1">
+      <w:hyperlink w:anchor="_Toc238707050" w:history="1">
         <w:r>
           <w:rPr>
             <w:rStyle w:val="Hipervnculo"/>
@@ -1475,7 +1474,7 @@
             <w:noProof/>
             <w:webHidden/>
           </w:rPr>
-          <w:instrText xml:space="preserve"> PAGEREF _Toc238462382 \h </w:instrText>
+          <w:instrText xml:space="preserve"> PAGEREF _Toc238707050 \h </w:instrText>
         </w:r>
         <w:r>
           <w:rPr>
@@ -1525,7 +1524,7 @@
           <w14:ligatures w14:val="standardContextual"/>
         </w:rPr>
       </w:pPr>
-      <w:hyperlink w:anchor="_Toc238462383" w:history="1">
+      <w:hyperlink w:anchor="_Toc238707051" w:history="1">
         <w:r>
           <w:rPr>
             <w:rStyle w:val="Hipervnculo"/>
@@ -1552,7 +1551,7 @@
             <w:noProof/>
             <w:webHidden/>
           </w:rPr>
-          <w:instrText xml:space="preserve"> PAGEREF _Toc238462383 \h </w:instrText>
+          <w:instrText xml:space="preserve"> PAGEREF _Toc238707051 \h </w:instrText>
         </w:r>
         <w:r>
           <w:rPr>
@@ -1602,7 +1601,7 @@
           <w14:ligatures w14:val="standardContextual"/>
         </w:rPr>
       </w:pPr>
-      <w:hyperlink w:anchor="_Toc238462384" w:history="1">
+      <w:hyperlink w:anchor="_Toc238707052" w:history="1">
         <w:r>
           <w:rPr>
             <w:rStyle w:val="Hipervnculo"/>
@@ -1629,7 +1628,7 @@
             <w:noProof/>
             <w:webHidden/>
           </w:rPr>
-          <w:instrText xml:space="preserve"> PAGEREF _Toc238462384 \h </w:instrText>
+          <w:instrText xml:space="preserve"> PAGEREF _Toc238707052 \h </w:instrText>
         </w:r>
         <w:r>
           <w:rPr>
@@ -1679,7 +1678,7 @@
           <w14:ligatures w14:val="standardContextual"/>
         </w:rPr>
       </w:pPr>
-      <w:hyperlink w:anchor="_Toc238462385" w:history="1">
+      <w:hyperlink w:anchor="_Toc238707053" w:history="1">
         <w:r>
           <w:rPr>
             <w:rStyle w:val="Hipervnculo"/>
@@ -1706,7 +1705,7 @@
             <w:noProof/>
             <w:webHidden/>
           </w:rPr>
-          <w:instrText xml:space="preserve"> PAGEREF _Toc238462385 \h </w:instrText>
+          <w:instrText xml:space="preserve"> PAGEREF _Toc238707053 \h </w:instrText>
         </w:r>
         <w:r>
           <w:rPr>
@@ -1756,7 +1755,7 @@
           <w14:ligatures w14:val="standardContextual"/>
         </w:rPr>
       </w:pPr>
-      <w:hyperlink w:anchor="_Toc238462386" w:history="1">
+      <w:hyperlink w:anchor="_Toc238707054" w:history="1">
         <w:r>
           <w:rPr>
             <w:rStyle w:val="Hipervnculo"/>
@@ -1783,7 +1782,7 @@
             <w:noProof/>
             <w:webHidden/>
           </w:rPr>
-          <w:instrText xml:space="preserve"> PAGEREF _Toc238462386 \h </w:instrText>
+          <w:instrText xml:space="preserve"> PAGEREF _Toc238707054 \h </w:instrText>
         </w:r>
         <w:r>
           <w:rPr>
@@ -1833,7 +1832,7 @@
           <w14:ligatures w14:val="standardContextual"/>
         </w:rPr>
       </w:pPr>
-      <w:hyperlink w:anchor="_Toc238462387" w:history="1">
+      <w:hyperlink w:anchor="_Toc238707055" w:history="1">
         <w:r>
           <w:rPr>
             <w:rStyle w:val="Hipervnculo"/>
@@ -1860,7 +1859,7 @@
             <w:noProof/>
             <w:webHidden/>
           </w:rPr>
-          <w:instrText xml:space="preserve"> PAGEREF _Toc238462387 \h </w:instrText>
+          <w:instrText xml:space="preserve"> PAGEREF _Toc238707055 \h </w:instrText>
         </w:r>
         <w:r>
           <w:rPr>
@@ -1911,7 +1910,7 @@
           <w14:ligatures w14:val="standardContextual"/>
         </w:rPr>
       </w:pPr>
-      <w:hyperlink w:anchor="_Toc238462388" w:history="1">
+      <w:hyperlink w:anchor="_Toc238707056" w:history="1">
         <w:r>
           <w:rPr>
             <w:rStyle w:val="Hipervnculo"/>
@@ -1938,7 +1937,7 @@
             <w:noProof/>
             <w:webHidden/>
           </w:rPr>
-          <w:instrText xml:space="preserve"> PAGEREF _Toc238462388 \h </w:instrText>
+          <w:instrText xml:space="preserve"> PAGEREF _Toc238707056 \h </w:instrText>
         </w:r>
         <w:r>
           <w:rPr>
@@ -1988,7 +1987,7 @@
           <w14:ligatures w14:val="standardContextual"/>
         </w:rPr>
       </w:pPr>
-      <w:hyperlink w:anchor="_Toc238462389" w:history="1">
+      <w:hyperlink w:anchor="_Toc238707057" w:history="1">
         <w:r>
           <w:rPr>
             <w:rStyle w:val="Hipervnculo"/>
@@ -2015,7 +2014,7 @@
             <w:noProof/>
             <w:webHidden/>
           </w:rPr>
-          <w:instrText xml:space="preserve"> PAGEREF _Toc238462389 \h </w:instrText>
+          <w:instrText xml:space="preserve"> PAGEREF _Toc238707057 \h </w:instrText>
         </w:r>
         <w:r>
           <w:rPr>
@@ -2065,7 +2064,7 @@
           <w14:ligatures w14:val="standardContextual"/>
         </w:rPr>
       </w:pPr>
-      <w:hyperlink w:anchor="_Toc238462390" w:history="1">
+      <w:hyperlink w:anchor="_Toc238707058" w:history="1">
         <w:r>
           <w:rPr>
             <w:rStyle w:val="Hipervnculo"/>
@@ -2092,7 +2091,7 @@
             <w:noProof/>
             <w:webHidden/>
           </w:rPr>
-          <w:instrText xml:space="preserve"> PAGEREF _Toc238462390 \h </w:instrText>
+          <w:instrText xml:space="preserve"> PAGEREF _Toc238707058 \h </w:instrText>
         </w:r>
         <w:r>
           <w:rPr>
@@ -2140,7 +2139,7 @@
           <w14:ligatures w14:val="standardContextual"/>
         </w:rPr>
       </w:pPr>
-      <w:hyperlink w:anchor="_Toc238462391" w:history="1">
+      <w:hyperlink w:anchor="_Toc238707059" w:history="1">
         <w:r>
           <w:rPr>
             <w:rStyle w:val="Hipervnculo"/>
@@ -2167,7 +2166,7 @@
             <w:noProof/>
             <w:webHidden/>
           </w:rPr>
-          <w:instrText xml:space="preserve"> PAGEREF _Toc238462391 \h </w:instrText>
+          <w:instrText xml:space="preserve"> PAGEREF _Toc238707059 \h </w:instrText>
         </w:r>
         <w:r>
           <w:rPr>
@@ -2215,7 +2214,7 @@
           <w14:ligatures w14:val="standardContextual"/>
         </w:rPr>
       </w:pPr>
-      <w:hyperlink w:anchor="_Toc238462392" w:history="1">
+      <w:hyperlink w:anchor="_Toc238707060" w:history="1">
         <w:r>
           <w:rPr>
             <w:rStyle w:val="Hipervnculo"/>
@@ -2242,7 +2241,7 @@
             <w:noProof/>
             <w:webHidden/>
           </w:rPr>
-          <w:instrText xml:space="preserve"> PAGEREF _Toc238462392 \h </w:instrText>
+          <w:instrText xml:space="preserve"> PAGEREF _Toc238707060 \h </w:instrText>
         </w:r>
         <w:r>
           <w:rPr>
@@ -2290,7 +2289,7 @@
           <w14:ligatures w14:val="standardContextual"/>
         </w:rPr>
       </w:pPr>
-      <w:hyperlink w:anchor="_Toc238462393" w:history="1">
+      <w:hyperlink w:anchor="_Toc238707061" w:history="1">
         <w:r>
           <w:rPr>
             <w:rStyle w:val="Hipervnculo"/>
@@ -2317,7 +2316,7 @@
             <w:noProof/>
             <w:webHidden/>
           </w:rPr>
-          <w:instrText xml:space="preserve"> PAGEREF _Toc238462393 \h </w:instrText>
+          <w:instrText xml:space="preserve"> PAGEREF _Toc238707061 \h </w:instrText>
         </w:r>
         <w:r>
           <w:rPr>
@@ -2365,7 +2364,7 @@
           <w14:ligatures w14:val="standardContextual"/>
         </w:rPr>
       </w:pPr>
-      <w:hyperlink w:anchor="_Toc238462394" w:history="1">
+      <w:hyperlink w:anchor="_Toc238707062" w:history="1">
         <w:r>
           <w:rPr>
             <w:rStyle w:val="Hipervnculo"/>
@@ -2392,7 +2391,7 @@
             <w:noProof/>
             <w:webHidden/>
           </w:rPr>
-          <w:instrText xml:space="preserve"> PAGEREF _Toc238462394 \h </w:instrText>
+          <w:instrText xml:space="preserve"> PAGEREF _Toc238707062 \h </w:instrText>
         </w:r>
         <w:r>
           <w:rPr>
@@ -2443,7 +2442,7 @@
           <w14:ligatures w14:val="standardContextual"/>
         </w:rPr>
       </w:pPr>
-      <w:hyperlink w:anchor="_Toc238462395" w:history="1">
+      <w:hyperlink w:anchor="_Toc238707063" w:history="1">
         <w:r>
           <w:rPr>
             <w:rStyle w:val="Hipervnculo"/>
@@ -2470,7 +2469,7 @@
             <w:noProof/>
             <w:webHidden/>
           </w:rPr>
-          <w:instrText xml:space="preserve"> PAGEREF _Toc238462395 \h </w:instrText>
+          <w:instrText xml:space="preserve"> PAGEREF _Toc238707063 \h </w:instrText>
         </w:r>
         <w:r>
           <w:rPr>
@@ -2520,7 +2519,7 @@
           <w14:ligatures w14:val="standardContextual"/>
         </w:rPr>
       </w:pPr>
-      <w:hyperlink w:anchor="_Toc238462396" w:history="1">
+      <w:hyperlink w:anchor="_Toc238707064" w:history="1">
         <w:r>
           <w:rPr>
             <w:rStyle w:val="Hipervnculo"/>
@@ -2547,7 +2546,7 @@
             <w:noProof/>
             <w:webHidden/>
           </w:rPr>
-          <w:instrText xml:space="preserve"> PAGEREF _Toc238462396 \h </w:instrText>
+          <w:instrText xml:space="preserve"> PAGEREF _Toc238707064 \h </w:instrText>
         </w:r>
         <w:r>
           <w:rPr>
@@ -2597,7 +2596,7 @@
           <w14:ligatures w14:val="standardContextual"/>
         </w:rPr>
       </w:pPr>
-      <w:hyperlink w:anchor="_Toc238462397" w:history="1">
+      <w:hyperlink w:anchor="_Toc238707065" w:history="1">
         <w:r>
           <w:rPr>
             <w:rStyle w:val="Hipervnculo"/>
@@ -2624,7 +2623,7 @@
             <w:noProof/>
             <w:webHidden/>
           </w:rPr>
-          <w:instrText xml:space="preserve"> PAGEREF _Toc238462397 \h </w:instrText>
+          <w:instrText xml:space="preserve"> PAGEREF _Toc238707065 \h </w:instrText>
         </w:r>
         <w:r>
           <w:rPr>
@@ -2675,7 +2674,7 @@
           <w14:ligatures w14:val="standardContextual"/>
         </w:rPr>
       </w:pPr>
-      <w:hyperlink w:anchor="_Toc238462398" w:history="1">
+      <w:hyperlink w:anchor="_Toc238707066" w:history="1">
         <w:r>
           <w:rPr>
             <w:rStyle w:val="Hipervnculo"/>
@@ -2702,7 +2701,7 @@
             <w:noProof/>
             <w:webHidden/>
           </w:rPr>
-          <w:instrText xml:space="preserve"> PAGEREF _Toc238462398 \h </w:instrText>
+          <w:instrText xml:space="preserve"> PAGEREF _Toc238707066 \h </w:instrText>
         </w:r>
         <w:r>
           <w:rPr>
@@ -2752,7 +2751,7 @@
           <w14:ligatures w14:val="standardContextual"/>
         </w:rPr>
       </w:pPr>
-      <w:hyperlink w:anchor="_Toc238462399" w:history="1">
+      <w:hyperlink w:anchor="_Toc238707067" w:history="1">
         <w:r>
           <w:rPr>
             <w:rStyle w:val="Hipervnculo"/>
@@ -2779,7 +2778,7 @@
             <w:noProof/>
             <w:webHidden/>
           </w:rPr>
-          <w:instrText xml:space="preserve"> PAGEREF _Toc238462399 \h </w:instrText>
+          <w:instrText xml:space="preserve"> PAGEREF _Toc238707067 \h </w:instrText>
         </w:r>
         <w:r>
           <w:rPr>
@@ -2829,7 +2828,7 @@
           <w14:ligatures w14:val="standardContextual"/>
         </w:rPr>
       </w:pPr>
-      <w:hyperlink w:anchor="_Toc238462400" w:history="1">
+      <w:hyperlink w:anchor="_Toc238707068" w:history="1">
         <w:r>
           <w:rPr>
             <w:rStyle w:val="Hipervnculo"/>
@@ -2856,7 +2855,7 @@
             <w:noProof/>
             <w:webHidden/>
           </w:rPr>
-          <w:instrText xml:space="preserve"> PAGEREF _Toc238462400 \h </w:instrText>
+          <w:instrText xml:space="preserve"> PAGEREF _Toc238707068 \h </w:instrText>
         </w:r>
         <w:r>
           <w:rPr>
@@ -2907,7 +2906,7 @@
           <w14:ligatures w14:val="standardContextual"/>
         </w:rPr>
       </w:pPr>
-      <w:hyperlink w:anchor="_Toc238462401" w:history="1">
+      <w:hyperlink w:anchor="_Toc238707069" w:history="1">
         <w:r>
           <w:rPr>
             <w:rStyle w:val="Hipervnculo"/>
@@ -2934,7 +2933,7 @@
             <w:noProof/>
             <w:webHidden/>
           </w:rPr>
-          <w:instrText xml:space="preserve"> PAGEREF _Toc238462401 \h </w:instrText>
+          <w:instrText xml:space="preserve"> PAGEREF _Toc238707069 \h </w:instrText>
         </w:r>
         <w:r>
           <w:rPr>
@@ -2984,7 +2983,7 @@
           <w14:ligatures w14:val="standardContextual"/>
         </w:rPr>
       </w:pPr>
-      <w:hyperlink w:anchor="_Toc238462402" w:history="1">
+      <w:hyperlink w:anchor="_Toc238707070" w:history="1">
         <w:r>
           <w:rPr>
             <w:rStyle w:val="Hipervnculo"/>
@@ -3011,7 +3010,7 @@
             <w:noProof/>
             <w:webHidden/>
           </w:rPr>
-          <w:instrText xml:space="preserve"> PAGEREF _Toc238462402 \h </w:instrText>
+          <w:instrText xml:space="preserve"> PAGEREF _Toc238707070 \h </w:instrText>
         </w:r>
         <w:r>
           <w:rPr>
@@ -3061,7 +3060,7 @@
           <w14:ligatures w14:val="standardContextual"/>
         </w:rPr>
       </w:pPr>
-      <w:hyperlink w:anchor="_Toc238462403" w:history="1">
+      <w:hyperlink w:anchor="_Toc238707071" w:history="1">
         <w:r>
           <w:rPr>
             <w:rStyle w:val="Hipervnculo"/>
@@ -3088,7 +3087,7 @@
             <w:noProof/>
             <w:webHidden/>
           </w:rPr>
-          <w:instrText xml:space="preserve"> PAGEREF _Toc238462403 \h </w:instrText>
+          <w:instrText xml:space="preserve"> PAGEREF _Toc238707071 \h </w:instrText>
         </w:r>
         <w:r>
           <w:rPr>
@@ -3138,7 +3137,7 @@
           <w14:ligatures w14:val="standardContextual"/>
         </w:rPr>
       </w:pPr>
-      <w:hyperlink w:anchor="_Toc238462404" w:history="1">
+      <w:hyperlink w:anchor="_Toc238707072" w:history="1">
         <w:r>
           <w:rPr>
             <w:rStyle w:val="Hipervnculo"/>
@@ -3165,7 +3164,7 @@
             <w:noProof/>
             <w:webHidden/>
           </w:rPr>
-          <w:instrText xml:space="preserve"> PAGEREF _Toc238462404 \h </w:instrText>
+          <w:instrText xml:space="preserve"> PAGEREF _Toc238707072 \h </w:instrText>
         </w:r>
         <w:r>
           <w:rPr>
@@ -3215,7 +3214,7 @@
           <w14:ligatures w14:val="standardContextual"/>
         </w:rPr>
       </w:pPr>
-      <w:hyperlink w:anchor="_Toc238462405" w:history="1">
+      <w:hyperlink w:anchor="_Toc238707073" w:history="1">
         <w:r>
           <w:rPr>
             <w:rStyle w:val="Hipervnculo"/>
@@ -3242,7 +3241,7 @@
             <w:noProof/>
             <w:webHidden/>
           </w:rPr>
-          <w:instrText xml:space="preserve"> PAGEREF _Toc238462405 \h </w:instrText>
+          <w:instrText xml:space="preserve"> PAGEREF _Toc238707073 \h </w:instrText>
         </w:r>
         <w:r>
           <w:rPr>
@@ -3292,7 +3291,7 @@
           <w14:ligatures w14:val="standardContextual"/>
         </w:rPr>
       </w:pPr>
-      <w:hyperlink w:anchor="_Toc238462406" w:history="1">
+      <w:hyperlink w:anchor="_Toc238707074" w:history="1">
         <w:r>
           <w:rPr>
             <w:rStyle w:val="Hipervnculo"/>
@@ -3319,7 +3318,7 @@
             <w:noProof/>
             <w:webHidden/>
           </w:rPr>
-          <w:instrText xml:space="preserve"> PAGEREF _Toc238462406 \h </w:instrText>
+          <w:instrText xml:space="preserve"> PAGEREF _Toc238707074 \h </w:instrText>
         </w:r>
         <w:r>
           <w:rPr>
@@ -3364,9 +3363,8 @@
       <w:pPr>
         <w:pStyle w:val="Ttulo"/>
       </w:pPr>
-      <w:bookmarkStart w:id="1" w:name="_Toc238462372"/>
-      <w:r>
-        <w:lastRenderedPageBreak/>
+      <w:bookmarkStart w:id="1" w:name="_Toc238707040"/>
+      <w:r>
         <w:t>Foreword</w:t>
       </w:r>
       <w:bookmarkEnd w:id="1"/>
@@ -3380,9 +3378,8 @@
       <w:pPr>
         <w:pStyle w:val="Ttulo"/>
       </w:pPr>
-      <w:bookmarkStart w:id="2" w:name="_Toc238462373"/>
-      <w:r>
-        <w:lastRenderedPageBreak/>
+      <w:bookmarkStart w:id="2" w:name="_Toc238707041"/>
+      <w:r>
         <w:t>1. Purpose, scope, and models</w:t>
       </w:r>
       <w:bookmarkEnd w:id="2"/>
@@ -3397,7 +3394,7 @@
         <w:pStyle w:val="Ttulo1"/>
         <w:spacing w:before="280"/>
       </w:pPr>
-      <w:bookmarkStart w:id="3" w:name="_Toc238462374"/>
+      <w:bookmarkStart w:id="3" w:name="_Toc238707042"/>
       <w:r>
         <w:t>1.1 Scope of this guide</w:t>
       </w:r>
@@ -3422,9 +3419,8 @@
       <w:pPr>
         <w:pStyle w:val="Ttulo"/>
       </w:pPr>
-      <w:bookmarkStart w:id="4" w:name="_Toc238462375"/>
-      <w:r>
-        <w:lastRenderedPageBreak/>
+      <w:bookmarkStart w:id="4" w:name="_Toc238707043"/>
+      <w:r>
         <w:t>2. Activation and producer selection</w:t>
       </w:r>
       <w:bookmarkEnd w:id="4"/>
@@ -3434,7 +3430,7 @@
         <w:pStyle w:val="Ttulo1"/>
         <w:spacing w:before="280"/>
       </w:pPr>
-      <w:bookmarkStart w:id="5" w:name="_Toc238462376"/>
+      <w:bookmarkStart w:id="5" w:name="_Toc238707044"/>
       <w:r>
         <w:t>2.1 Console command</w:t>
       </w:r>
@@ -3892,7 +3888,7 @@
         <w:pStyle w:val="Ttulo1"/>
         <w:spacing w:before="280"/>
       </w:pPr>
-      <w:bookmarkStart w:id="6" w:name="_Toc238462377"/>
+      <w:bookmarkStart w:id="6" w:name="_Toc238707045"/>
       <w:r>
         <w:t>2.2 Conditions and special paths</w:t>
       </w:r>
@@ -3950,9 +3946,8 @@
       <w:pPr>
         <w:pStyle w:val="Ttulo"/>
       </w:pPr>
-      <w:bookmarkStart w:id="7" w:name="_Toc238462378"/>
-      <w:r>
-        <w:lastRenderedPageBreak/>
+      <w:bookmarkStart w:id="7" w:name="_Toc238707046"/>
+      <w:r>
         <w:t>3. Common file structure</w:t>
       </w:r>
       <w:bookmarkEnd w:id="7"/>
@@ -3962,7 +3957,7 @@
         <w:pStyle w:val="Ttulo1"/>
         <w:spacing w:before="280"/>
       </w:pPr>
-      <w:bookmarkStart w:id="8" w:name="_Toc238462379"/>
+      <w:bookmarkStart w:id="8" w:name="_Toc238707047"/>
       <w:r>
         <w:t>3.1 Physical hierarchy</w:t>
       </w:r>
@@ -4283,7 +4278,7 @@
         <w:pStyle w:val="Ttulo1"/>
         <w:spacing w:before="280"/>
       </w:pPr>
-      <w:bookmarkStart w:id="9" w:name="_Toc238462380"/>
+      <w:bookmarkStart w:id="9" w:name="_Toc238707048"/>
       <w:r>
         <w:t>3.2 Timing rules</w:t>
       </w:r>
@@ -4365,9 +4360,8 @@
       <w:pPr>
         <w:pStyle w:val="Ttulo"/>
       </w:pPr>
-      <w:bookmarkStart w:id="10" w:name="_Toc238462381"/>
-      <w:r>
-        <w:lastRenderedPageBreak/>
+      <w:bookmarkStart w:id="10" w:name="_Toc238707049"/>
+      <w:r>
         <w:t>4. Common framework records</w:t>
       </w:r>
       <w:bookmarkEnd w:id="10"/>
@@ -4377,7 +4371,7 @@
         <w:pStyle w:val="Ttulo1"/>
         <w:spacing w:before="280"/>
       </w:pPr>
-      <w:bookmarkStart w:id="11" w:name="_Toc238462382"/>
+      <w:bookmarkStart w:id="11" w:name="_Toc238707050"/>
       <w:r>
         <w:t>CPU — Info Cycle</w:t>
       </w:r>
@@ -4443,7 +4437,7 @@
         <w:pStyle w:val="Ttulo1"/>
         <w:spacing w:before="280"/>
       </w:pPr>
-      <w:bookmarkStart w:id="12" w:name="_Toc238462383"/>
+      <w:bookmarkStart w:id="12" w:name="_Toc238707051"/>
       <w:r>
         <w:t>CPU — Transaction about to execute</w:t>
       </w:r>
@@ -4509,7 +4503,7 @@
         <w:pStyle w:val="Ttulo1"/>
         <w:spacing w:before="280"/>
       </w:pPr>
-      <w:bookmarkStart w:id="13" w:name="_Toc238462384"/>
+      <w:bookmarkStart w:id="13" w:name="_Toc238707052"/>
       <w:r>
         <w:t>CPU — Executed instruction</w:t>
       </w:r>
@@ -4575,7 +4569,7 @@
         <w:pStyle w:val="Ttulo1"/>
         <w:spacing w:before="280"/>
       </w:pPr>
-      <w:bookmarkStart w:id="14" w:name="_Toc238462385"/>
+      <w:bookmarkStart w:id="14" w:name="_Toc238707053"/>
       <w:r>
         <w:t>CPU — Stop</w:t>
       </w:r>
@@ -4630,7 +4624,6 @@
         <w:rPr>
           <w:b/>
         </w:rPr>
-        <w:lastRenderedPageBreak/>
         <w:t>Status:</w:t>
       </w:r>
       <w:r>
@@ -4642,7 +4635,7 @@
         <w:pStyle w:val="Ttulo1"/>
         <w:spacing w:before="280"/>
       </w:pPr>
-      <w:bookmarkStart w:id="15" w:name="_Toc238462386"/>
+      <w:bookmarkStart w:id="15" w:name="_Toc238707054"/>
       <w:r>
         <w:t>CPU — Interrupts</w:t>
       </w:r>
@@ -4708,7 +4701,7 @@
         <w:pStyle w:val="Ttulo1"/>
         <w:spacing w:before="280"/>
       </w:pPr>
-      <w:bookmarkStart w:id="16" w:name="_Toc238462387"/>
+      <w:bookmarkStart w:id="16" w:name="_Toc238707055"/>
       <w:r>
         <w:t>Memory — Applied Set</w:t>
       </w:r>
@@ -4773,9 +4766,8 @@
       <w:pPr>
         <w:pStyle w:val="Ttulo"/>
       </w:pPr>
-      <w:bookmarkStart w:id="17" w:name="_Toc238462388"/>
-      <w:r>
-        <w:lastRenderedPageBreak/>
+      <w:bookmarkStart w:id="17" w:name="_Toc238707056"/>
+      <w:r>
         <w:t>5. Machine-specific components</w:t>
       </w:r>
       <w:bookmarkEnd w:id="17"/>
@@ -4785,7 +4777,7 @@
         <w:pStyle w:val="Ttulo1"/>
         <w:spacing w:before="280"/>
       </w:pPr>
-      <w:bookmarkStart w:id="18" w:name="_Toc238462389"/>
+      <w:bookmarkStart w:id="18" w:name="_Toc238707057"/>
       <w:r>
         <w:t>5.1 Selectable inventory</w:t>
       </w:r>
@@ -5247,7 +5239,7 @@
         <w:pStyle w:val="Ttulo1"/>
         <w:spacing w:before="280"/>
       </w:pPr>
-      <w:bookmarkStart w:id="19" w:name="_Toc238462390"/>
+      <w:bookmarkStart w:id="19" w:name="_Toc238707058"/>
       <w:r>
         <w:t>5.2 Record catalog</w:t>
       </w:r>
@@ -5257,7 +5249,7 @@
       <w:pPr>
         <w:pStyle w:val="Ttulo2"/>
       </w:pPr>
-      <w:bookmarkStart w:id="20" w:name="_Toc238462391"/>
+      <w:bookmarkStart w:id="20" w:name="_Toc238707059"/>
       <w:r>
         <w:t>TMS99xx — Info Cyle</w:t>
       </w:r>
@@ -5311,7 +5303,7 @@
       <w:pPr>
         <w:pStyle w:val="Ttulo2"/>
       </w:pPr>
-      <w:bookmarkStart w:id="21" w:name="_Toc238462392"/>
+      <w:bookmarkStart w:id="21" w:name="_Toc238707060"/>
       <w:r>
         <w:t>AY-3-8910 — no current output</w:t>
       </w:r>
@@ -5365,7 +5357,7 @@
       <w:pPr>
         <w:pStyle w:val="Ttulo2"/>
       </w:pPr>
-      <w:bookmarkStart w:id="22" w:name="_Toc238462393"/>
+      <w:bookmarkStart w:id="22" w:name="_Toc238707061"/>
       <w:r>
         <w:t>PPI8255 — no current output</w:t>
       </w:r>
@@ -5419,7 +5411,7 @@
       <w:pPr>
         <w:pStyle w:val="Ttulo2"/>
       </w:pPr>
-      <w:bookmarkStart w:id="23" w:name="_Toc238462394"/>
+      <w:bookmarkStart w:id="23" w:name="_Toc238707062"/>
       <w:r>
         <w:t>MSXDatasetteInjection</w:t>
       </w:r>
@@ -5452,7 +5444,6 @@
         <w:rPr>
           <w:b/>
         </w:rPr>
-        <w:lastRenderedPageBreak/>
         <w:t>Timing:</w:t>
       </w:r>
       <w:r>
@@ -5474,9 +5465,8 @@
       <w:pPr>
         <w:pStyle w:val="Ttulo"/>
       </w:pPr>
-      <w:bookmarkStart w:id="24" w:name="_Toc238462395"/>
-      <w:r>
-        <w:lastRenderedPageBreak/>
+      <w:bookmarkStart w:id="24" w:name="_Toc238707063"/>
+      <w:r>
         <w:t>6. Interpretation method</w:t>
       </w:r>
       <w:bookmarkEnd w:id="24"/>
@@ -5486,7 +5476,7 @@
         <w:pStyle w:val="Ttulo1"/>
         <w:spacing w:before="280"/>
       </w:pPr>
-      <w:bookmarkStart w:id="25" w:name="_Toc238462396"/>
+      <w:bookmarkStart w:id="25" w:name="_Toc238707064"/>
       <w:r>
         <w:t>6.1 Recommended procedure</w:t>
       </w:r>
@@ -5569,7 +5559,7 @@
         <w:pStyle w:val="Ttulo1"/>
         <w:spacing w:before="280"/>
       </w:pPr>
-      <w:bookmarkStart w:id="26" w:name="_Toc238462397"/>
+      <w:bookmarkStart w:id="26" w:name="_Toc238707065"/>
       <w:r>
         <w:t>6.2 Annotated example</w:t>
       </w:r>
@@ -5645,9 +5635,8 @@
       <w:pPr>
         <w:pStyle w:val="Ttulo"/>
       </w:pPr>
-      <w:bookmarkStart w:id="27" w:name="_Toc238462398"/>
-      <w:r>
-        <w:lastRenderedPageBreak/>
+      <w:bookmarkStart w:id="27" w:name="_Toc238707066"/>
+      <w:r>
         <w:t>7. Limitations and maintenance</w:t>
       </w:r>
       <w:bookmarkEnd w:id="27"/>
@@ -5657,7 +5646,7 @@
         <w:pStyle w:val="Ttulo1"/>
         <w:spacing w:before="280"/>
       </w:pPr>
-      <w:bookmarkStart w:id="28" w:name="_Toc238462399"/>
+      <w:bookmarkStart w:id="28" w:name="_Toc238707067"/>
       <w:r>
         <w:t>7.1 Specific limitations</w:t>
       </w:r>
@@ -5704,7 +5693,7 @@
         <w:pStyle w:val="Ttulo1"/>
         <w:spacing w:before="280"/>
       </w:pPr>
-      <w:bookmarkStart w:id="29" w:name="_Toc238462400"/>
+      <w:bookmarkStart w:id="29" w:name="_Toc238707068"/>
       <w:r>
         <w:t>7.2 Maintenance contract</w:t>
       </w:r>
@@ -5762,9 +5751,8 @@
       <w:pPr>
         <w:pStyle w:val="Ttulo"/>
       </w:pPr>
-      <w:bookmarkStart w:id="30" w:name="_Toc238462401"/>
-      <w:r>
-        <w:lastRenderedPageBreak/>
+      <w:bookmarkStart w:id="30" w:name="_Toc238707069"/>
+      <w:r>
         <w:t>Appendices</w:t>
       </w:r>
       <w:bookmarkEnd w:id="30"/>
@@ -5773,7 +5761,7 @@
       <w:pPr>
         <w:pStyle w:val="Ttulo1"/>
       </w:pPr>
-      <w:bookmarkStart w:id="31" w:name="_Toc238462402"/>
+      <w:bookmarkStart w:id="31" w:name="_Toc238707070"/>
       <w:r>
         <w:t>Appendix A. Provenance and revision</w:t>
       </w:r>
@@ -5786,7 +5774,6 @@
     </w:p>
     <w:p>
       <w:r>
-        <w:lastRenderedPageBreak/>
         <w:t>Structured sources: .codex/documentation/debug-files/sources/debug-common.yaml and .codex/documentation/debug-files/sources/msx.yaml.</w:t>
       </w:r>
     </w:p>
@@ -5795,7 +5782,7 @@
         <w:pStyle w:val="Ttulo1"/>
         <w:spacing w:before="280"/>
       </w:pPr>
-      <w:bookmarkStart w:id="32" w:name="_Toc238462403"/>
+      <w:bookmarkStart w:id="32" w:name="_Toc238707071"/>
       <w:r>
         <w:t>A.1 Watched source files</w:t>
       </w:r>
@@ -6558,7 +6545,7 @@
         <w:pStyle w:val="Ttulo1"/>
         <w:spacing w:before="280"/>
       </w:pPr>
-      <w:bookmarkStart w:id="33" w:name="_Toc238462404"/>
+      <w:bookmarkStart w:id="33" w:name="_Toc238707072"/>
       <w:r>
         <w:t>A.2 Revision history</w:t>
       </w:r>
@@ -6729,7 +6716,7 @@
       <w:pPr>
         <w:pStyle w:val="Ttulo1"/>
       </w:pPr>
-      <w:bookmarkStart w:id="34" w:name="_Toc238462405"/>
+      <w:bookmarkStart w:id="34" w:name="_Toc238707073"/>
       <w:r>
         <w:t>Illustrations</w:t>
       </w:r>
@@ -6769,9 +6756,8 @@
       <w:pPr>
         <w:pStyle w:val="Ttulo1"/>
       </w:pPr>
-      <w:bookmarkStart w:id="35" w:name="_Toc238462406"/>
-      <w:r>
-        <w:lastRenderedPageBreak/>
+      <w:bookmarkStart w:id="35" w:name="_Toc238707074"/>
+      <w:r>
         <w:t>Equations</w:t>
       </w:r>
       <w:bookmarkEnd w:id="35"/>
@@ -6875,7 +6861,7 @@
         <w:noProof/>
       </w:rPr>
       <w:drawing>
-        <wp:inline distT="0" distB="0" distL="0" distR="0" wp14:anchorId="5AF4AD49" wp14:editId="77A8BCC2">
+        <wp:inline distT="0" distB="0" distL="0" distR="0" wp14:anchorId="439666C6" wp14:editId="7BF1909E">
           <wp:extent cx="576000" cy="459360"/>
           <wp:effectExtent l="0" t="0" r="0" b="0"/>
           <wp:docPr id="1" name="ARGOS framework mark" descr="ARGOS framework mark"/>
@@ -7285,10 +7271,10 @@
         <w:noProof/>
       </w:rPr>
       <w:drawing>
-        <wp:inline distT="0" distB="0" distL="0" distR="0" wp14:anchorId="1F5E4641" wp14:editId="7EB9F51D">
+        <wp:inline distT="0" distB="0" distL="0" distR="0" wp14:anchorId="7D4603AB" wp14:editId="0207A425">
           <wp:extent cx="1512000" cy="1205820"/>
           <wp:effectExtent l="0" t="0" r="0" b="0"/>
-          <wp:docPr id="1489805822" name="ARGOS framework mark" descr="ARGOS framework mark"/>
+          <wp:docPr id="581670968" name="ARGOS framework mark" descr="ARGOS framework mark"/>
           <wp:cNvGraphicFramePr>
             <a:graphicFrameLocks xmlns:a="http://schemas.openxmlformats.org/drawingml/2006/main" noChangeAspect="1"/>
           </wp:cNvGraphicFramePr>
@@ -10261,19 +10247,19 @@
   <w:num w:numId="26" w16cid:durableId="846600881">
     <w:abstractNumId w:val="20"/>
   </w:num>
-  <w:num w:numId="27" w16cid:durableId="269245042">
+  <w:num w:numId="27" w16cid:durableId="1911769433">
     <w:abstractNumId w:val="0"/>
   </w:num>
-  <w:num w:numId="28" w16cid:durableId="2013987937">
+  <w:num w:numId="28" w16cid:durableId="570164993">
     <w:abstractNumId w:val="0"/>
   </w:num>
-  <w:num w:numId="29" w16cid:durableId="2017951511">
+  <w:num w:numId="29" w16cid:durableId="1345090136">
     <w:abstractNumId w:val="6"/>
   </w:num>
-  <w:num w:numId="30" w16cid:durableId="2100171142">
+  <w:num w:numId="30" w16cid:durableId="489178393">
     <w:abstractNumId w:val="0"/>
   </w:num>
-  <w:num w:numId="31" w16cid:durableId="1599170006">
+  <w:num w:numId="31" w16cid:durableId="591856743">
     <w:abstractNumId w:val="0"/>
   </w:num>
 </w:numbering>
